--- a/Documentacion/Estudio base de datos.docx
+++ b/Documentacion/Estudio base de datos.docx
@@ -38,7 +38,10 @@
         <w:t>Contenido</w:t>
       </w:r>
       <w:r>
-        <w:t xml:space="preserve"> de la DB</w:t>
+        <w:t xml:space="preserve"> de la </w:t>
+      </w:r>
+      <w:r>
+        <w:t>BD</w:t>
       </w:r>
     </w:p>
     <w:p>
@@ -112,7 +115,11 @@
           <w:tcPr>
             <w:tcW w:w="1536" w:type="dxa"/>
           </w:tcPr>
-          <w:p/>
+          <w:p>
+            <w:r>
+              <w:t>double</w:t>
+            </w:r>
+          </w:p>
         </w:tc>
         <w:tc>
           <w:tcPr>
@@ -148,7 +155,11 @@
           <w:tcPr>
             <w:tcW w:w="1536" w:type="dxa"/>
           </w:tcPr>
-          <w:p/>
+          <w:p>
+            <w:r>
+              <w:t>double</w:t>
+            </w:r>
+          </w:p>
         </w:tc>
         <w:tc>
           <w:tcPr>
@@ -184,7 +195,11 @@
           <w:tcPr>
             <w:tcW w:w="1536" w:type="dxa"/>
           </w:tcPr>
-          <w:p/>
+          <w:p>
+            <w:r>
+              <w:t>text</w:t>
+            </w:r>
+          </w:p>
         </w:tc>
         <w:tc>
           <w:tcPr>
@@ -220,7 +235,11 @@
           <w:tcPr>
             <w:tcW w:w="1536" w:type="dxa"/>
           </w:tcPr>
-          <w:p/>
+          <w:p>
+            <w:r>
+              <w:t>text</w:t>
+            </w:r>
+          </w:p>
         </w:tc>
         <w:tc>
           <w:tcPr>
@@ -256,7 +275,11 @@
           <w:tcPr>
             <w:tcW w:w="1536" w:type="dxa"/>
           </w:tcPr>
-          <w:p/>
+          <w:p>
+            <w:r>
+              <w:t>double</w:t>
+            </w:r>
+          </w:p>
         </w:tc>
         <w:tc>
           <w:tcPr>
@@ -292,7 +315,11 @@
           <w:tcPr>
             <w:tcW w:w="1536" w:type="dxa"/>
           </w:tcPr>
-          <w:p/>
+          <w:p>
+            <w:r>
+              <w:t>text</w:t>
+            </w:r>
+          </w:p>
         </w:tc>
         <w:tc>
           <w:tcPr>
@@ -328,7 +355,11 @@
           <w:tcPr>
             <w:tcW w:w="1536" w:type="dxa"/>
           </w:tcPr>
-          <w:p/>
+          <w:p>
+            <w:r>
+              <w:t>text</w:t>
+            </w:r>
+          </w:p>
         </w:tc>
         <w:tc>
           <w:tcPr>
@@ -364,7 +395,11 @@
           <w:tcPr>
             <w:tcW w:w="1536" w:type="dxa"/>
           </w:tcPr>
-          <w:p/>
+          <w:p>
+            <w:r>
+              <w:t>text</w:t>
+            </w:r>
+          </w:p>
         </w:tc>
         <w:tc>
           <w:tcPr>
@@ -400,7 +435,11 @@
           <w:tcPr>
             <w:tcW w:w="1536" w:type="dxa"/>
           </w:tcPr>
-          <w:p/>
+          <w:p>
+            <w:r>
+              <w:t>double</w:t>
+            </w:r>
+          </w:p>
         </w:tc>
         <w:tc>
           <w:tcPr>
@@ -436,7 +475,11 @@
           <w:tcPr>
             <w:tcW w:w="1536" w:type="dxa"/>
           </w:tcPr>
-          <w:p/>
+          <w:p>
+            <w:r>
+              <w:t>text</w:t>
+            </w:r>
+          </w:p>
         </w:tc>
         <w:tc>
           <w:tcPr>
@@ -472,7 +515,11 @@
           <w:tcPr>
             <w:tcW w:w="1536" w:type="dxa"/>
           </w:tcPr>
-          <w:p/>
+          <w:p>
+            <w:r>
+              <w:t>double</w:t>
+            </w:r>
+          </w:p>
         </w:tc>
         <w:tc>
           <w:tcPr>
@@ -508,7 +555,11 @@
           <w:tcPr>
             <w:tcW w:w="1536" w:type="dxa"/>
           </w:tcPr>
-          <w:p/>
+          <w:p>
+            <w:r>
+              <w:t>text</w:t>
+            </w:r>
+          </w:p>
         </w:tc>
         <w:tc>
           <w:tcPr>
@@ -544,7 +595,11 @@
           <w:tcPr>
             <w:tcW w:w="1536" w:type="dxa"/>
           </w:tcPr>
-          <w:p/>
+          <w:p>
+            <w:r>
+              <w:t>text</w:t>
+            </w:r>
+          </w:p>
         </w:tc>
         <w:tc>
           <w:tcPr>
@@ -580,7 +635,11 @@
           <w:tcPr>
             <w:tcW w:w="1536" w:type="dxa"/>
           </w:tcPr>
-          <w:p/>
+          <w:p>
+            <w:r>
+              <w:t>text</w:t>
+            </w:r>
+          </w:p>
         </w:tc>
         <w:tc>
           <w:tcPr>
@@ -616,7 +675,11 @@
           <w:tcPr>
             <w:tcW w:w="1536" w:type="dxa"/>
           </w:tcPr>
-          <w:p/>
+          <w:p>
+            <w:r>
+              <w:t>double</w:t>
+            </w:r>
+          </w:p>
         </w:tc>
         <w:tc>
           <w:tcPr>
@@ -652,7 +715,11 @@
           <w:tcPr>
             <w:tcW w:w="1536" w:type="dxa"/>
           </w:tcPr>
-          <w:p/>
+          <w:p>
+            <w:r>
+              <w:t>text</w:t>
+            </w:r>
+          </w:p>
         </w:tc>
         <w:tc>
           <w:tcPr>
@@ -688,7 +755,11 @@
           <w:tcPr>
             <w:tcW w:w="1536" w:type="dxa"/>
           </w:tcPr>
-          <w:p/>
+          <w:p>
+            <w:r>
+              <w:t>text</w:t>
+            </w:r>
+          </w:p>
         </w:tc>
         <w:tc>
           <w:tcPr>
@@ -724,7 +795,11 @@
           <w:tcPr>
             <w:tcW w:w="1536" w:type="dxa"/>
           </w:tcPr>
-          <w:p/>
+          <w:p>
+            <w:r>
+              <w:t>text</w:t>
+            </w:r>
+          </w:p>
         </w:tc>
         <w:tc>
           <w:tcPr>
@@ -760,7 +835,11 @@
           <w:tcPr>
             <w:tcW w:w="1536" w:type="dxa"/>
           </w:tcPr>
-          <w:p/>
+          <w:p>
+            <w:r>
+              <w:t>double</w:t>
+            </w:r>
+          </w:p>
         </w:tc>
         <w:tc>
           <w:tcPr>
@@ -796,7 +875,11 @@
           <w:tcPr>
             <w:tcW w:w="1536" w:type="dxa"/>
           </w:tcPr>
-          <w:p/>
+          <w:p>
+            <w:r>
+              <w:t>double</w:t>
+            </w:r>
+          </w:p>
         </w:tc>
         <w:tc>
           <w:tcPr>
@@ -832,7 +915,11 @@
           <w:tcPr>
             <w:tcW w:w="1536" w:type="dxa"/>
           </w:tcPr>
-          <w:p/>
+          <w:p>
+            <w:r>
+              <w:t>double</w:t>
+            </w:r>
+          </w:p>
         </w:tc>
         <w:tc>
           <w:tcPr>
@@ -868,7 +955,11 @@
           <w:tcPr>
             <w:tcW w:w="1536" w:type="dxa"/>
           </w:tcPr>
-          <w:p/>
+          <w:p>
+            <w:r>
+              <w:t>text</w:t>
+            </w:r>
+          </w:p>
         </w:tc>
         <w:tc>
           <w:tcPr>
@@ -904,7 +995,11 @@
           <w:tcPr>
             <w:tcW w:w="1536" w:type="dxa"/>
           </w:tcPr>
-          <w:p/>
+          <w:p>
+            <w:r>
+              <w:t>text</w:t>
+            </w:r>
+          </w:p>
         </w:tc>
         <w:tc>
           <w:tcPr>
@@ -940,7 +1035,11 @@
           <w:tcPr>
             <w:tcW w:w="1536" w:type="dxa"/>
           </w:tcPr>
-          <w:p/>
+          <w:p>
+            <w:r>
+              <w:t>text</w:t>
+            </w:r>
+          </w:p>
         </w:tc>
         <w:tc>
           <w:tcPr>
@@ -976,13 +1075,21 @@
           <w:tcPr>
             <w:tcW w:w="1536" w:type="dxa"/>
           </w:tcPr>
-          <w:p/>
+          <w:p>
+            <w:r>
+              <w:t>text</w:t>
+            </w:r>
+          </w:p>
         </w:tc>
         <w:tc>
           <w:tcPr>
             <w:tcW w:w="5387" w:type="dxa"/>
           </w:tcPr>
-          <w:p/>
+          <w:p>
+            <w:r>
+              <w:t>Calificación de la experiencia de compra</w:t>
+            </w:r>
+          </w:p>
         </w:tc>
       </w:tr>
       <w:tr>
@@ -1008,7 +1115,11 @@
           <w:tcPr>
             <w:tcW w:w="1536" w:type="dxa"/>
           </w:tcPr>
-          <w:p/>
+          <w:p>
+            <w:r>
+              <w:t>text</w:t>
+            </w:r>
+          </w:p>
         </w:tc>
         <w:tc>
           <w:tcPr>
@@ -1044,7 +1155,11 @@
           <w:tcPr>
             <w:tcW w:w="1536" w:type="dxa"/>
           </w:tcPr>
-          <w:p/>
+          <w:p>
+            <w:r>
+              <w:t>text</w:t>
+            </w:r>
+          </w:p>
         </w:tc>
         <w:tc>
           <w:tcPr>
@@ -1080,7 +1195,11 @@
           <w:tcPr>
             <w:tcW w:w="1536" w:type="dxa"/>
           </w:tcPr>
-          <w:p/>
+          <w:p>
+            <w:r>
+              <w:t>text</w:t>
+            </w:r>
+          </w:p>
         </w:tc>
         <w:tc>
           <w:tcPr>
@@ -1116,7 +1235,11 @@
           <w:tcPr>
             <w:tcW w:w="1536" w:type="dxa"/>
           </w:tcPr>
-          <w:p/>
+          <w:p>
+            <w:r>
+              <w:t>text</w:t>
+            </w:r>
+          </w:p>
         </w:tc>
         <w:tc>
           <w:tcPr>
@@ -1152,7 +1275,11 @@
           <w:tcPr>
             <w:tcW w:w="1536" w:type="dxa"/>
           </w:tcPr>
-          <w:p/>
+          <w:p>
+            <w:r>
+              <w:t>double</w:t>
+            </w:r>
+          </w:p>
         </w:tc>
         <w:tc>
           <w:tcPr>
@@ -1188,7 +1315,19 @@
         <w:t>,</w:t>
       </w:r>
       <w:r>
-        <w:t xml:space="preserve"> “Zipcode”</w:t>
+        <w:t xml:space="preserve"> </w:t>
+      </w:r>
+      <w:r>
+        <w:t>“</w:t>
+      </w:r>
+      <w:r>
+        <w:t>C</w:t>
+      </w:r>
+      <w:r>
+        <w:t xml:space="preserve">ity”, </w:t>
+      </w:r>
+      <w:r>
+        <w:t>“Zipcode”</w:t>
       </w:r>
       <w:r>
         <w:t xml:space="preserve"> y “Shipping_Method”</w:t>
@@ -1308,8 +1447,8 @@
                                     <w:rPr>
                                       <w:rFonts w:ascii="Calibri" w:eastAsia="Times New Roman" w:hAnsi="Calibri" w:cs="Calibri"/>
                                       <w:color w:val="000000"/>
-                                      <w:sz w:val="18"/>
-                                      <w:szCs w:val="18"/>
+                                      <w:sz w:val="20"/>
+                                      <w:szCs w:val="20"/>
                                       <w:lang w:val="en-US" w:eastAsia="es-VE"/>
                                     </w:rPr>
                                   </w:pPr>
@@ -1317,8 +1456,8 @@
                                     <w:rPr>
                                       <w:rFonts w:ascii="Calibri" w:eastAsia="Times New Roman" w:hAnsi="Calibri" w:cs="Calibri"/>
                                       <w:color w:val="000000"/>
-                                      <w:sz w:val="18"/>
-                                      <w:szCs w:val="18"/>
+                                      <w:sz w:val="20"/>
+                                      <w:szCs w:val="20"/>
                                       <w:lang w:val="en-US" w:eastAsia="es-VE"/>
                                     </w:rPr>
                                     <w:t>Product_Type</w:t>
@@ -2503,8 +2642,8 @@
                               <w:rPr>
                                 <w:rFonts w:ascii="Calibri" w:eastAsia="Times New Roman" w:hAnsi="Calibri" w:cs="Calibri"/>
                                 <w:color w:val="000000"/>
-                                <w:sz w:val="18"/>
-                                <w:szCs w:val="18"/>
+                                <w:sz w:val="20"/>
+                                <w:szCs w:val="20"/>
                                 <w:lang w:val="en-US" w:eastAsia="es-VE"/>
                               </w:rPr>
                             </w:pPr>
@@ -2512,8 +2651,8 @@
                               <w:rPr>
                                 <w:rFonts w:ascii="Calibri" w:eastAsia="Times New Roman" w:hAnsi="Calibri" w:cs="Calibri"/>
                                 <w:color w:val="000000"/>
-                                <w:sz w:val="18"/>
-                                <w:szCs w:val="18"/>
+                                <w:sz w:val="20"/>
+                                <w:szCs w:val="20"/>
                                 <w:lang w:val="en-US" w:eastAsia="es-VE"/>
                               </w:rPr>
                               <w:t>Product_Type</w:t>
@@ -3689,17 +3828,17 @@
               <w:rPr>
                 <w:rFonts w:ascii="Calibri" w:eastAsia="Times New Roman" w:hAnsi="Calibri" w:cs="Calibri"/>
                 <w:color w:val="000000"/>
-                <w:sz w:val="18"/>
-                <w:szCs w:val="18"/>
-                <w:lang w:val="en-US" w:eastAsia="es-VE"/>
-              </w:rPr>
-            </w:pPr>
-            <w:r>
-              <w:rPr>
-                <w:rFonts w:ascii="Calibri" w:eastAsia="Times New Roman" w:hAnsi="Calibri" w:cs="Calibri"/>
-                <w:color w:val="000000"/>
-                <w:sz w:val="18"/>
-                <w:szCs w:val="18"/>
+                <w:sz w:val="20"/>
+                <w:szCs w:val="20"/>
+                <w:lang w:val="en-US" w:eastAsia="es-VE"/>
+              </w:rPr>
+            </w:pPr>
+            <w:r>
+              <w:rPr>
+                <w:rFonts w:ascii="Calibri" w:eastAsia="Times New Roman" w:hAnsi="Calibri" w:cs="Calibri"/>
+                <w:color w:val="000000"/>
+                <w:sz w:val="20"/>
+                <w:szCs w:val="20"/>
                 <w:lang w:val="en-US" w:eastAsia="es-VE"/>
               </w:rPr>
               <w:t>Product_Brand</w:t>
@@ -4384,6 +4523,51 @@
               <w:rPr>
                 <w:rFonts w:ascii="Calibri" w:eastAsia="Times New Roman" w:hAnsi="Calibri" w:cs="Calibri"/>
                 <w:color w:val="000000"/>
+                <w:sz w:val="20"/>
+                <w:szCs w:val="20"/>
+                <w:lang w:val="en-US" w:eastAsia="es-VE"/>
+              </w:rPr>
+            </w:pPr>
+            <w:r>
+              <w:rPr>
+                <w:rFonts w:ascii="Calibri" w:eastAsia="Times New Roman" w:hAnsi="Calibri" w:cs="Calibri"/>
+                <w:color w:val="000000"/>
+                <w:sz w:val="20"/>
+                <w:szCs w:val="20"/>
+                <w:lang w:val="en-US" w:eastAsia="es-VE"/>
+              </w:rPr>
+              <w:t>Product_</w:t>
+            </w:r>
+            <w:r>
+              <w:rPr>
+                <w:rFonts w:ascii="Calibri" w:eastAsia="Times New Roman" w:hAnsi="Calibri" w:cs="Calibri"/>
+                <w:color w:val="000000"/>
+                <w:sz w:val="20"/>
+                <w:szCs w:val="20"/>
+                <w:lang w:val="en-US" w:eastAsia="es-VE"/>
+              </w:rPr>
+              <w:t>Category</w:t>
+            </w:r>
+          </w:p>
+        </w:tc>
+      </w:tr>
+      <w:tr>
+        <w:trPr>
+          <w:trHeight w:val="300"/>
+        </w:trPr>
+        <w:tc>
+          <w:tcPr>
+            <w:cnfStyle w:val="001000000000" w:firstRow="0" w:lastRow="0" w:firstColumn="1" w:lastColumn="0" w:oddVBand="0" w:evenVBand="0" w:oddHBand="0" w:evenHBand="0" w:firstRowFirstColumn="0" w:firstRowLastColumn="0" w:lastRowFirstColumn="0" w:lastRowLastColumn="0"/>
+            <w:tcW w:w="1765" w:type="dxa"/>
+            <w:shd w:val="clear" w:color="auto" w:fill="FFFF00"/>
+            <w:noWrap/>
+            <w:hideMark/>
+          </w:tcPr>
+          <w:p>
+            <w:pPr>
+              <w:rPr>
+                <w:rFonts w:ascii="Calibri" w:eastAsia="Times New Roman" w:hAnsi="Calibri" w:cs="Calibri"/>
+                <w:color w:val="000000"/>
                 <w:sz w:val="18"/>
                 <w:szCs w:val="18"/>
                 <w:lang w:val="en-US" w:eastAsia="es-VE"/>
@@ -4397,9 +4581,24 @@
                 <w:szCs w:val="18"/>
                 <w:lang w:val="en-US" w:eastAsia="es-VE"/>
               </w:rPr>
-              <w:t>Product_</w:t>
-            </w:r>
-            <w:r>
+              <w:t>NULL</w:t>
+            </w:r>
+          </w:p>
+        </w:tc>
+      </w:tr>
+      <w:tr>
+        <w:trPr>
+          <w:trHeight w:val="300"/>
+        </w:trPr>
+        <w:tc>
+          <w:tcPr>
+            <w:cnfStyle w:val="001000000000" w:firstRow="0" w:lastRow="0" w:firstColumn="1" w:lastColumn="0" w:oddVBand="0" w:evenVBand="0" w:oddHBand="0" w:evenHBand="0" w:firstRowFirstColumn="0" w:firstRowLastColumn="0" w:lastRowFirstColumn="0" w:lastRowLastColumn="0"/>
+            <w:tcW w:w="1765" w:type="dxa"/>
+            <w:noWrap/>
+            <w:hideMark/>
+          </w:tcPr>
+          <w:p>
+            <w:pPr>
               <w:rPr>
                 <w:rFonts w:ascii="Calibri" w:eastAsia="Times New Roman" w:hAnsi="Calibri" w:cs="Calibri"/>
                 <w:color w:val="000000"/>
@@ -4407,25 +4606,8 @@
                 <w:szCs w:val="18"/>
                 <w:lang w:val="en-US" w:eastAsia="es-VE"/>
               </w:rPr>
-              <w:t>Category</w:t>
-            </w:r>
-          </w:p>
-        </w:tc>
-      </w:tr>
-      <w:tr>
-        <w:trPr>
-          <w:trHeight w:val="300"/>
-        </w:trPr>
-        <w:tc>
-          <w:tcPr>
-            <w:cnfStyle w:val="001000000000" w:firstRow="0" w:lastRow="0" w:firstColumn="1" w:lastColumn="0" w:oddVBand="0" w:evenVBand="0" w:oddHBand="0" w:evenHBand="0" w:firstRowFirstColumn="0" w:firstRowLastColumn="0" w:lastRowFirstColumn="0" w:lastRowLastColumn="0"/>
-            <w:tcW w:w="1765" w:type="dxa"/>
-            <w:shd w:val="clear" w:color="auto" w:fill="FFFF00"/>
-            <w:noWrap/>
-            <w:hideMark/>
-          </w:tcPr>
-          <w:p>
-            <w:pPr>
+            </w:pPr>
+            <w:r>
               <w:rPr>
                 <w:rFonts w:ascii="Calibri" w:eastAsia="Times New Roman" w:hAnsi="Calibri" w:cs="Calibri"/>
                 <w:color w:val="000000"/>
@@ -4433,8 +4615,24 @@
                 <w:szCs w:val="18"/>
                 <w:lang w:val="en-US" w:eastAsia="es-VE"/>
               </w:rPr>
-            </w:pPr>
-            <w:r>
+              <w:t>Books</w:t>
+            </w:r>
+          </w:p>
+        </w:tc>
+      </w:tr>
+      <w:tr>
+        <w:trPr>
+          <w:trHeight w:val="300"/>
+        </w:trPr>
+        <w:tc>
+          <w:tcPr>
+            <w:cnfStyle w:val="001000000000" w:firstRow="0" w:lastRow="0" w:firstColumn="1" w:lastColumn="0" w:oddVBand="0" w:evenVBand="0" w:oddHBand="0" w:evenHBand="0" w:firstRowFirstColumn="0" w:firstRowLastColumn="0" w:lastRowFirstColumn="0" w:lastRowLastColumn="0"/>
+            <w:tcW w:w="1765" w:type="dxa"/>
+            <w:noWrap/>
+            <w:hideMark/>
+          </w:tcPr>
+          <w:p>
+            <w:pPr>
               <w:rPr>
                 <w:rFonts w:ascii="Calibri" w:eastAsia="Times New Roman" w:hAnsi="Calibri" w:cs="Calibri"/>
                 <w:color w:val="000000"/>
@@ -4442,24 +4640,8 @@
                 <w:szCs w:val="18"/>
                 <w:lang w:val="en-US" w:eastAsia="es-VE"/>
               </w:rPr>
-              <w:t>NULL</w:t>
-            </w:r>
-          </w:p>
-        </w:tc>
-      </w:tr>
-      <w:tr>
-        <w:trPr>
-          <w:trHeight w:val="300"/>
-        </w:trPr>
-        <w:tc>
-          <w:tcPr>
-            <w:cnfStyle w:val="001000000000" w:firstRow="0" w:lastRow="0" w:firstColumn="1" w:lastColumn="0" w:oddVBand="0" w:evenVBand="0" w:oddHBand="0" w:evenHBand="0" w:firstRowFirstColumn="0" w:firstRowLastColumn="0" w:lastRowFirstColumn="0" w:lastRowLastColumn="0"/>
-            <w:tcW w:w="1765" w:type="dxa"/>
-            <w:noWrap/>
-            <w:hideMark/>
-          </w:tcPr>
-          <w:p>
-            <w:pPr>
+            </w:pPr>
+            <w:r>
               <w:rPr>
                 <w:rFonts w:ascii="Calibri" w:eastAsia="Times New Roman" w:hAnsi="Calibri" w:cs="Calibri"/>
                 <w:color w:val="000000"/>
@@ -4467,8 +4649,24 @@
                 <w:szCs w:val="18"/>
                 <w:lang w:val="en-US" w:eastAsia="es-VE"/>
               </w:rPr>
-            </w:pPr>
-            <w:r>
+              <w:t>Clothing</w:t>
+            </w:r>
+          </w:p>
+        </w:tc>
+      </w:tr>
+      <w:tr>
+        <w:trPr>
+          <w:trHeight w:val="300"/>
+        </w:trPr>
+        <w:tc>
+          <w:tcPr>
+            <w:cnfStyle w:val="001000000000" w:firstRow="0" w:lastRow="0" w:firstColumn="1" w:lastColumn="0" w:oddVBand="0" w:evenVBand="0" w:oddHBand="0" w:evenHBand="0" w:firstRowFirstColumn="0" w:firstRowLastColumn="0" w:lastRowFirstColumn="0" w:lastRowLastColumn="0"/>
+            <w:tcW w:w="1765" w:type="dxa"/>
+            <w:noWrap/>
+            <w:hideMark/>
+          </w:tcPr>
+          <w:p>
+            <w:pPr>
               <w:rPr>
                 <w:rFonts w:ascii="Calibri" w:eastAsia="Times New Roman" w:hAnsi="Calibri" w:cs="Calibri"/>
                 <w:color w:val="000000"/>
@@ -4476,24 +4674,8 @@
                 <w:szCs w:val="18"/>
                 <w:lang w:val="en-US" w:eastAsia="es-VE"/>
               </w:rPr>
-              <w:t>Books</w:t>
-            </w:r>
-          </w:p>
-        </w:tc>
-      </w:tr>
-      <w:tr>
-        <w:trPr>
-          <w:trHeight w:val="300"/>
-        </w:trPr>
-        <w:tc>
-          <w:tcPr>
-            <w:cnfStyle w:val="001000000000" w:firstRow="0" w:lastRow="0" w:firstColumn="1" w:lastColumn="0" w:oddVBand="0" w:evenVBand="0" w:oddHBand="0" w:evenHBand="0" w:firstRowFirstColumn="0" w:firstRowLastColumn="0" w:lastRowFirstColumn="0" w:lastRowLastColumn="0"/>
-            <w:tcW w:w="1765" w:type="dxa"/>
-            <w:noWrap/>
-            <w:hideMark/>
-          </w:tcPr>
-          <w:p>
-            <w:pPr>
+            </w:pPr>
+            <w:r>
               <w:rPr>
                 <w:rFonts w:ascii="Calibri" w:eastAsia="Times New Roman" w:hAnsi="Calibri" w:cs="Calibri"/>
                 <w:color w:val="000000"/>
@@ -4501,8 +4683,23 @@
                 <w:szCs w:val="18"/>
                 <w:lang w:val="en-US" w:eastAsia="es-VE"/>
               </w:rPr>
-            </w:pPr>
-            <w:r>
+              <w:t>Electronics</w:t>
+            </w:r>
+          </w:p>
+        </w:tc>
+      </w:tr>
+      <w:tr>
+        <w:trPr>
+          <w:trHeight w:val="300"/>
+        </w:trPr>
+        <w:tc>
+          <w:tcPr>
+            <w:cnfStyle w:val="001000000000" w:firstRow="0" w:lastRow="0" w:firstColumn="1" w:lastColumn="0" w:oddVBand="0" w:evenVBand="0" w:oddHBand="0" w:evenHBand="0" w:firstRowFirstColumn="0" w:firstRowLastColumn="0" w:lastRowFirstColumn="0" w:lastRowLastColumn="0"/>
+            <w:tcW w:w="1765" w:type="dxa"/>
+            <w:noWrap/>
+          </w:tcPr>
+          <w:p>
+            <w:pPr>
               <w:rPr>
                 <w:rFonts w:ascii="Calibri" w:eastAsia="Times New Roman" w:hAnsi="Calibri" w:cs="Calibri"/>
                 <w:color w:val="000000"/>
@@ -4510,24 +4707,8 @@
                 <w:szCs w:val="18"/>
                 <w:lang w:val="en-US" w:eastAsia="es-VE"/>
               </w:rPr>
-              <w:t>Clothing</w:t>
-            </w:r>
-          </w:p>
-        </w:tc>
-      </w:tr>
-      <w:tr>
-        <w:trPr>
-          <w:trHeight w:val="300"/>
-        </w:trPr>
-        <w:tc>
-          <w:tcPr>
-            <w:cnfStyle w:val="001000000000" w:firstRow="0" w:lastRow="0" w:firstColumn="1" w:lastColumn="0" w:oddVBand="0" w:evenVBand="0" w:oddHBand="0" w:evenHBand="0" w:firstRowFirstColumn="0" w:firstRowLastColumn="0" w:lastRowFirstColumn="0" w:lastRowLastColumn="0"/>
-            <w:tcW w:w="1765" w:type="dxa"/>
-            <w:noWrap/>
-            <w:hideMark/>
-          </w:tcPr>
-          <w:p>
-            <w:pPr>
+            </w:pPr>
+            <w:r>
               <w:rPr>
                 <w:rFonts w:ascii="Calibri" w:eastAsia="Times New Roman" w:hAnsi="Calibri" w:cs="Calibri"/>
                 <w:color w:val="000000"/>
@@ -4535,8 +4716,24 @@
                 <w:szCs w:val="18"/>
                 <w:lang w:val="en-US" w:eastAsia="es-VE"/>
               </w:rPr>
-            </w:pPr>
-            <w:r>
+              <w:t>Grocery</w:t>
+            </w:r>
+          </w:p>
+        </w:tc>
+      </w:tr>
+      <w:tr>
+        <w:trPr>
+          <w:trHeight w:val="300"/>
+        </w:trPr>
+        <w:tc>
+          <w:tcPr>
+            <w:cnfStyle w:val="001000000000" w:firstRow="0" w:lastRow="0" w:firstColumn="1" w:lastColumn="0" w:oddVBand="0" w:evenVBand="0" w:oddHBand="0" w:evenHBand="0" w:firstRowFirstColumn="0" w:firstRowLastColumn="0" w:lastRowFirstColumn="0" w:lastRowLastColumn="0"/>
+            <w:tcW w:w="1765" w:type="dxa"/>
+            <w:noWrap/>
+            <w:hideMark/>
+          </w:tcPr>
+          <w:p>
+            <w:pPr>
               <w:rPr>
                 <w:rFonts w:ascii="Calibri" w:eastAsia="Times New Roman" w:hAnsi="Calibri" w:cs="Calibri"/>
                 <w:color w:val="000000"/>
@@ -4544,24 +4741,8 @@
                 <w:szCs w:val="18"/>
                 <w:lang w:val="en-US" w:eastAsia="es-VE"/>
               </w:rPr>
-              <w:t>Electronics</w:t>
-            </w:r>
-          </w:p>
-        </w:tc>
-      </w:tr>
-      <w:tr>
-        <w:trPr>
-          <w:trHeight w:val="300"/>
-        </w:trPr>
-        <w:tc>
-          <w:tcPr>
-            <w:cnfStyle w:val="001000000000" w:firstRow="0" w:lastRow="0" w:firstColumn="1" w:lastColumn="0" w:oddVBand="0" w:evenVBand="0" w:oddHBand="0" w:evenHBand="0" w:firstRowFirstColumn="0" w:firstRowLastColumn="0" w:lastRowFirstColumn="0" w:lastRowLastColumn="0"/>
-            <w:tcW w:w="1765" w:type="dxa"/>
-            <w:noWrap/>
-            <w:hideMark/>
-          </w:tcPr>
-          <w:p>
-            <w:pPr>
+            </w:pPr>
+            <w:r>
               <w:rPr>
                 <w:rFonts w:ascii="Calibri" w:eastAsia="Times New Roman" w:hAnsi="Calibri" w:cs="Calibri"/>
                 <w:color w:val="000000"/>
@@ -4569,15 +4750,6 @@
                 <w:szCs w:val="18"/>
                 <w:lang w:val="en-US" w:eastAsia="es-VE"/>
               </w:rPr>
-            </w:pPr>
-            <w:r>
-              <w:rPr>
-                <w:rFonts w:ascii="Calibri" w:eastAsia="Times New Roman" w:hAnsi="Calibri" w:cs="Calibri"/>
-                <w:color w:val="000000"/>
-                <w:sz w:val="18"/>
-                <w:szCs w:val="18"/>
-                <w:lang w:val="en-US" w:eastAsia="es-VE"/>
-              </w:rPr>
               <w:t>Home Decor</w:t>
             </w:r>
           </w:p>
@@ -4585,1911 +4757,24 @@
       </w:tr>
     </w:tbl>
     <w:p/>
-    <w:p>
-      <w:r>
-        <w:lastRenderedPageBreak/>
-        <w:t>En las siguientes tablas podemos observar el contenido de la BD (tipos y marcas) por categoría.</w:t>
-      </w:r>
-    </w:p>
-    <w:tbl>
-      <w:tblPr>
-        <w:tblStyle w:val="Tablaconcuadrcula1clara"/>
-        <w:tblW w:w="3964" w:type="dxa"/>
-        <w:tblLook w:val="04A0" w:firstRow="1" w:lastRow="0" w:firstColumn="1" w:lastColumn="0" w:noHBand="0" w:noVBand="1"/>
-      </w:tblPr>
-      <w:tblGrid>
-        <w:gridCol w:w="1838"/>
-        <w:gridCol w:w="2126"/>
-      </w:tblGrid>
-      <w:tr>
-        <w:trPr>
-          <w:cnfStyle w:val="100000000000" w:firstRow="1" w:lastRow="0" w:firstColumn="0" w:lastColumn="0" w:oddVBand="0" w:evenVBand="0" w:oddHBand="0" w:evenHBand="0" w:firstRowFirstColumn="0" w:firstRowLastColumn="0" w:lastRowFirstColumn="0" w:lastRowLastColumn="0"/>
-          <w:trHeight w:val="300"/>
-        </w:trPr>
-        <w:tc>
-          <w:tcPr>
-            <w:cnfStyle w:val="001000000000" w:firstRow="0" w:lastRow="0" w:firstColumn="1" w:lastColumn="0" w:oddVBand="0" w:evenVBand="0" w:oddHBand="0" w:evenHBand="0" w:firstRowFirstColumn="0" w:firstRowLastColumn="0" w:lastRowFirstColumn="0" w:lastRowLastColumn="0"/>
-            <w:tcW w:w="1838" w:type="dxa"/>
-            <w:noWrap/>
-            <w:hideMark/>
-          </w:tcPr>
-          <w:p>
-            <w:pPr>
-              <w:rPr>
-                <w:rFonts w:ascii="Calibri" w:eastAsia="Times New Roman" w:hAnsi="Calibri" w:cs="Calibri"/>
-                <w:color w:val="000000"/>
-                <w:lang w:val="en-US" w:eastAsia="es-VE"/>
-              </w:rPr>
-            </w:pPr>
-            <w:r>
-              <w:rPr>
-                <w:rFonts w:ascii="Calibri" w:eastAsia="Times New Roman" w:hAnsi="Calibri" w:cs="Calibri"/>
-                <w:color w:val="000000"/>
-                <w:lang w:val="en-US" w:eastAsia="es-VE"/>
-              </w:rPr>
-              <w:t>product_category</w:t>
-            </w:r>
-          </w:p>
-        </w:tc>
-        <w:tc>
-          <w:tcPr>
-            <w:tcW w:w="2126" w:type="dxa"/>
-            <w:noWrap/>
-            <w:hideMark/>
-          </w:tcPr>
-          <w:p>
-            <w:pPr>
-              <w:cnfStyle w:val="100000000000" w:firstRow="1" w:lastRow="0" w:firstColumn="0" w:lastColumn="0" w:oddVBand="0" w:evenVBand="0" w:oddHBand="0" w:evenHBand="0" w:firstRowFirstColumn="0" w:firstRowLastColumn="0" w:lastRowFirstColumn="0" w:lastRowLastColumn="0"/>
-              <w:rPr>
-                <w:rFonts w:ascii="Calibri" w:eastAsia="Times New Roman" w:hAnsi="Calibri" w:cs="Calibri"/>
-                <w:color w:val="000000"/>
-                <w:lang w:val="en-US" w:eastAsia="es-VE"/>
-              </w:rPr>
-            </w:pPr>
-            <w:r>
-              <w:rPr>
-                <w:rFonts w:ascii="Calibri" w:eastAsia="Times New Roman" w:hAnsi="Calibri" w:cs="Calibri"/>
-                <w:color w:val="000000"/>
-                <w:lang w:val="en-US" w:eastAsia="es-VE"/>
-              </w:rPr>
-              <w:t>Product_Type</w:t>
-            </w:r>
-          </w:p>
-        </w:tc>
-      </w:tr>
-      <w:tr>
-        <w:trPr>
-          <w:trHeight w:val="300"/>
-        </w:trPr>
-        <w:tc>
-          <w:tcPr>
-            <w:cnfStyle w:val="001000000000" w:firstRow="0" w:lastRow="0" w:firstColumn="1" w:lastColumn="0" w:oddVBand="0" w:evenVBand="0" w:oddHBand="0" w:evenHBand="0" w:firstRowFirstColumn="0" w:firstRowLastColumn="0" w:lastRowFirstColumn="0" w:lastRowLastColumn="0"/>
-            <w:tcW w:w="1838" w:type="dxa"/>
-            <w:noWrap/>
-            <w:hideMark/>
-          </w:tcPr>
-          <w:p>
-            <w:pPr>
-              <w:rPr>
-                <w:rFonts w:ascii="Calibri" w:eastAsia="Times New Roman" w:hAnsi="Calibri" w:cs="Calibri"/>
-                <w:color w:val="000000"/>
-                <w:lang w:val="en-US" w:eastAsia="es-VE"/>
-              </w:rPr>
-            </w:pPr>
-            <w:r>
-              <w:rPr>
-                <w:rFonts w:ascii="Calibri" w:eastAsia="Times New Roman" w:hAnsi="Calibri" w:cs="Calibri"/>
-                <w:color w:val="000000"/>
-                <w:lang w:val="en-US" w:eastAsia="es-VE"/>
-              </w:rPr>
-              <w:t>Books</w:t>
-            </w:r>
-          </w:p>
-        </w:tc>
-        <w:tc>
-          <w:tcPr>
-            <w:tcW w:w="2126" w:type="dxa"/>
-            <w:noWrap/>
-            <w:hideMark/>
-          </w:tcPr>
-          <w:p>
-            <w:pPr>
-              <w:cnfStyle w:val="000000000000" w:firstRow="0" w:lastRow="0" w:firstColumn="0" w:lastColumn="0" w:oddVBand="0" w:evenVBand="0" w:oddHBand="0" w:evenHBand="0" w:firstRowFirstColumn="0" w:firstRowLastColumn="0" w:lastRowFirstColumn="0" w:lastRowLastColumn="0"/>
-              <w:rPr>
-                <w:rFonts w:ascii="Calibri" w:eastAsia="Times New Roman" w:hAnsi="Calibri" w:cs="Calibri"/>
-                <w:color w:val="000000"/>
-                <w:lang w:val="en-US" w:eastAsia="es-VE"/>
-              </w:rPr>
-            </w:pPr>
-            <w:r>
-              <w:rPr>
-                <w:rFonts w:ascii="Calibri" w:eastAsia="Times New Roman" w:hAnsi="Calibri" w:cs="Calibri"/>
-                <w:color w:val="000000"/>
-                <w:lang w:val="en-US" w:eastAsia="es-VE"/>
-              </w:rPr>
-              <w:t>Children's</w:t>
-            </w:r>
-          </w:p>
-        </w:tc>
-      </w:tr>
-      <w:tr>
-        <w:trPr>
-          <w:trHeight w:val="300"/>
-        </w:trPr>
-        <w:tc>
-          <w:tcPr>
-            <w:cnfStyle w:val="001000000000" w:firstRow="0" w:lastRow="0" w:firstColumn="1" w:lastColumn="0" w:oddVBand="0" w:evenVBand="0" w:oddHBand="0" w:evenHBand="0" w:firstRowFirstColumn="0" w:firstRowLastColumn="0" w:lastRowFirstColumn="0" w:lastRowLastColumn="0"/>
-            <w:tcW w:w="1838" w:type="dxa"/>
-            <w:noWrap/>
-            <w:hideMark/>
-          </w:tcPr>
-          <w:p>
-            <w:pPr>
-              <w:rPr>
-                <w:rFonts w:ascii="Calibri" w:eastAsia="Times New Roman" w:hAnsi="Calibri" w:cs="Calibri"/>
-                <w:color w:val="000000"/>
-                <w:lang w:val="en-US" w:eastAsia="es-VE"/>
-              </w:rPr>
-            </w:pPr>
-            <w:r>
-              <w:rPr>
-                <w:rFonts w:ascii="Calibri" w:eastAsia="Times New Roman" w:hAnsi="Calibri" w:cs="Calibri"/>
-                <w:color w:val="000000"/>
-                <w:lang w:val="en-US" w:eastAsia="es-VE"/>
-              </w:rPr>
-              <w:t>Books</w:t>
-            </w:r>
-          </w:p>
-        </w:tc>
-        <w:tc>
-          <w:tcPr>
-            <w:tcW w:w="2126" w:type="dxa"/>
-            <w:noWrap/>
-            <w:hideMark/>
-          </w:tcPr>
-          <w:p>
-            <w:pPr>
-              <w:cnfStyle w:val="000000000000" w:firstRow="0" w:lastRow="0" w:firstColumn="0" w:lastColumn="0" w:oddVBand="0" w:evenVBand="0" w:oddHBand="0" w:evenHBand="0" w:firstRowFirstColumn="0" w:firstRowLastColumn="0" w:lastRowFirstColumn="0" w:lastRowLastColumn="0"/>
-              <w:rPr>
-                <w:rFonts w:ascii="Calibri" w:eastAsia="Times New Roman" w:hAnsi="Calibri" w:cs="Calibri"/>
-                <w:color w:val="000000"/>
-                <w:lang w:val="en-US" w:eastAsia="es-VE"/>
-              </w:rPr>
-            </w:pPr>
-            <w:r>
-              <w:rPr>
-                <w:rFonts w:ascii="Calibri" w:eastAsia="Times New Roman" w:hAnsi="Calibri" w:cs="Calibri"/>
-                <w:color w:val="000000"/>
-                <w:lang w:val="en-US" w:eastAsia="es-VE"/>
-              </w:rPr>
-              <w:t>Fiction</w:t>
-            </w:r>
-          </w:p>
-        </w:tc>
-      </w:tr>
-      <w:tr>
-        <w:trPr>
-          <w:trHeight w:val="300"/>
-        </w:trPr>
-        <w:tc>
-          <w:tcPr>
-            <w:cnfStyle w:val="001000000000" w:firstRow="0" w:lastRow="0" w:firstColumn="1" w:lastColumn="0" w:oddVBand="0" w:evenVBand="0" w:oddHBand="0" w:evenHBand="0" w:firstRowFirstColumn="0" w:firstRowLastColumn="0" w:lastRowFirstColumn="0" w:lastRowLastColumn="0"/>
-            <w:tcW w:w="1838" w:type="dxa"/>
-            <w:noWrap/>
-            <w:hideMark/>
-          </w:tcPr>
-          <w:p>
-            <w:pPr>
-              <w:rPr>
-                <w:rFonts w:ascii="Calibri" w:eastAsia="Times New Roman" w:hAnsi="Calibri" w:cs="Calibri"/>
-                <w:color w:val="000000"/>
-                <w:lang w:val="en-US" w:eastAsia="es-VE"/>
-              </w:rPr>
-            </w:pPr>
-            <w:r>
-              <w:rPr>
-                <w:rFonts w:ascii="Calibri" w:eastAsia="Times New Roman" w:hAnsi="Calibri" w:cs="Calibri"/>
-                <w:color w:val="000000"/>
-                <w:lang w:val="en-US" w:eastAsia="es-VE"/>
-              </w:rPr>
-              <w:t>Books</w:t>
-            </w:r>
-          </w:p>
-        </w:tc>
-        <w:tc>
-          <w:tcPr>
-            <w:tcW w:w="2126" w:type="dxa"/>
-            <w:noWrap/>
-            <w:hideMark/>
-          </w:tcPr>
-          <w:p>
-            <w:pPr>
-              <w:cnfStyle w:val="000000000000" w:firstRow="0" w:lastRow="0" w:firstColumn="0" w:lastColumn="0" w:oddVBand="0" w:evenVBand="0" w:oddHBand="0" w:evenHBand="0" w:firstRowFirstColumn="0" w:firstRowLastColumn="0" w:lastRowFirstColumn="0" w:lastRowLastColumn="0"/>
-              <w:rPr>
-                <w:rFonts w:ascii="Calibri" w:eastAsia="Times New Roman" w:hAnsi="Calibri" w:cs="Calibri"/>
-                <w:color w:val="000000"/>
-                <w:lang w:val="en-US" w:eastAsia="es-VE"/>
-              </w:rPr>
-            </w:pPr>
-            <w:r>
-              <w:rPr>
-                <w:rFonts w:ascii="Calibri" w:eastAsia="Times New Roman" w:hAnsi="Calibri" w:cs="Calibri"/>
-                <w:color w:val="000000"/>
-                <w:lang w:val="en-US" w:eastAsia="es-VE"/>
-              </w:rPr>
-              <w:t>Literature</w:t>
-            </w:r>
-          </w:p>
-        </w:tc>
-      </w:tr>
-      <w:tr>
-        <w:trPr>
-          <w:trHeight w:val="300"/>
-        </w:trPr>
-        <w:tc>
-          <w:tcPr>
-            <w:cnfStyle w:val="001000000000" w:firstRow="0" w:lastRow="0" w:firstColumn="1" w:lastColumn="0" w:oddVBand="0" w:evenVBand="0" w:oddHBand="0" w:evenHBand="0" w:firstRowFirstColumn="0" w:firstRowLastColumn="0" w:lastRowFirstColumn="0" w:lastRowLastColumn="0"/>
-            <w:tcW w:w="1838" w:type="dxa"/>
-            <w:noWrap/>
-            <w:hideMark/>
-          </w:tcPr>
-          <w:p>
-            <w:pPr>
-              <w:rPr>
-                <w:rFonts w:ascii="Calibri" w:eastAsia="Times New Roman" w:hAnsi="Calibri" w:cs="Calibri"/>
-                <w:color w:val="000000"/>
-                <w:lang w:val="en-US" w:eastAsia="es-VE"/>
-              </w:rPr>
-            </w:pPr>
-            <w:r>
-              <w:rPr>
-                <w:rFonts w:ascii="Calibri" w:eastAsia="Times New Roman" w:hAnsi="Calibri" w:cs="Calibri"/>
-                <w:color w:val="000000"/>
-                <w:lang w:val="en-US" w:eastAsia="es-VE"/>
-              </w:rPr>
-              <w:t>Books</w:t>
-            </w:r>
-          </w:p>
-        </w:tc>
-        <w:tc>
-          <w:tcPr>
-            <w:tcW w:w="2126" w:type="dxa"/>
-            <w:noWrap/>
-            <w:hideMark/>
-          </w:tcPr>
-          <w:p>
-            <w:pPr>
-              <w:cnfStyle w:val="000000000000" w:firstRow="0" w:lastRow="0" w:firstColumn="0" w:lastColumn="0" w:oddVBand="0" w:evenVBand="0" w:oddHBand="0" w:evenHBand="0" w:firstRowFirstColumn="0" w:firstRowLastColumn="0" w:lastRowFirstColumn="0" w:lastRowLastColumn="0"/>
-              <w:rPr>
-                <w:rFonts w:ascii="Calibri" w:eastAsia="Times New Roman" w:hAnsi="Calibri" w:cs="Calibri"/>
-                <w:color w:val="000000"/>
-                <w:lang w:val="en-US" w:eastAsia="es-VE"/>
-              </w:rPr>
-            </w:pPr>
-            <w:r>
-              <w:rPr>
-                <w:rFonts w:ascii="Calibri" w:eastAsia="Times New Roman" w:hAnsi="Calibri" w:cs="Calibri"/>
-                <w:color w:val="000000"/>
-                <w:lang w:val="en-US" w:eastAsia="es-VE"/>
-              </w:rPr>
-              <w:t>Non-Fiction</w:t>
-            </w:r>
-          </w:p>
-        </w:tc>
-      </w:tr>
-      <w:tr>
-        <w:trPr>
-          <w:trHeight w:val="300"/>
-        </w:trPr>
-        <w:tc>
-          <w:tcPr>
-            <w:cnfStyle w:val="001000000000" w:firstRow="0" w:lastRow="0" w:firstColumn="1" w:lastColumn="0" w:oddVBand="0" w:evenVBand="0" w:oddHBand="0" w:evenHBand="0" w:firstRowFirstColumn="0" w:firstRowLastColumn="0" w:lastRowFirstColumn="0" w:lastRowLastColumn="0"/>
-            <w:tcW w:w="1838" w:type="dxa"/>
-            <w:noWrap/>
-            <w:hideMark/>
-          </w:tcPr>
-          <w:p>
-            <w:pPr>
-              <w:rPr>
-                <w:rFonts w:ascii="Calibri" w:eastAsia="Times New Roman" w:hAnsi="Calibri" w:cs="Calibri"/>
-                <w:color w:val="000000"/>
-                <w:lang w:val="en-US" w:eastAsia="es-VE"/>
-              </w:rPr>
-            </w:pPr>
-            <w:r>
-              <w:rPr>
-                <w:rFonts w:ascii="Calibri" w:eastAsia="Times New Roman" w:hAnsi="Calibri" w:cs="Calibri"/>
-                <w:color w:val="000000"/>
-                <w:lang w:val="en-US" w:eastAsia="es-VE"/>
-              </w:rPr>
-              <w:t>Books</w:t>
-            </w:r>
-          </w:p>
-        </w:tc>
-        <w:tc>
-          <w:tcPr>
-            <w:tcW w:w="2126" w:type="dxa"/>
-            <w:noWrap/>
-            <w:hideMark/>
-          </w:tcPr>
-          <w:p>
-            <w:pPr>
-              <w:cnfStyle w:val="000000000000" w:firstRow="0" w:lastRow="0" w:firstColumn="0" w:lastColumn="0" w:oddVBand="0" w:evenVBand="0" w:oddHBand="0" w:evenHBand="0" w:firstRowFirstColumn="0" w:firstRowLastColumn="0" w:lastRowFirstColumn="0" w:lastRowLastColumn="0"/>
-              <w:rPr>
-                <w:rFonts w:ascii="Calibri" w:eastAsia="Times New Roman" w:hAnsi="Calibri" w:cs="Calibri"/>
-                <w:color w:val="000000"/>
-                <w:lang w:val="en-US" w:eastAsia="es-VE"/>
-              </w:rPr>
-            </w:pPr>
-            <w:r>
-              <w:rPr>
-                <w:rFonts w:ascii="Calibri" w:eastAsia="Times New Roman" w:hAnsi="Calibri" w:cs="Calibri"/>
-                <w:color w:val="000000"/>
-                <w:lang w:val="en-US" w:eastAsia="es-VE"/>
-              </w:rPr>
-              <w:t>Thriller</w:t>
-            </w:r>
-          </w:p>
-        </w:tc>
-      </w:tr>
-      <w:tr>
-        <w:trPr>
-          <w:trHeight w:val="300"/>
-        </w:trPr>
-        <w:tc>
-          <w:tcPr>
-            <w:cnfStyle w:val="001000000000" w:firstRow="0" w:lastRow="0" w:firstColumn="1" w:lastColumn="0" w:oddVBand="0" w:evenVBand="0" w:oddHBand="0" w:evenHBand="0" w:firstRowFirstColumn="0" w:firstRowLastColumn="0" w:lastRowFirstColumn="0" w:lastRowLastColumn="0"/>
-            <w:tcW w:w="1838" w:type="dxa"/>
-            <w:noWrap/>
-            <w:hideMark/>
-          </w:tcPr>
-          <w:p>
-            <w:pPr>
-              <w:rPr>
-                <w:rFonts w:ascii="Calibri" w:eastAsia="Times New Roman" w:hAnsi="Calibri" w:cs="Calibri"/>
-                <w:color w:val="000000"/>
-                <w:lang w:val="en-US" w:eastAsia="es-VE"/>
-              </w:rPr>
-            </w:pPr>
-            <w:r>
-              <w:rPr>
-                <w:rFonts w:ascii="Calibri" w:eastAsia="Times New Roman" w:hAnsi="Calibri" w:cs="Calibri"/>
-                <w:color w:val="000000"/>
-                <w:lang w:val="en-US" w:eastAsia="es-VE"/>
-              </w:rPr>
-              <w:t>Clothing</w:t>
-            </w:r>
-          </w:p>
-        </w:tc>
-        <w:tc>
-          <w:tcPr>
-            <w:tcW w:w="2126" w:type="dxa"/>
-            <w:noWrap/>
-            <w:hideMark/>
-          </w:tcPr>
-          <w:p>
-            <w:pPr>
-              <w:cnfStyle w:val="000000000000" w:firstRow="0" w:lastRow="0" w:firstColumn="0" w:lastColumn="0" w:oddVBand="0" w:evenVBand="0" w:oddHBand="0" w:evenHBand="0" w:firstRowFirstColumn="0" w:firstRowLastColumn="0" w:lastRowFirstColumn="0" w:lastRowLastColumn="0"/>
-              <w:rPr>
-                <w:rFonts w:ascii="Calibri" w:eastAsia="Times New Roman" w:hAnsi="Calibri" w:cs="Calibri"/>
-                <w:color w:val="000000"/>
-                <w:lang w:val="en-US" w:eastAsia="es-VE"/>
-              </w:rPr>
-            </w:pPr>
-            <w:r>
-              <w:rPr>
-                <w:rFonts w:ascii="Calibri" w:eastAsia="Times New Roman" w:hAnsi="Calibri" w:cs="Calibri"/>
-                <w:color w:val="000000"/>
-                <w:lang w:val="en-US" w:eastAsia="es-VE"/>
-              </w:rPr>
-              <w:t>Dress</w:t>
-            </w:r>
-          </w:p>
-        </w:tc>
-      </w:tr>
-      <w:tr>
-        <w:trPr>
-          <w:trHeight w:val="300"/>
-        </w:trPr>
-        <w:tc>
-          <w:tcPr>
-            <w:cnfStyle w:val="001000000000" w:firstRow="0" w:lastRow="0" w:firstColumn="1" w:lastColumn="0" w:oddVBand="0" w:evenVBand="0" w:oddHBand="0" w:evenHBand="0" w:firstRowFirstColumn="0" w:firstRowLastColumn="0" w:lastRowFirstColumn="0" w:lastRowLastColumn="0"/>
-            <w:tcW w:w="1838" w:type="dxa"/>
-            <w:noWrap/>
-            <w:hideMark/>
-          </w:tcPr>
-          <w:p>
-            <w:pPr>
-              <w:rPr>
-                <w:rFonts w:ascii="Calibri" w:eastAsia="Times New Roman" w:hAnsi="Calibri" w:cs="Calibri"/>
-                <w:color w:val="000000"/>
-                <w:lang w:val="en-US" w:eastAsia="es-VE"/>
-              </w:rPr>
-            </w:pPr>
-            <w:r>
-              <w:rPr>
-                <w:rFonts w:ascii="Calibri" w:eastAsia="Times New Roman" w:hAnsi="Calibri" w:cs="Calibri"/>
-                <w:color w:val="000000"/>
-                <w:lang w:val="en-US" w:eastAsia="es-VE"/>
-              </w:rPr>
-              <w:t>Clothing</w:t>
-            </w:r>
-          </w:p>
-        </w:tc>
-        <w:tc>
-          <w:tcPr>
-            <w:tcW w:w="2126" w:type="dxa"/>
-            <w:noWrap/>
-            <w:hideMark/>
-          </w:tcPr>
-          <w:p>
-            <w:pPr>
-              <w:cnfStyle w:val="000000000000" w:firstRow="0" w:lastRow="0" w:firstColumn="0" w:lastColumn="0" w:oddVBand="0" w:evenVBand="0" w:oddHBand="0" w:evenHBand="0" w:firstRowFirstColumn="0" w:firstRowLastColumn="0" w:lastRowFirstColumn="0" w:lastRowLastColumn="0"/>
-              <w:rPr>
-                <w:rFonts w:ascii="Calibri" w:eastAsia="Times New Roman" w:hAnsi="Calibri" w:cs="Calibri"/>
-                <w:color w:val="000000"/>
-                <w:lang w:val="en-US" w:eastAsia="es-VE"/>
-              </w:rPr>
-            </w:pPr>
-            <w:r>
-              <w:rPr>
-                <w:rFonts w:ascii="Calibri" w:eastAsia="Times New Roman" w:hAnsi="Calibri" w:cs="Calibri"/>
-                <w:color w:val="000000"/>
-                <w:lang w:val="en-US" w:eastAsia="es-VE"/>
-              </w:rPr>
-              <w:t>Jacket</w:t>
-            </w:r>
-          </w:p>
-        </w:tc>
-      </w:tr>
-      <w:tr>
-        <w:trPr>
-          <w:trHeight w:val="300"/>
-        </w:trPr>
-        <w:tc>
-          <w:tcPr>
-            <w:cnfStyle w:val="001000000000" w:firstRow="0" w:lastRow="0" w:firstColumn="1" w:lastColumn="0" w:oddVBand="0" w:evenVBand="0" w:oddHBand="0" w:evenHBand="0" w:firstRowFirstColumn="0" w:firstRowLastColumn="0" w:lastRowFirstColumn="0" w:lastRowLastColumn="0"/>
-            <w:tcW w:w="1838" w:type="dxa"/>
-            <w:noWrap/>
-            <w:hideMark/>
-          </w:tcPr>
-          <w:p>
-            <w:pPr>
-              <w:rPr>
-                <w:rFonts w:ascii="Calibri" w:eastAsia="Times New Roman" w:hAnsi="Calibri" w:cs="Calibri"/>
-                <w:color w:val="000000"/>
-                <w:lang w:val="en-US" w:eastAsia="es-VE"/>
-              </w:rPr>
-            </w:pPr>
-            <w:r>
-              <w:rPr>
-                <w:rFonts w:ascii="Calibri" w:eastAsia="Times New Roman" w:hAnsi="Calibri" w:cs="Calibri"/>
-                <w:color w:val="000000"/>
-                <w:lang w:val="en-US" w:eastAsia="es-VE"/>
-              </w:rPr>
-              <w:t>Clothing</w:t>
-            </w:r>
-          </w:p>
-        </w:tc>
-        <w:tc>
-          <w:tcPr>
-            <w:tcW w:w="2126" w:type="dxa"/>
-            <w:noWrap/>
-            <w:hideMark/>
-          </w:tcPr>
-          <w:p>
-            <w:pPr>
-              <w:cnfStyle w:val="000000000000" w:firstRow="0" w:lastRow="0" w:firstColumn="0" w:lastColumn="0" w:oddVBand="0" w:evenVBand="0" w:oddHBand="0" w:evenHBand="0" w:firstRowFirstColumn="0" w:firstRowLastColumn="0" w:lastRowFirstColumn="0" w:lastRowLastColumn="0"/>
-              <w:rPr>
-                <w:rFonts w:ascii="Calibri" w:eastAsia="Times New Roman" w:hAnsi="Calibri" w:cs="Calibri"/>
-                <w:color w:val="000000"/>
-                <w:lang w:val="en-US" w:eastAsia="es-VE"/>
-              </w:rPr>
-            </w:pPr>
-            <w:r>
-              <w:rPr>
-                <w:rFonts w:ascii="Calibri" w:eastAsia="Times New Roman" w:hAnsi="Calibri" w:cs="Calibri"/>
-                <w:color w:val="000000"/>
-                <w:lang w:val="en-US" w:eastAsia="es-VE"/>
-              </w:rPr>
-              <w:t>Jeans</w:t>
-            </w:r>
-          </w:p>
-        </w:tc>
-      </w:tr>
-      <w:tr>
-        <w:trPr>
-          <w:trHeight w:val="300"/>
-        </w:trPr>
-        <w:tc>
-          <w:tcPr>
-            <w:cnfStyle w:val="001000000000" w:firstRow="0" w:lastRow="0" w:firstColumn="1" w:lastColumn="0" w:oddVBand="0" w:evenVBand="0" w:oddHBand="0" w:evenHBand="0" w:firstRowFirstColumn="0" w:firstRowLastColumn="0" w:lastRowFirstColumn="0" w:lastRowLastColumn="0"/>
-            <w:tcW w:w="1838" w:type="dxa"/>
-            <w:noWrap/>
-            <w:hideMark/>
-          </w:tcPr>
-          <w:p>
-            <w:pPr>
-              <w:rPr>
-                <w:rFonts w:ascii="Calibri" w:eastAsia="Times New Roman" w:hAnsi="Calibri" w:cs="Calibri"/>
-                <w:color w:val="000000"/>
-                <w:lang w:val="en-US" w:eastAsia="es-VE"/>
-              </w:rPr>
-            </w:pPr>
-            <w:r>
-              <w:rPr>
-                <w:rFonts w:ascii="Calibri" w:eastAsia="Times New Roman" w:hAnsi="Calibri" w:cs="Calibri"/>
-                <w:color w:val="000000"/>
-                <w:lang w:val="en-US" w:eastAsia="es-VE"/>
-              </w:rPr>
-              <w:t>Clothing</w:t>
-            </w:r>
-          </w:p>
-        </w:tc>
-        <w:tc>
-          <w:tcPr>
-            <w:tcW w:w="2126" w:type="dxa"/>
-            <w:noWrap/>
-            <w:hideMark/>
-          </w:tcPr>
-          <w:p>
-            <w:pPr>
-              <w:cnfStyle w:val="000000000000" w:firstRow="0" w:lastRow="0" w:firstColumn="0" w:lastColumn="0" w:oddVBand="0" w:evenVBand="0" w:oddHBand="0" w:evenHBand="0" w:firstRowFirstColumn="0" w:firstRowLastColumn="0" w:lastRowFirstColumn="0" w:lastRowLastColumn="0"/>
-              <w:rPr>
-                <w:rFonts w:ascii="Calibri" w:eastAsia="Times New Roman" w:hAnsi="Calibri" w:cs="Calibri"/>
-                <w:color w:val="000000"/>
-                <w:lang w:val="en-US" w:eastAsia="es-VE"/>
-              </w:rPr>
-            </w:pPr>
-            <w:r>
-              <w:rPr>
-                <w:rFonts w:ascii="Calibri" w:eastAsia="Times New Roman" w:hAnsi="Calibri" w:cs="Calibri"/>
-                <w:color w:val="000000"/>
-                <w:lang w:val="en-US" w:eastAsia="es-VE"/>
-              </w:rPr>
-              <w:t>Shirt</w:t>
-            </w:r>
-          </w:p>
-        </w:tc>
-      </w:tr>
-      <w:tr>
-        <w:trPr>
-          <w:trHeight w:val="300"/>
-        </w:trPr>
-        <w:tc>
-          <w:tcPr>
-            <w:cnfStyle w:val="001000000000" w:firstRow="0" w:lastRow="0" w:firstColumn="1" w:lastColumn="0" w:oddVBand="0" w:evenVBand="0" w:oddHBand="0" w:evenHBand="0" w:firstRowFirstColumn="0" w:firstRowLastColumn="0" w:lastRowFirstColumn="0" w:lastRowLastColumn="0"/>
-            <w:tcW w:w="1838" w:type="dxa"/>
-            <w:noWrap/>
-            <w:hideMark/>
-          </w:tcPr>
-          <w:p>
-            <w:pPr>
-              <w:rPr>
-                <w:rFonts w:ascii="Calibri" w:eastAsia="Times New Roman" w:hAnsi="Calibri" w:cs="Calibri"/>
-                <w:color w:val="000000"/>
-                <w:lang w:val="en-US" w:eastAsia="es-VE"/>
-              </w:rPr>
-            </w:pPr>
-            <w:r>
-              <w:rPr>
-                <w:rFonts w:ascii="Calibri" w:eastAsia="Times New Roman" w:hAnsi="Calibri" w:cs="Calibri"/>
-                <w:color w:val="000000"/>
-                <w:lang w:val="en-US" w:eastAsia="es-VE"/>
-              </w:rPr>
-              <w:t>Clothing</w:t>
-            </w:r>
-          </w:p>
-        </w:tc>
-        <w:tc>
-          <w:tcPr>
-            <w:tcW w:w="2126" w:type="dxa"/>
-            <w:noWrap/>
-            <w:hideMark/>
-          </w:tcPr>
-          <w:p>
-            <w:pPr>
-              <w:cnfStyle w:val="000000000000" w:firstRow="0" w:lastRow="0" w:firstColumn="0" w:lastColumn="0" w:oddVBand="0" w:evenVBand="0" w:oddHBand="0" w:evenHBand="0" w:firstRowFirstColumn="0" w:firstRowLastColumn="0" w:lastRowFirstColumn="0" w:lastRowLastColumn="0"/>
-              <w:rPr>
-                <w:rFonts w:ascii="Calibri" w:eastAsia="Times New Roman" w:hAnsi="Calibri" w:cs="Calibri"/>
-                <w:color w:val="000000"/>
-                <w:lang w:val="en-US" w:eastAsia="es-VE"/>
-              </w:rPr>
-            </w:pPr>
-            <w:r>
-              <w:rPr>
-                <w:rFonts w:ascii="Calibri" w:eastAsia="Times New Roman" w:hAnsi="Calibri" w:cs="Calibri"/>
-                <w:color w:val="000000"/>
-                <w:lang w:val="en-US" w:eastAsia="es-VE"/>
-              </w:rPr>
-              <w:t>Shoes</w:t>
-            </w:r>
-          </w:p>
-        </w:tc>
-      </w:tr>
-      <w:tr>
-        <w:trPr>
-          <w:trHeight w:val="300"/>
-        </w:trPr>
-        <w:tc>
-          <w:tcPr>
-            <w:cnfStyle w:val="001000000000" w:firstRow="0" w:lastRow="0" w:firstColumn="1" w:lastColumn="0" w:oddVBand="0" w:evenVBand="0" w:oddHBand="0" w:evenHBand="0" w:firstRowFirstColumn="0" w:firstRowLastColumn="0" w:lastRowFirstColumn="0" w:lastRowLastColumn="0"/>
-            <w:tcW w:w="1838" w:type="dxa"/>
-            <w:noWrap/>
-            <w:hideMark/>
-          </w:tcPr>
-          <w:p>
-            <w:pPr>
-              <w:rPr>
-                <w:rFonts w:ascii="Calibri" w:eastAsia="Times New Roman" w:hAnsi="Calibri" w:cs="Calibri"/>
-                <w:color w:val="000000"/>
-                <w:lang w:val="en-US" w:eastAsia="es-VE"/>
-              </w:rPr>
-            </w:pPr>
-            <w:r>
-              <w:rPr>
-                <w:rFonts w:ascii="Calibri" w:eastAsia="Times New Roman" w:hAnsi="Calibri" w:cs="Calibri"/>
-                <w:color w:val="000000"/>
-                <w:lang w:val="en-US" w:eastAsia="es-VE"/>
-              </w:rPr>
-              <w:t>Clothing</w:t>
-            </w:r>
-          </w:p>
-        </w:tc>
-        <w:tc>
-          <w:tcPr>
-            <w:tcW w:w="2126" w:type="dxa"/>
-            <w:noWrap/>
-            <w:hideMark/>
-          </w:tcPr>
-          <w:p>
-            <w:pPr>
-              <w:cnfStyle w:val="000000000000" w:firstRow="0" w:lastRow="0" w:firstColumn="0" w:lastColumn="0" w:oddVBand="0" w:evenVBand="0" w:oddHBand="0" w:evenHBand="0" w:firstRowFirstColumn="0" w:firstRowLastColumn="0" w:lastRowFirstColumn="0" w:lastRowLastColumn="0"/>
-              <w:rPr>
-                <w:rFonts w:ascii="Calibri" w:eastAsia="Times New Roman" w:hAnsi="Calibri" w:cs="Calibri"/>
-                <w:color w:val="000000"/>
-                <w:lang w:val="en-US" w:eastAsia="es-VE"/>
-              </w:rPr>
-            </w:pPr>
-            <w:r>
-              <w:rPr>
-                <w:rFonts w:ascii="Calibri" w:eastAsia="Times New Roman" w:hAnsi="Calibri" w:cs="Calibri"/>
-                <w:color w:val="000000"/>
-                <w:lang w:val="en-US" w:eastAsia="es-VE"/>
-              </w:rPr>
-              <w:t>Shorts</w:t>
-            </w:r>
-          </w:p>
-        </w:tc>
-      </w:tr>
-      <w:tr>
-        <w:trPr>
-          <w:trHeight w:val="300"/>
-        </w:trPr>
-        <w:tc>
-          <w:tcPr>
-            <w:cnfStyle w:val="001000000000" w:firstRow="0" w:lastRow="0" w:firstColumn="1" w:lastColumn="0" w:oddVBand="0" w:evenVBand="0" w:oddHBand="0" w:evenHBand="0" w:firstRowFirstColumn="0" w:firstRowLastColumn="0" w:lastRowFirstColumn="0" w:lastRowLastColumn="0"/>
-            <w:tcW w:w="1838" w:type="dxa"/>
-            <w:noWrap/>
-            <w:hideMark/>
-          </w:tcPr>
-          <w:p>
-            <w:pPr>
-              <w:rPr>
-                <w:rFonts w:ascii="Calibri" w:eastAsia="Times New Roman" w:hAnsi="Calibri" w:cs="Calibri"/>
-                <w:color w:val="000000"/>
-                <w:lang w:val="en-US" w:eastAsia="es-VE"/>
-              </w:rPr>
-            </w:pPr>
-            <w:r>
-              <w:rPr>
-                <w:rFonts w:ascii="Calibri" w:eastAsia="Times New Roman" w:hAnsi="Calibri" w:cs="Calibri"/>
-                <w:color w:val="000000"/>
-                <w:lang w:val="en-US" w:eastAsia="es-VE"/>
-              </w:rPr>
-              <w:t>Clothing</w:t>
-            </w:r>
-          </w:p>
-        </w:tc>
-        <w:tc>
-          <w:tcPr>
-            <w:tcW w:w="2126" w:type="dxa"/>
-            <w:noWrap/>
-            <w:hideMark/>
-          </w:tcPr>
-          <w:p>
-            <w:pPr>
-              <w:cnfStyle w:val="000000000000" w:firstRow="0" w:lastRow="0" w:firstColumn="0" w:lastColumn="0" w:oddVBand="0" w:evenVBand="0" w:oddHBand="0" w:evenHBand="0" w:firstRowFirstColumn="0" w:firstRowLastColumn="0" w:lastRowFirstColumn="0" w:lastRowLastColumn="0"/>
-              <w:rPr>
-                <w:rFonts w:ascii="Calibri" w:eastAsia="Times New Roman" w:hAnsi="Calibri" w:cs="Calibri"/>
-                <w:color w:val="000000"/>
-                <w:lang w:val="en-US" w:eastAsia="es-VE"/>
-              </w:rPr>
-            </w:pPr>
-            <w:r>
-              <w:rPr>
-                <w:rFonts w:ascii="Calibri" w:eastAsia="Times New Roman" w:hAnsi="Calibri" w:cs="Calibri"/>
-                <w:color w:val="000000"/>
-                <w:lang w:val="en-US" w:eastAsia="es-VE"/>
-              </w:rPr>
-              <w:t>T-shirt</w:t>
-            </w:r>
-          </w:p>
-        </w:tc>
-      </w:tr>
-      <w:tr>
-        <w:trPr>
-          <w:trHeight w:val="300"/>
-        </w:trPr>
-        <w:tc>
-          <w:tcPr>
-            <w:cnfStyle w:val="001000000000" w:firstRow="0" w:lastRow="0" w:firstColumn="1" w:lastColumn="0" w:oddVBand="0" w:evenVBand="0" w:oddHBand="0" w:evenHBand="0" w:firstRowFirstColumn="0" w:firstRowLastColumn="0" w:lastRowFirstColumn="0" w:lastRowLastColumn="0"/>
-            <w:tcW w:w="1838" w:type="dxa"/>
-            <w:noWrap/>
-            <w:hideMark/>
-          </w:tcPr>
-          <w:p>
-            <w:pPr>
-              <w:rPr>
-                <w:rFonts w:ascii="Calibri" w:eastAsia="Times New Roman" w:hAnsi="Calibri" w:cs="Calibri"/>
-                <w:color w:val="000000"/>
-                <w:lang w:val="en-US" w:eastAsia="es-VE"/>
-              </w:rPr>
-            </w:pPr>
-            <w:r>
-              <w:rPr>
-                <w:rFonts w:ascii="Calibri" w:eastAsia="Times New Roman" w:hAnsi="Calibri" w:cs="Calibri"/>
-                <w:color w:val="000000"/>
-                <w:lang w:val="en-US" w:eastAsia="es-VE"/>
-              </w:rPr>
-              <w:t>Electronics</w:t>
-            </w:r>
-          </w:p>
-        </w:tc>
-        <w:tc>
-          <w:tcPr>
-            <w:tcW w:w="2126" w:type="dxa"/>
-            <w:noWrap/>
-            <w:hideMark/>
-          </w:tcPr>
-          <w:p>
-            <w:pPr>
-              <w:cnfStyle w:val="000000000000" w:firstRow="0" w:lastRow="0" w:firstColumn="0" w:lastColumn="0" w:oddVBand="0" w:evenVBand="0" w:oddHBand="0" w:evenHBand="0" w:firstRowFirstColumn="0" w:firstRowLastColumn="0" w:lastRowFirstColumn="0" w:lastRowLastColumn="0"/>
-              <w:rPr>
-                <w:rFonts w:ascii="Calibri" w:eastAsia="Times New Roman" w:hAnsi="Calibri" w:cs="Calibri"/>
-                <w:color w:val="000000"/>
-                <w:lang w:val="en-US" w:eastAsia="es-VE"/>
-              </w:rPr>
-            </w:pPr>
-            <w:r>
-              <w:rPr>
-                <w:rFonts w:ascii="Calibri" w:eastAsia="Times New Roman" w:hAnsi="Calibri" w:cs="Calibri"/>
-                <w:color w:val="000000"/>
-                <w:lang w:val="en-US" w:eastAsia="es-VE"/>
-              </w:rPr>
-              <w:t>BlueStar AC</w:t>
-            </w:r>
-          </w:p>
-        </w:tc>
-      </w:tr>
-      <w:tr>
-        <w:trPr>
-          <w:trHeight w:val="300"/>
-        </w:trPr>
-        <w:tc>
-          <w:tcPr>
-            <w:cnfStyle w:val="001000000000" w:firstRow="0" w:lastRow="0" w:firstColumn="1" w:lastColumn="0" w:oddVBand="0" w:evenVBand="0" w:oddHBand="0" w:evenHBand="0" w:firstRowFirstColumn="0" w:firstRowLastColumn="0" w:lastRowFirstColumn="0" w:lastRowLastColumn="0"/>
-            <w:tcW w:w="1838" w:type="dxa"/>
-            <w:noWrap/>
-            <w:hideMark/>
-          </w:tcPr>
-          <w:p>
-            <w:pPr>
-              <w:rPr>
-                <w:rFonts w:ascii="Calibri" w:eastAsia="Times New Roman" w:hAnsi="Calibri" w:cs="Calibri"/>
-                <w:color w:val="000000"/>
-                <w:lang w:val="en-US" w:eastAsia="es-VE"/>
-              </w:rPr>
-            </w:pPr>
-            <w:r>
-              <w:rPr>
-                <w:rFonts w:ascii="Calibri" w:eastAsia="Times New Roman" w:hAnsi="Calibri" w:cs="Calibri"/>
-                <w:color w:val="000000"/>
-                <w:lang w:val="en-US" w:eastAsia="es-VE"/>
-              </w:rPr>
-              <w:t>Electronics</w:t>
-            </w:r>
-          </w:p>
-        </w:tc>
-        <w:tc>
-          <w:tcPr>
-            <w:tcW w:w="2126" w:type="dxa"/>
-            <w:noWrap/>
-            <w:hideMark/>
-          </w:tcPr>
-          <w:p>
-            <w:pPr>
-              <w:cnfStyle w:val="000000000000" w:firstRow="0" w:lastRow="0" w:firstColumn="0" w:lastColumn="0" w:oddVBand="0" w:evenVBand="0" w:oddHBand="0" w:evenHBand="0" w:firstRowFirstColumn="0" w:firstRowLastColumn="0" w:lastRowFirstColumn="0" w:lastRowLastColumn="0"/>
-              <w:rPr>
-                <w:rFonts w:ascii="Calibri" w:eastAsia="Times New Roman" w:hAnsi="Calibri" w:cs="Calibri"/>
-                <w:color w:val="000000"/>
-                <w:lang w:val="en-US" w:eastAsia="es-VE"/>
-              </w:rPr>
-            </w:pPr>
-            <w:r>
-              <w:rPr>
-                <w:rFonts w:ascii="Calibri" w:eastAsia="Times New Roman" w:hAnsi="Calibri" w:cs="Calibri"/>
-                <w:color w:val="000000"/>
-                <w:lang w:val="en-US" w:eastAsia="es-VE"/>
-              </w:rPr>
-              <w:t>Fridge</w:t>
-            </w:r>
-          </w:p>
-        </w:tc>
-      </w:tr>
-      <w:tr>
-        <w:trPr>
-          <w:trHeight w:val="300"/>
-        </w:trPr>
-        <w:tc>
-          <w:tcPr>
-            <w:cnfStyle w:val="001000000000" w:firstRow="0" w:lastRow="0" w:firstColumn="1" w:lastColumn="0" w:oddVBand="0" w:evenVBand="0" w:oddHBand="0" w:evenHBand="0" w:firstRowFirstColumn="0" w:firstRowLastColumn="0" w:lastRowFirstColumn="0" w:lastRowLastColumn="0"/>
-            <w:tcW w:w="1838" w:type="dxa"/>
-            <w:noWrap/>
-            <w:hideMark/>
-          </w:tcPr>
-          <w:p>
-            <w:pPr>
-              <w:rPr>
-                <w:rFonts w:ascii="Calibri" w:eastAsia="Times New Roman" w:hAnsi="Calibri" w:cs="Calibri"/>
-                <w:color w:val="000000"/>
-                <w:lang w:val="en-US" w:eastAsia="es-VE"/>
-              </w:rPr>
-            </w:pPr>
-            <w:r>
-              <w:rPr>
-                <w:rFonts w:ascii="Calibri" w:eastAsia="Times New Roman" w:hAnsi="Calibri" w:cs="Calibri"/>
-                <w:color w:val="000000"/>
-                <w:lang w:val="en-US" w:eastAsia="es-VE"/>
-              </w:rPr>
-              <w:t>Electronics</w:t>
-            </w:r>
-          </w:p>
-        </w:tc>
-        <w:tc>
-          <w:tcPr>
-            <w:tcW w:w="2126" w:type="dxa"/>
-            <w:noWrap/>
-            <w:hideMark/>
-          </w:tcPr>
-          <w:p>
-            <w:pPr>
-              <w:cnfStyle w:val="000000000000" w:firstRow="0" w:lastRow="0" w:firstColumn="0" w:lastColumn="0" w:oddVBand="0" w:evenVBand="0" w:oddHBand="0" w:evenHBand="0" w:firstRowFirstColumn="0" w:firstRowLastColumn="0" w:lastRowFirstColumn="0" w:lastRowLastColumn="0"/>
-              <w:rPr>
-                <w:rFonts w:ascii="Calibri" w:eastAsia="Times New Roman" w:hAnsi="Calibri" w:cs="Calibri"/>
-                <w:color w:val="000000"/>
-                <w:lang w:val="en-US" w:eastAsia="es-VE"/>
-              </w:rPr>
-            </w:pPr>
-            <w:r>
-              <w:rPr>
-                <w:rFonts w:ascii="Calibri" w:eastAsia="Times New Roman" w:hAnsi="Calibri" w:cs="Calibri"/>
-                <w:color w:val="000000"/>
-                <w:lang w:val="en-US" w:eastAsia="es-VE"/>
-              </w:rPr>
-              <w:t>Headphones</w:t>
-            </w:r>
-          </w:p>
-        </w:tc>
-      </w:tr>
-      <w:tr>
-        <w:trPr>
-          <w:trHeight w:val="300"/>
-        </w:trPr>
-        <w:tc>
-          <w:tcPr>
-            <w:cnfStyle w:val="001000000000" w:firstRow="0" w:lastRow="0" w:firstColumn="1" w:lastColumn="0" w:oddVBand="0" w:evenVBand="0" w:oddHBand="0" w:evenHBand="0" w:firstRowFirstColumn="0" w:firstRowLastColumn="0" w:lastRowFirstColumn="0" w:lastRowLastColumn="0"/>
-            <w:tcW w:w="1838" w:type="dxa"/>
-            <w:noWrap/>
-            <w:hideMark/>
-          </w:tcPr>
-          <w:p>
-            <w:pPr>
-              <w:rPr>
-                <w:rFonts w:ascii="Calibri" w:eastAsia="Times New Roman" w:hAnsi="Calibri" w:cs="Calibri"/>
-                <w:color w:val="000000"/>
-                <w:lang w:val="en-US" w:eastAsia="es-VE"/>
-              </w:rPr>
-            </w:pPr>
-            <w:r>
-              <w:rPr>
-                <w:rFonts w:ascii="Calibri" w:eastAsia="Times New Roman" w:hAnsi="Calibri" w:cs="Calibri"/>
-                <w:color w:val="000000"/>
-                <w:lang w:val="en-US" w:eastAsia="es-VE"/>
-              </w:rPr>
-              <w:t>Electronics</w:t>
-            </w:r>
-          </w:p>
-        </w:tc>
-        <w:tc>
-          <w:tcPr>
-            <w:tcW w:w="2126" w:type="dxa"/>
-            <w:noWrap/>
-            <w:hideMark/>
-          </w:tcPr>
-          <w:p>
-            <w:pPr>
-              <w:cnfStyle w:val="000000000000" w:firstRow="0" w:lastRow="0" w:firstColumn="0" w:lastColumn="0" w:oddVBand="0" w:evenVBand="0" w:oddHBand="0" w:evenHBand="0" w:firstRowFirstColumn="0" w:firstRowLastColumn="0" w:lastRowFirstColumn="0" w:lastRowLastColumn="0"/>
-              <w:rPr>
-                <w:rFonts w:ascii="Calibri" w:eastAsia="Times New Roman" w:hAnsi="Calibri" w:cs="Calibri"/>
-                <w:color w:val="000000"/>
-                <w:lang w:val="en-US" w:eastAsia="es-VE"/>
-              </w:rPr>
-            </w:pPr>
-            <w:r>
-              <w:rPr>
-                <w:rFonts w:ascii="Calibri" w:eastAsia="Times New Roman" w:hAnsi="Calibri" w:cs="Calibri"/>
-                <w:color w:val="000000"/>
-                <w:lang w:val="en-US" w:eastAsia="es-VE"/>
-              </w:rPr>
-              <w:t>Laptop</w:t>
-            </w:r>
-          </w:p>
-        </w:tc>
-      </w:tr>
-      <w:tr>
-        <w:trPr>
-          <w:trHeight w:val="300"/>
-        </w:trPr>
-        <w:tc>
-          <w:tcPr>
-            <w:cnfStyle w:val="001000000000" w:firstRow="0" w:lastRow="0" w:firstColumn="1" w:lastColumn="0" w:oddVBand="0" w:evenVBand="0" w:oddHBand="0" w:evenHBand="0" w:firstRowFirstColumn="0" w:firstRowLastColumn="0" w:lastRowFirstColumn="0" w:lastRowLastColumn="0"/>
-            <w:tcW w:w="1838" w:type="dxa"/>
-            <w:noWrap/>
-            <w:hideMark/>
-          </w:tcPr>
-          <w:p>
-            <w:pPr>
-              <w:rPr>
-                <w:rFonts w:ascii="Calibri" w:eastAsia="Times New Roman" w:hAnsi="Calibri" w:cs="Calibri"/>
-                <w:color w:val="000000"/>
-                <w:lang w:val="en-US" w:eastAsia="es-VE"/>
-              </w:rPr>
-            </w:pPr>
-            <w:r>
-              <w:rPr>
-                <w:rFonts w:ascii="Calibri" w:eastAsia="Times New Roman" w:hAnsi="Calibri" w:cs="Calibri"/>
-                <w:color w:val="000000"/>
-                <w:lang w:val="en-US" w:eastAsia="es-VE"/>
-              </w:rPr>
-              <w:t>Electronics</w:t>
-            </w:r>
-          </w:p>
-        </w:tc>
-        <w:tc>
-          <w:tcPr>
-            <w:tcW w:w="2126" w:type="dxa"/>
-            <w:noWrap/>
-            <w:hideMark/>
-          </w:tcPr>
-          <w:p>
-            <w:pPr>
-              <w:cnfStyle w:val="000000000000" w:firstRow="0" w:lastRow="0" w:firstColumn="0" w:lastColumn="0" w:oddVBand="0" w:evenVBand="0" w:oddHBand="0" w:evenHBand="0" w:firstRowFirstColumn="0" w:firstRowLastColumn="0" w:lastRowFirstColumn="0" w:lastRowLastColumn="0"/>
-              <w:rPr>
-                <w:rFonts w:ascii="Calibri" w:eastAsia="Times New Roman" w:hAnsi="Calibri" w:cs="Calibri"/>
-                <w:color w:val="000000"/>
-                <w:lang w:val="en-US" w:eastAsia="es-VE"/>
-              </w:rPr>
-            </w:pPr>
-            <w:r>
-              <w:rPr>
-                <w:rFonts w:ascii="Calibri" w:eastAsia="Times New Roman" w:hAnsi="Calibri" w:cs="Calibri"/>
-                <w:color w:val="000000"/>
-                <w:lang w:val="en-US" w:eastAsia="es-VE"/>
-              </w:rPr>
-              <w:t>Mitsubishi 1.5 Ton 3 Star Split AC</w:t>
-            </w:r>
-          </w:p>
-        </w:tc>
-      </w:tr>
-      <w:tr>
-        <w:trPr>
-          <w:trHeight w:val="300"/>
-        </w:trPr>
-        <w:tc>
-          <w:tcPr>
-            <w:cnfStyle w:val="001000000000" w:firstRow="0" w:lastRow="0" w:firstColumn="1" w:lastColumn="0" w:oddVBand="0" w:evenVBand="0" w:oddHBand="0" w:evenHBand="0" w:firstRowFirstColumn="0" w:firstRowLastColumn="0" w:lastRowFirstColumn="0" w:lastRowLastColumn="0"/>
-            <w:tcW w:w="1838" w:type="dxa"/>
-            <w:noWrap/>
-            <w:hideMark/>
-          </w:tcPr>
-          <w:p>
-            <w:pPr>
-              <w:rPr>
-                <w:rFonts w:ascii="Calibri" w:eastAsia="Times New Roman" w:hAnsi="Calibri" w:cs="Calibri"/>
-                <w:color w:val="000000"/>
-                <w:lang w:val="en-US" w:eastAsia="es-VE"/>
-              </w:rPr>
-            </w:pPr>
-            <w:r>
-              <w:rPr>
-                <w:rFonts w:ascii="Calibri" w:eastAsia="Times New Roman" w:hAnsi="Calibri" w:cs="Calibri"/>
-                <w:color w:val="000000"/>
-                <w:lang w:val="en-US" w:eastAsia="es-VE"/>
-              </w:rPr>
-              <w:t>Electronics</w:t>
-            </w:r>
-          </w:p>
-        </w:tc>
-        <w:tc>
-          <w:tcPr>
-            <w:tcW w:w="2126" w:type="dxa"/>
-            <w:noWrap/>
-            <w:hideMark/>
-          </w:tcPr>
-          <w:p>
-            <w:pPr>
-              <w:cnfStyle w:val="000000000000" w:firstRow="0" w:lastRow="0" w:firstColumn="0" w:lastColumn="0" w:oddVBand="0" w:evenVBand="0" w:oddHBand="0" w:evenHBand="0" w:firstRowFirstColumn="0" w:firstRowLastColumn="0" w:lastRowFirstColumn="0" w:lastRowLastColumn="0"/>
-              <w:rPr>
-                <w:rFonts w:ascii="Calibri" w:eastAsia="Times New Roman" w:hAnsi="Calibri" w:cs="Calibri"/>
-                <w:color w:val="000000"/>
-                <w:lang w:val="en-US" w:eastAsia="es-VE"/>
-              </w:rPr>
-            </w:pPr>
-            <w:r>
-              <w:rPr>
-                <w:rFonts w:ascii="Calibri" w:eastAsia="Times New Roman" w:hAnsi="Calibri" w:cs="Calibri"/>
-                <w:color w:val="000000"/>
-                <w:lang w:val="en-US" w:eastAsia="es-VE"/>
-              </w:rPr>
-              <w:t>Smartphone</w:t>
-            </w:r>
-          </w:p>
-        </w:tc>
-      </w:tr>
-      <w:tr>
-        <w:trPr>
-          <w:trHeight w:val="300"/>
-        </w:trPr>
-        <w:tc>
-          <w:tcPr>
-            <w:cnfStyle w:val="001000000000" w:firstRow="0" w:lastRow="0" w:firstColumn="1" w:lastColumn="0" w:oddVBand="0" w:evenVBand="0" w:oddHBand="0" w:evenHBand="0" w:firstRowFirstColumn="0" w:firstRowLastColumn="0" w:lastRowFirstColumn="0" w:lastRowLastColumn="0"/>
-            <w:tcW w:w="1838" w:type="dxa"/>
-            <w:noWrap/>
-            <w:hideMark/>
-          </w:tcPr>
-          <w:p>
-            <w:pPr>
-              <w:rPr>
-                <w:rFonts w:ascii="Calibri" w:eastAsia="Times New Roman" w:hAnsi="Calibri" w:cs="Calibri"/>
-                <w:color w:val="000000"/>
-                <w:lang w:val="en-US" w:eastAsia="es-VE"/>
-              </w:rPr>
-            </w:pPr>
-            <w:r>
-              <w:rPr>
-                <w:rFonts w:ascii="Calibri" w:eastAsia="Times New Roman" w:hAnsi="Calibri" w:cs="Calibri"/>
-                <w:color w:val="000000"/>
-                <w:lang w:val="en-US" w:eastAsia="es-VE"/>
-              </w:rPr>
-              <w:t>Electronics</w:t>
-            </w:r>
-          </w:p>
-        </w:tc>
-        <w:tc>
-          <w:tcPr>
-            <w:tcW w:w="2126" w:type="dxa"/>
-            <w:noWrap/>
-            <w:hideMark/>
-          </w:tcPr>
-          <w:p>
-            <w:pPr>
-              <w:cnfStyle w:val="000000000000" w:firstRow="0" w:lastRow="0" w:firstColumn="0" w:lastColumn="0" w:oddVBand="0" w:evenVBand="0" w:oddHBand="0" w:evenHBand="0" w:firstRowFirstColumn="0" w:firstRowLastColumn="0" w:lastRowFirstColumn="0" w:lastRowLastColumn="0"/>
-              <w:rPr>
-                <w:rFonts w:ascii="Calibri" w:eastAsia="Times New Roman" w:hAnsi="Calibri" w:cs="Calibri"/>
-                <w:color w:val="000000"/>
-                <w:lang w:val="en-US" w:eastAsia="es-VE"/>
-              </w:rPr>
-            </w:pPr>
-            <w:r>
-              <w:rPr>
-                <w:rFonts w:ascii="Calibri" w:eastAsia="Times New Roman" w:hAnsi="Calibri" w:cs="Calibri"/>
-                <w:color w:val="000000"/>
-                <w:lang w:val="en-US" w:eastAsia="es-VE"/>
-              </w:rPr>
-              <w:t>Tablet</w:t>
-            </w:r>
-          </w:p>
-        </w:tc>
-      </w:tr>
-      <w:tr>
-        <w:trPr>
-          <w:trHeight w:val="300"/>
-        </w:trPr>
-        <w:tc>
-          <w:tcPr>
-            <w:cnfStyle w:val="001000000000" w:firstRow="0" w:lastRow="0" w:firstColumn="1" w:lastColumn="0" w:oddVBand="0" w:evenVBand="0" w:oddHBand="0" w:evenHBand="0" w:firstRowFirstColumn="0" w:firstRowLastColumn="0" w:lastRowFirstColumn="0" w:lastRowLastColumn="0"/>
-            <w:tcW w:w="1838" w:type="dxa"/>
-            <w:noWrap/>
-            <w:hideMark/>
-          </w:tcPr>
-          <w:p>
-            <w:pPr>
-              <w:rPr>
-                <w:rFonts w:ascii="Calibri" w:eastAsia="Times New Roman" w:hAnsi="Calibri" w:cs="Calibri"/>
-                <w:color w:val="000000"/>
-                <w:lang w:val="en-US" w:eastAsia="es-VE"/>
-              </w:rPr>
-            </w:pPr>
-            <w:r>
-              <w:rPr>
-                <w:rFonts w:ascii="Calibri" w:eastAsia="Times New Roman" w:hAnsi="Calibri" w:cs="Calibri"/>
-                <w:color w:val="000000"/>
-                <w:lang w:val="en-US" w:eastAsia="es-VE"/>
-              </w:rPr>
-              <w:t>Electronics</w:t>
-            </w:r>
-          </w:p>
-        </w:tc>
-        <w:tc>
-          <w:tcPr>
-            <w:tcW w:w="2126" w:type="dxa"/>
-            <w:noWrap/>
-            <w:hideMark/>
-          </w:tcPr>
-          <w:p>
-            <w:pPr>
-              <w:cnfStyle w:val="000000000000" w:firstRow="0" w:lastRow="0" w:firstColumn="0" w:lastColumn="0" w:oddVBand="0" w:evenVBand="0" w:oddHBand="0" w:evenHBand="0" w:firstRowFirstColumn="0" w:firstRowLastColumn="0" w:lastRowFirstColumn="0" w:lastRowLastColumn="0"/>
-              <w:rPr>
-                <w:rFonts w:ascii="Calibri" w:eastAsia="Times New Roman" w:hAnsi="Calibri" w:cs="Calibri"/>
-                <w:color w:val="000000"/>
-                <w:lang w:val="en-US" w:eastAsia="es-VE"/>
-              </w:rPr>
-            </w:pPr>
-            <w:r>
-              <w:rPr>
-                <w:rFonts w:ascii="Calibri" w:eastAsia="Times New Roman" w:hAnsi="Calibri" w:cs="Calibri"/>
-                <w:color w:val="000000"/>
-                <w:lang w:val="en-US" w:eastAsia="es-VE"/>
-              </w:rPr>
-              <w:t>Television</w:t>
-            </w:r>
-          </w:p>
-        </w:tc>
-      </w:tr>
-      <w:tr>
-        <w:trPr>
-          <w:trHeight w:val="300"/>
-        </w:trPr>
-        <w:tc>
-          <w:tcPr>
-            <w:cnfStyle w:val="001000000000" w:firstRow="0" w:lastRow="0" w:firstColumn="1" w:lastColumn="0" w:oddVBand="0" w:evenVBand="0" w:oddHBand="0" w:evenHBand="0" w:firstRowFirstColumn="0" w:firstRowLastColumn="0" w:lastRowFirstColumn="0" w:lastRowLastColumn="0"/>
-            <w:tcW w:w="1838" w:type="dxa"/>
-            <w:noWrap/>
-            <w:hideMark/>
-          </w:tcPr>
-          <w:p>
-            <w:pPr>
-              <w:rPr>
-                <w:rFonts w:ascii="Calibri" w:eastAsia="Times New Roman" w:hAnsi="Calibri" w:cs="Calibri"/>
-                <w:color w:val="000000"/>
-                <w:lang w:val="en-US" w:eastAsia="es-VE"/>
-              </w:rPr>
-            </w:pPr>
-            <w:r>
-              <w:rPr>
-                <w:rFonts w:ascii="Calibri" w:eastAsia="Times New Roman" w:hAnsi="Calibri" w:cs="Calibri"/>
-                <w:color w:val="000000"/>
-                <w:lang w:val="en-US" w:eastAsia="es-VE"/>
-              </w:rPr>
-              <w:t>Grocery</w:t>
-            </w:r>
-          </w:p>
-        </w:tc>
-        <w:tc>
-          <w:tcPr>
-            <w:tcW w:w="2126" w:type="dxa"/>
-            <w:noWrap/>
-            <w:hideMark/>
-          </w:tcPr>
-          <w:p>
-            <w:pPr>
-              <w:cnfStyle w:val="000000000000" w:firstRow="0" w:lastRow="0" w:firstColumn="0" w:lastColumn="0" w:oddVBand="0" w:evenVBand="0" w:oddHBand="0" w:evenHBand="0" w:firstRowFirstColumn="0" w:firstRowLastColumn="0" w:lastRowFirstColumn="0" w:lastRowLastColumn="0"/>
-              <w:rPr>
-                <w:rFonts w:ascii="Calibri" w:eastAsia="Times New Roman" w:hAnsi="Calibri" w:cs="Calibri"/>
-                <w:color w:val="000000"/>
-                <w:lang w:val="en-US" w:eastAsia="es-VE"/>
-              </w:rPr>
-            </w:pPr>
-            <w:r>
-              <w:rPr>
-                <w:rFonts w:ascii="Calibri" w:eastAsia="Times New Roman" w:hAnsi="Calibri" w:cs="Calibri"/>
-                <w:color w:val="000000"/>
-                <w:lang w:val="en-US" w:eastAsia="es-VE"/>
-              </w:rPr>
-              <w:t>Chocolate</w:t>
-            </w:r>
-          </w:p>
-        </w:tc>
-      </w:tr>
-      <w:tr>
-        <w:trPr>
-          <w:trHeight w:val="300"/>
-        </w:trPr>
-        <w:tc>
-          <w:tcPr>
-            <w:cnfStyle w:val="001000000000" w:firstRow="0" w:lastRow="0" w:firstColumn="1" w:lastColumn="0" w:oddVBand="0" w:evenVBand="0" w:oddHBand="0" w:evenHBand="0" w:firstRowFirstColumn="0" w:firstRowLastColumn="0" w:lastRowFirstColumn="0" w:lastRowLastColumn="0"/>
-            <w:tcW w:w="1838" w:type="dxa"/>
-            <w:noWrap/>
-            <w:hideMark/>
-          </w:tcPr>
-          <w:p>
-            <w:pPr>
-              <w:rPr>
-                <w:rFonts w:ascii="Calibri" w:eastAsia="Times New Roman" w:hAnsi="Calibri" w:cs="Calibri"/>
-                <w:color w:val="000000"/>
-                <w:lang w:val="en-US" w:eastAsia="es-VE"/>
-              </w:rPr>
-            </w:pPr>
-            <w:r>
-              <w:rPr>
-                <w:rFonts w:ascii="Calibri" w:eastAsia="Times New Roman" w:hAnsi="Calibri" w:cs="Calibri"/>
-                <w:color w:val="000000"/>
-                <w:lang w:val="en-US" w:eastAsia="es-VE"/>
-              </w:rPr>
-              <w:t>Grocery</w:t>
-            </w:r>
-          </w:p>
-        </w:tc>
-        <w:tc>
-          <w:tcPr>
-            <w:tcW w:w="2126" w:type="dxa"/>
-            <w:noWrap/>
-            <w:hideMark/>
-          </w:tcPr>
-          <w:p>
-            <w:pPr>
-              <w:cnfStyle w:val="000000000000" w:firstRow="0" w:lastRow="0" w:firstColumn="0" w:lastColumn="0" w:oddVBand="0" w:evenVBand="0" w:oddHBand="0" w:evenHBand="0" w:firstRowFirstColumn="0" w:firstRowLastColumn="0" w:lastRowFirstColumn="0" w:lastRowLastColumn="0"/>
-              <w:rPr>
-                <w:rFonts w:ascii="Calibri" w:eastAsia="Times New Roman" w:hAnsi="Calibri" w:cs="Calibri"/>
-                <w:color w:val="000000"/>
-                <w:lang w:val="en-US" w:eastAsia="es-VE"/>
-              </w:rPr>
-            </w:pPr>
-            <w:r>
-              <w:rPr>
-                <w:rFonts w:ascii="Calibri" w:eastAsia="Times New Roman" w:hAnsi="Calibri" w:cs="Calibri"/>
-                <w:color w:val="000000"/>
-                <w:lang w:val="en-US" w:eastAsia="es-VE"/>
-              </w:rPr>
-              <w:t>Coffee</w:t>
-            </w:r>
-          </w:p>
-        </w:tc>
-      </w:tr>
-      <w:tr>
-        <w:trPr>
-          <w:trHeight w:val="300"/>
-        </w:trPr>
-        <w:tc>
-          <w:tcPr>
-            <w:cnfStyle w:val="001000000000" w:firstRow="0" w:lastRow="0" w:firstColumn="1" w:lastColumn="0" w:oddVBand="0" w:evenVBand="0" w:oddHBand="0" w:evenHBand="0" w:firstRowFirstColumn="0" w:firstRowLastColumn="0" w:lastRowFirstColumn="0" w:lastRowLastColumn="0"/>
-            <w:tcW w:w="1838" w:type="dxa"/>
-            <w:noWrap/>
-            <w:hideMark/>
-          </w:tcPr>
-          <w:p>
-            <w:pPr>
-              <w:rPr>
-                <w:rFonts w:ascii="Calibri" w:eastAsia="Times New Roman" w:hAnsi="Calibri" w:cs="Calibri"/>
-                <w:color w:val="000000"/>
-                <w:lang w:val="en-US" w:eastAsia="es-VE"/>
-              </w:rPr>
-            </w:pPr>
-            <w:r>
-              <w:rPr>
-                <w:rFonts w:ascii="Calibri" w:eastAsia="Times New Roman" w:hAnsi="Calibri" w:cs="Calibri"/>
-                <w:color w:val="000000"/>
-                <w:lang w:val="en-US" w:eastAsia="es-VE"/>
-              </w:rPr>
-              <w:t>Grocery</w:t>
-            </w:r>
-          </w:p>
-        </w:tc>
-        <w:tc>
-          <w:tcPr>
-            <w:tcW w:w="2126" w:type="dxa"/>
-            <w:noWrap/>
-            <w:hideMark/>
-          </w:tcPr>
-          <w:p>
-            <w:pPr>
-              <w:cnfStyle w:val="000000000000" w:firstRow="0" w:lastRow="0" w:firstColumn="0" w:lastColumn="0" w:oddVBand="0" w:evenVBand="0" w:oddHBand="0" w:evenHBand="0" w:firstRowFirstColumn="0" w:firstRowLastColumn="0" w:lastRowFirstColumn="0" w:lastRowLastColumn="0"/>
-              <w:rPr>
-                <w:rFonts w:ascii="Calibri" w:eastAsia="Times New Roman" w:hAnsi="Calibri" w:cs="Calibri"/>
-                <w:color w:val="000000"/>
-                <w:lang w:val="en-US" w:eastAsia="es-VE"/>
-              </w:rPr>
-            </w:pPr>
-            <w:r>
-              <w:rPr>
-                <w:rFonts w:ascii="Calibri" w:eastAsia="Times New Roman" w:hAnsi="Calibri" w:cs="Calibri"/>
-                <w:color w:val="000000"/>
-                <w:lang w:val="en-US" w:eastAsia="es-VE"/>
-              </w:rPr>
-              <w:t>Juice</w:t>
-            </w:r>
-          </w:p>
-        </w:tc>
-      </w:tr>
-      <w:tr>
-        <w:trPr>
-          <w:trHeight w:val="300"/>
-        </w:trPr>
-        <w:tc>
-          <w:tcPr>
-            <w:cnfStyle w:val="001000000000" w:firstRow="0" w:lastRow="0" w:firstColumn="1" w:lastColumn="0" w:oddVBand="0" w:evenVBand="0" w:oddHBand="0" w:evenHBand="0" w:firstRowFirstColumn="0" w:firstRowLastColumn="0" w:lastRowFirstColumn="0" w:lastRowLastColumn="0"/>
-            <w:tcW w:w="1838" w:type="dxa"/>
-            <w:noWrap/>
-            <w:hideMark/>
-          </w:tcPr>
-          <w:p>
-            <w:pPr>
-              <w:rPr>
-                <w:rFonts w:ascii="Calibri" w:eastAsia="Times New Roman" w:hAnsi="Calibri" w:cs="Calibri"/>
-                <w:color w:val="000000"/>
-                <w:lang w:val="en-US" w:eastAsia="es-VE"/>
-              </w:rPr>
-            </w:pPr>
-            <w:r>
-              <w:rPr>
-                <w:rFonts w:ascii="Calibri" w:eastAsia="Times New Roman" w:hAnsi="Calibri" w:cs="Calibri"/>
-                <w:color w:val="000000"/>
-                <w:lang w:val="en-US" w:eastAsia="es-VE"/>
-              </w:rPr>
-              <w:t>Grocery</w:t>
-            </w:r>
-          </w:p>
-        </w:tc>
-        <w:tc>
-          <w:tcPr>
-            <w:tcW w:w="2126" w:type="dxa"/>
-            <w:noWrap/>
-            <w:hideMark/>
-          </w:tcPr>
-          <w:p>
-            <w:pPr>
-              <w:cnfStyle w:val="000000000000" w:firstRow="0" w:lastRow="0" w:firstColumn="0" w:lastColumn="0" w:oddVBand="0" w:evenVBand="0" w:oddHBand="0" w:evenHBand="0" w:firstRowFirstColumn="0" w:firstRowLastColumn="0" w:lastRowFirstColumn="0" w:lastRowLastColumn="0"/>
-              <w:rPr>
-                <w:rFonts w:ascii="Calibri" w:eastAsia="Times New Roman" w:hAnsi="Calibri" w:cs="Calibri"/>
-                <w:color w:val="000000"/>
-                <w:lang w:val="en-US" w:eastAsia="es-VE"/>
-              </w:rPr>
-            </w:pPr>
-            <w:r>
-              <w:rPr>
-                <w:rFonts w:ascii="Calibri" w:eastAsia="Times New Roman" w:hAnsi="Calibri" w:cs="Calibri"/>
-                <w:color w:val="000000"/>
-                <w:lang w:val="en-US" w:eastAsia="es-VE"/>
-              </w:rPr>
-              <w:t>Snacks</w:t>
-            </w:r>
-          </w:p>
-        </w:tc>
-      </w:tr>
-      <w:tr>
-        <w:trPr>
-          <w:trHeight w:val="300"/>
-        </w:trPr>
-        <w:tc>
-          <w:tcPr>
-            <w:cnfStyle w:val="001000000000" w:firstRow="0" w:lastRow="0" w:firstColumn="1" w:lastColumn="0" w:oddVBand="0" w:evenVBand="0" w:oddHBand="0" w:evenHBand="0" w:firstRowFirstColumn="0" w:firstRowLastColumn="0" w:lastRowFirstColumn="0" w:lastRowLastColumn="0"/>
-            <w:tcW w:w="1838" w:type="dxa"/>
-            <w:noWrap/>
-            <w:hideMark/>
-          </w:tcPr>
-          <w:p>
-            <w:pPr>
-              <w:rPr>
-                <w:rFonts w:ascii="Calibri" w:eastAsia="Times New Roman" w:hAnsi="Calibri" w:cs="Calibri"/>
-                <w:color w:val="000000"/>
-                <w:lang w:val="en-US" w:eastAsia="es-VE"/>
-              </w:rPr>
-            </w:pPr>
-            <w:r>
-              <w:rPr>
-                <w:rFonts w:ascii="Calibri" w:eastAsia="Times New Roman" w:hAnsi="Calibri" w:cs="Calibri"/>
-                <w:color w:val="000000"/>
-                <w:lang w:val="en-US" w:eastAsia="es-VE"/>
-              </w:rPr>
-              <w:t>Grocery</w:t>
-            </w:r>
-          </w:p>
-        </w:tc>
-        <w:tc>
-          <w:tcPr>
-            <w:tcW w:w="2126" w:type="dxa"/>
-            <w:noWrap/>
-            <w:hideMark/>
-          </w:tcPr>
-          <w:p>
-            <w:pPr>
-              <w:cnfStyle w:val="000000000000" w:firstRow="0" w:lastRow="0" w:firstColumn="0" w:lastColumn="0" w:oddVBand="0" w:evenVBand="0" w:oddHBand="0" w:evenHBand="0" w:firstRowFirstColumn="0" w:firstRowLastColumn="0" w:lastRowFirstColumn="0" w:lastRowLastColumn="0"/>
-              <w:rPr>
-                <w:rFonts w:ascii="Calibri" w:eastAsia="Times New Roman" w:hAnsi="Calibri" w:cs="Calibri"/>
-                <w:color w:val="000000"/>
-                <w:lang w:val="en-US" w:eastAsia="es-VE"/>
-              </w:rPr>
-            </w:pPr>
-            <w:r>
-              <w:rPr>
-                <w:rFonts w:ascii="Calibri" w:eastAsia="Times New Roman" w:hAnsi="Calibri" w:cs="Calibri"/>
-                <w:color w:val="000000"/>
-                <w:lang w:val="en-US" w:eastAsia="es-VE"/>
-              </w:rPr>
-              <w:t>Soft Drink</w:t>
-            </w:r>
-          </w:p>
-        </w:tc>
-      </w:tr>
-      <w:tr>
-        <w:trPr>
-          <w:trHeight w:val="300"/>
-        </w:trPr>
-        <w:tc>
-          <w:tcPr>
-            <w:cnfStyle w:val="001000000000" w:firstRow="0" w:lastRow="0" w:firstColumn="1" w:lastColumn="0" w:oddVBand="0" w:evenVBand="0" w:oddHBand="0" w:evenHBand="0" w:firstRowFirstColumn="0" w:firstRowLastColumn="0" w:lastRowFirstColumn="0" w:lastRowLastColumn="0"/>
-            <w:tcW w:w="1838" w:type="dxa"/>
-            <w:noWrap/>
-            <w:hideMark/>
-          </w:tcPr>
-          <w:p>
-            <w:pPr>
-              <w:rPr>
-                <w:rFonts w:ascii="Calibri" w:eastAsia="Times New Roman" w:hAnsi="Calibri" w:cs="Calibri"/>
-                <w:color w:val="000000"/>
-                <w:lang w:val="en-US" w:eastAsia="es-VE"/>
-              </w:rPr>
-            </w:pPr>
-            <w:r>
-              <w:rPr>
-                <w:rFonts w:ascii="Calibri" w:eastAsia="Times New Roman" w:hAnsi="Calibri" w:cs="Calibri"/>
-                <w:color w:val="000000"/>
-                <w:lang w:val="en-US" w:eastAsia="es-VE"/>
-              </w:rPr>
-              <w:t>Grocery</w:t>
-            </w:r>
-          </w:p>
-        </w:tc>
-        <w:tc>
-          <w:tcPr>
-            <w:tcW w:w="2126" w:type="dxa"/>
-            <w:noWrap/>
-            <w:hideMark/>
-          </w:tcPr>
-          <w:p>
-            <w:pPr>
-              <w:cnfStyle w:val="000000000000" w:firstRow="0" w:lastRow="0" w:firstColumn="0" w:lastColumn="0" w:oddVBand="0" w:evenVBand="0" w:oddHBand="0" w:evenHBand="0" w:firstRowFirstColumn="0" w:firstRowLastColumn="0" w:lastRowFirstColumn="0" w:lastRowLastColumn="0"/>
-              <w:rPr>
-                <w:rFonts w:ascii="Calibri" w:eastAsia="Times New Roman" w:hAnsi="Calibri" w:cs="Calibri"/>
-                <w:color w:val="000000"/>
-                <w:lang w:val="en-US" w:eastAsia="es-VE"/>
-              </w:rPr>
-            </w:pPr>
-            <w:r>
-              <w:rPr>
-                <w:rFonts w:ascii="Calibri" w:eastAsia="Times New Roman" w:hAnsi="Calibri" w:cs="Calibri"/>
-                <w:color w:val="000000"/>
-                <w:lang w:val="en-US" w:eastAsia="es-VE"/>
-              </w:rPr>
-              <w:t>Water</w:t>
-            </w:r>
-          </w:p>
-        </w:tc>
-      </w:tr>
-      <w:tr>
-        <w:trPr>
-          <w:trHeight w:val="300"/>
-        </w:trPr>
-        <w:tc>
-          <w:tcPr>
-            <w:cnfStyle w:val="001000000000" w:firstRow="0" w:lastRow="0" w:firstColumn="1" w:lastColumn="0" w:oddVBand="0" w:evenVBand="0" w:oddHBand="0" w:evenHBand="0" w:firstRowFirstColumn="0" w:firstRowLastColumn="0" w:lastRowFirstColumn="0" w:lastRowLastColumn="0"/>
-            <w:tcW w:w="1838" w:type="dxa"/>
-            <w:noWrap/>
-            <w:hideMark/>
-          </w:tcPr>
-          <w:p>
-            <w:pPr>
-              <w:rPr>
-                <w:rFonts w:ascii="Calibri" w:eastAsia="Times New Roman" w:hAnsi="Calibri" w:cs="Calibri"/>
-                <w:color w:val="000000"/>
-                <w:lang w:val="en-US" w:eastAsia="es-VE"/>
-              </w:rPr>
-            </w:pPr>
-            <w:r>
-              <w:rPr>
-                <w:rFonts w:ascii="Calibri" w:eastAsia="Times New Roman" w:hAnsi="Calibri" w:cs="Calibri"/>
-                <w:color w:val="000000"/>
-                <w:lang w:val="en-US" w:eastAsia="es-VE"/>
-              </w:rPr>
-              <w:t>Home Decor</w:t>
-            </w:r>
-          </w:p>
-        </w:tc>
-        <w:tc>
-          <w:tcPr>
-            <w:tcW w:w="2126" w:type="dxa"/>
-            <w:noWrap/>
-            <w:hideMark/>
-          </w:tcPr>
-          <w:p>
-            <w:pPr>
-              <w:cnfStyle w:val="000000000000" w:firstRow="0" w:lastRow="0" w:firstColumn="0" w:lastColumn="0" w:oddVBand="0" w:evenVBand="0" w:oddHBand="0" w:evenHBand="0" w:firstRowFirstColumn="0" w:firstRowLastColumn="0" w:lastRowFirstColumn="0" w:lastRowLastColumn="0"/>
-              <w:rPr>
-                <w:rFonts w:ascii="Calibri" w:eastAsia="Times New Roman" w:hAnsi="Calibri" w:cs="Calibri"/>
-                <w:color w:val="000000"/>
-                <w:lang w:val="en-US" w:eastAsia="es-VE"/>
-              </w:rPr>
-            </w:pPr>
-            <w:r>
-              <w:rPr>
-                <w:rFonts w:ascii="Calibri" w:eastAsia="Times New Roman" w:hAnsi="Calibri" w:cs="Calibri"/>
-                <w:color w:val="000000"/>
-                <w:lang w:val="en-US" w:eastAsia="es-VE"/>
-              </w:rPr>
-              <w:t>Bathroom</w:t>
-            </w:r>
-          </w:p>
-        </w:tc>
-      </w:tr>
-      <w:tr>
-        <w:trPr>
-          <w:trHeight w:val="300"/>
-        </w:trPr>
-        <w:tc>
-          <w:tcPr>
-            <w:cnfStyle w:val="001000000000" w:firstRow="0" w:lastRow="0" w:firstColumn="1" w:lastColumn="0" w:oddVBand="0" w:evenVBand="0" w:oddHBand="0" w:evenHBand="0" w:firstRowFirstColumn="0" w:firstRowLastColumn="0" w:lastRowFirstColumn="0" w:lastRowLastColumn="0"/>
-            <w:tcW w:w="1838" w:type="dxa"/>
-            <w:noWrap/>
-            <w:hideMark/>
-          </w:tcPr>
-          <w:p>
-            <w:pPr>
-              <w:rPr>
-                <w:rFonts w:ascii="Calibri" w:eastAsia="Times New Roman" w:hAnsi="Calibri" w:cs="Calibri"/>
-                <w:color w:val="000000"/>
-                <w:lang w:val="en-US" w:eastAsia="es-VE"/>
-              </w:rPr>
-            </w:pPr>
-            <w:r>
-              <w:rPr>
-                <w:rFonts w:ascii="Calibri" w:eastAsia="Times New Roman" w:hAnsi="Calibri" w:cs="Calibri"/>
-                <w:color w:val="000000"/>
-                <w:lang w:val="en-US" w:eastAsia="es-VE"/>
-              </w:rPr>
-              <w:t>Home Decor</w:t>
-            </w:r>
-          </w:p>
-        </w:tc>
-        <w:tc>
-          <w:tcPr>
-            <w:tcW w:w="2126" w:type="dxa"/>
-            <w:noWrap/>
-            <w:hideMark/>
-          </w:tcPr>
-          <w:p>
-            <w:pPr>
-              <w:cnfStyle w:val="000000000000" w:firstRow="0" w:lastRow="0" w:firstColumn="0" w:lastColumn="0" w:oddVBand="0" w:evenVBand="0" w:oddHBand="0" w:evenHBand="0" w:firstRowFirstColumn="0" w:firstRowLastColumn="0" w:lastRowFirstColumn="0" w:lastRowLastColumn="0"/>
-              <w:rPr>
-                <w:rFonts w:ascii="Calibri" w:eastAsia="Times New Roman" w:hAnsi="Calibri" w:cs="Calibri"/>
-                <w:color w:val="000000"/>
-                <w:lang w:val="en-US" w:eastAsia="es-VE"/>
-              </w:rPr>
-            </w:pPr>
-            <w:r>
-              <w:rPr>
-                <w:rFonts w:ascii="Calibri" w:eastAsia="Times New Roman" w:hAnsi="Calibri" w:cs="Calibri"/>
-                <w:color w:val="000000"/>
-                <w:lang w:val="en-US" w:eastAsia="es-VE"/>
-              </w:rPr>
-              <w:t>Bedding</w:t>
-            </w:r>
-          </w:p>
-        </w:tc>
-      </w:tr>
-      <w:tr>
-        <w:trPr>
-          <w:trHeight w:val="300"/>
-        </w:trPr>
-        <w:tc>
-          <w:tcPr>
-            <w:cnfStyle w:val="001000000000" w:firstRow="0" w:lastRow="0" w:firstColumn="1" w:lastColumn="0" w:oddVBand="0" w:evenVBand="0" w:oddHBand="0" w:evenHBand="0" w:firstRowFirstColumn="0" w:firstRowLastColumn="0" w:lastRowFirstColumn="0" w:lastRowLastColumn="0"/>
-            <w:tcW w:w="1838" w:type="dxa"/>
-            <w:noWrap/>
-            <w:hideMark/>
-          </w:tcPr>
-          <w:p>
-            <w:pPr>
-              <w:rPr>
-                <w:rFonts w:ascii="Calibri" w:eastAsia="Times New Roman" w:hAnsi="Calibri" w:cs="Calibri"/>
-                <w:color w:val="000000"/>
-                <w:lang w:val="en-US" w:eastAsia="es-VE"/>
-              </w:rPr>
-            </w:pPr>
-            <w:r>
-              <w:rPr>
-                <w:rFonts w:ascii="Calibri" w:eastAsia="Times New Roman" w:hAnsi="Calibri" w:cs="Calibri"/>
-                <w:color w:val="000000"/>
-                <w:lang w:val="en-US" w:eastAsia="es-VE"/>
-              </w:rPr>
-              <w:t>Home Decor</w:t>
-            </w:r>
-          </w:p>
-        </w:tc>
-        <w:tc>
-          <w:tcPr>
-            <w:tcW w:w="2126" w:type="dxa"/>
-            <w:noWrap/>
-            <w:hideMark/>
-          </w:tcPr>
-          <w:p>
-            <w:pPr>
-              <w:cnfStyle w:val="000000000000" w:firstRow="0" w:lastRow="0" w:firstColumn="0" w:lastColumn="0" w:oddVBand="0" w:evenVBand="0" w:oddHBand="0" w:evenHBand="0" w:firstRowFirstColumn="0" w:firstRowLastColumn="0" w:lastRowFirstColumn="0" w:lastRowLastColumn="0"/>
-              <w:rPr>
-                <w:rFonts w:ascii="Calibri" w:eastAsia="Times New Roman" w:hAnsi="Calibri" w:cs="Calibri"/>
-                <w:color w:val="000000"/>
-                <w:lang w:val="en-US" w:eastAsia="es-VE"/>
-              </w:rPr>
-            </w:pPr>
-            <w:r>
-              <w:rPr>
-                <w:rFonts w:ascii="Calibri" w:eastAsia="Times New Roman" w:hAnsi="Calibri" w:cs="Calibri"/>
-                <w:color w:val="000000"/>
-                <w:lang w:val="en-US" w:eastAsia="es-VE"/>
-              </w:rPr>
-              <w:t>Decorations</w:t>
-            </w:r>
-          </w:p>
-        </w:tc>
-      </w:tr>
-      <w:tr>
-        <w:trPr>
-          <w:trHeight w:val="300"/>
-        </w:trPr>
-        <w:tc>
-          <w:tcPr>
-            <w:cnfStyle w:val="001000000000" w:firstRow="0" w:lastRow="0" w:firstColumn="1" w:lastColumn="0" w:oddVBand="0" w:evenVBand="0" w:oddHBand="0" w:evenHBand="0" w:firstRowFirstColumn="0" w:firstRowLastColumn="0" w:lastRowFirstColumn="0" w:lastRowLastColumn="0"/>
-            <w:tcW w:w="1838" w:type="dxa"/>
-            <w:noWrap/>
-            <w:hideMark/>
-          </w:tcPr>
-          <w:p>
-            <w:pPr>
-              <w:rPr>
-                <w:rFonts w:ascii="Calibri" w:eastAsia="Times New Roman" w:hAnsi="Calibri" w:cs="Calibri"/>
-                <w:color w:val="000000"/>
-                <w:lang w:val="en-US" w:eastAsia="es-VE"/>
-              </w:rPr>
-            </w:pPr>
-            <w:r>
-              <w:rPr>
-                <w:rFonts w:ascii="Calibri" w:eastAsia="Times New Roman" w:hAnsi="Calibri" w:cs="Calibri"/>
-                <w:color w:val="000000"/>
-                <w:lang w:val="en-US" w:eastAsia="es-VE"/>
-              </w:rPr>
-              <w:t>Home Decor</w:t>
-            </w:r>
-          </w:p>
-        </w:tc>
-        <w:tc>
-          <w:tcPr>
-            <w:tcW w:w="2126" w:type="dxa"/>
-            <w:noWrap/>
-            <w:hideMark/>
-          </w:tcPr>
-          <w:p>
-            <w:pPr>
-              <w:cnfStyle w:val="000000000000" w:firstRow="0" w:lastRow="0" w:firstColumn="0" w:lastColumn="0" w:oddVBand="0" w:evenVBand="0" w:oddHBand="0" w:evenHBand="0" w:firstRowFirstColumn="0" w:firstRowLastColumn="0" w:lastRowFirstColumn="0" w:lastRowLastColumn="0"/>
-              <w:rPr>
-                <w:rFonts w:ascii="Calibri" w:eastAsia="Times New Roman" w:hAnsi="Calibri" w:cs="Calibri"/>
-                <w:color w:val="000000"/>
-                <w:lang w:val="en-US" w:eastAsia="es-VE"/>
-              </w:rPr>
-            </w:pPr>
-            <w:r>
-              <w:rPr>
-                <w:rFonts w:ascii="Calibri" w:eastAsia="Times New Roman" w:hAnsi="Calibri" w:cs="Calibri"/>
-                <w:color w:val="000000"/>
-                <w:lang w:val="en-US" w:eastAsia="es-VE"/>
-              </w:rPr>
-              <w:t>Furniture</w:t>
-            </w:r>
-          </w:p>
-        </w:tc>
-      </w:tr>
-      <w:tr>
-        <w:trPr>
-          <w:trHeight w:val="300"/>
-        </w:trPr>
-        <w:tc>
-          <w:tcPr>
-            <w:cnfStyle w:val="001000000000" w:firstRow="0" w:lastRow="0" w:firstColumn="1" w:lastColumn="0" w:oddVBand="0" w:evenVBand="0" w:oddHBand="0" w:evenHBand="0" w:firstRowFirstColumn="0" w:firstRowLastColumn="0" w:lastRowFirstColumn="0" w:lastRowLastColumn="0"/>
-            <w:tcW w:w="1838" w:type="dxa"/>
-            <w:noWrap/>
-            <w:hideMark/>
-          </w:tcPr>
-          <w:p>
-            <w:pPr>
-              <w:rPr>
-                <w:rFonts w:ascii="Calibri" w:eastAsia="Times New Roman" w:hAnsi="Calibri" w:cs="Calibri"/>
-                <w:color w:val="000000"/>
-                <w:lang w:val="en-US" w:eastAsia="es-VE"/>
-              </w:rPr>
-            </w:pPr>
-            <w:r>
-              <w:rPr>
-                <w:rFonts w:ascii="Calibri" w:eastAsia="Times New Roman" w:hAnsi="Calibri" w:cs="Calibri"/>
-                <w:color w:val="000000"/>
-                <w:lang w:val="en-US" w:eastAsia="es-VE"/>
-              </w:rPr>
-              <w:t>Home Decor</w:t>
-            </w:r>
-          </w:p>
-        </w:tc>
-        <w:tc>
-          <w:tcPr>
-            <w:tcW w:w="2126" w:type="dxa"/>
-            <w:noWrap/>
-            <w:hideMark/>
-          </w:tcPr>
-          <w:p>
-            <w:pPr>
-              <w:cnfStyle w:val="000000000000" w:firstRow="0" w:lastRow="0" w:firstColumn="0" w:lastColumn="0" w:oddVBand="0" w:evenVBand="0" w:oddHBand="0" w:evenHBand="0" w:firstRowFirstColumn="0" w:firstRowLastColumn="0" w:lastRowFirstColumn="0" w:lastRowLastColumn="0"/>
-              <w:rPr>
-                <w:rFonts w:ascii="Calibri" w:eastAsia="Times New Roman" w:hAnsi="Calibri" w:cs="Calibri"/>
-                <w:color w:val="000000"/>
-                <w:lang w:val="en-US" w:eastAsia="es-VE"/>
-              </w:rPr>
-            </w:pPr>
-            <w:r>
-              <w:rPr>
-                <w:rFonts w:ascii="Calibri" w:eastAsia="Times New Roman" w:hAnsi="Calibri" w:cs="Calibri"/>
-                <w:color w:val="000000"/>
-                <w:lang w:val="en-US" w:eastAsia="es-VE"/>
-              </w:rPr>
-              <w:t>Kitchen</w:t>
-            </w:r>
-          </w:p>
-        </w:tc>
-      </w:tr>
-      <w:tr>
-        <w:trPr>
-          <w:trHeight w:val="300"/>
-        </w:trPr>
-        <w:tc>
-          <w:tcPr>
-            <w:cnfStyle w:val="001000000000" w:firstRow="0" w:lastRow="0" w:firstColumn="1" w:lastColumn="0" w:oddVBand="0" w:evenVBand="0" w:oddHBand="0" w:evenHBand="0" w:firstRowFirstColumn="0" w:firstRowLastColumn="0" w:lastRowFirstColumn="0" w:lastRowLastColumn="0"/>
-            <w:tcW w:w="1838" w:type="dxa"/>
-            <w:noWrap/>
-            <w:hideMark/>
-          </w:tcPr>
-          <w:p>
-            <w:pPr>
-              <w:rPr>
-                <w:rFonts w:ascii="Calibri" w:eastAsia="Times New Roman" w:hAnsi="Calibri" w:cs="Calibri"/>
-                <w:color w:val="000000"/>
-                <w:lang w:val="en-US" w:eastAsia="es-VE"/>
-              </w:rPr>
-            </w:pPr>
-            <w:r>
-              <w:rPr>
-                <w:rFonts w:ascii="Calibri" w:eastAsia="Times New Roman" w:hAnsi="Calibri" w:cs="Calibri"/>
-                <w:color w:val="000000"/>
-                <w:lang w:val="en-US" w:eastAsia="es-VE"/>
-              </w:rPr>
-              <w:t>Home Decor</w:t>
-            </w:r>
-          </w:p>
-        </w:tc>
-        <w:tc>
-          <w:tcPr>
-            <w:tcW w:w="2126" w:type="dxa"/>
-            <w:noWrap/>
-            <w:hideMark/>
-          </w:tcPr>
-          <w:p>
-            <w:pPr>
-              <w:cnfStyle w:val="000000000000" w:firstRow="0" w:lastRow="0" w:firstColumn="0" w:lastColumn="0" w:oddVBand="0" w:evenVBand="0" w:oddHBand="0" w:evenHBand="0" w:firstRowFirstColumn="0" w:firstRowLastColumn="0" w:lastRowFirstColumn="0" w:lastRowLastColumn="0"/>
-              <w:rPr>
-                <w:rFonts w:ascii="Calibri" w:eastAsia="Times New Roman" w:hAnsi="Calibri" w:cs="Calibri"/>
-                <w:color w:val="000000"/>
-                <w:lang w:val="en-US" w:eastAsia="es-VE"/>
-              </w:rPr>
-            </w:pPr>
-            <w:r>
-              <w:rPr>
-                <w:rFonts w:ascii="Calibri" w:eastAsia="Times New Roman" w:hAnsi="Calibri" w:cs="Calibri"/>
-                <w:color w:val="000000"/>
-                <w:lang w:val="en-US" w:eastAsia="es-VE"/>
-              </w:rPr>
-              <w:t>Lighting</w:t>
-            </w:r>
-          </w:p>
-        </w:tc>
-      </w:tr>
-      <w:tr>
-        <w:trPr>
-          <w:trHeight w:val="300"/>
-        </w:trPr>
-        <w:tc>
-          <w:tcPr>
-            <w:cnfStyle w:val="001000000000" w:firstRow="0" w:lastRow="0" w:firstColumn="1" w:lastColumn="0" w:oddVBand="0" w:evenVBand="0" w:oddHBand="0" w:evenHBand="0" w:firstRowFirstColumn="0" w:firstRowLastColumn="0" w:lastRowFirstColumn="0" w:lastRowLastColumn="0"/>
-            <w:tcW w:w="1838" w:type="dxa"/>
-            <w:noWrap/>
-            <w:hideMark/>
-          </w:tcPr>
-          <w:p>
-            <w:pPr>
-              <w:rPr>
-                <w:rFonts w:ascii="Calibri" w:eastAsia="Times New Roman" w:hAnsi="Calibri" w:cs="Calibri"/>
-                <w:color w:val="000000"/>
-                <w:lang w:val="en-US" w:eastAsia="es-VE"/>
-              </w:rPr>
-            </w:pPr>
-            <w:r>
-              <w:rPr>
-                <w:rFonts w:ascii="Calibri" w:eastAsia="Times New Roman" w:hAnsi="Calibri" w:cs="Calibri"/>
-                <w:color w:val="000000"/>
-                <w:lang w:val="en-US" w:eastAsia="es-VE"/>
-              </w:rPr>
-              <w:t>Home Decor</w:t>
-            </w:r>
-          </w:p>
-        </w:tc>
-        <w:tc>
-          <w:tcPr>
-            <w:tcW w:w="2126" w:type="dxa"/>
-            <w:noWrap/>
-            <w:hideMark/>
-          </w:tcPr>
-          <w:p>
-            <w:pPr>
-              <w:cnfStyle w:val="000000000000" w:firstRow="0" w:lastRow="0" w:firstColumn="0" w:lastColumn="0" w:oddVBand="0" w:evenVBand="0" w:oddHBand="0" w:evenHBand="0" w:firstRowFirstColumn="0" w:firstRowLastColumn="0" w:lastRowFirstColumn="0" w:lastRowLastColumn="0"/>
-              <w:rPr>
-                <w:rFonts w:ascii="Calibri" w:eastAsia="Times New Roman" w:hAnsi="Calibri" w:cs="Calibri"/>
-                <w:color w:val="000000"/>
-                <w:lang w:val="en-US" w:eastAsia="es-VE"/>
-              </w:rPr>
-            </w:pPr>
-            <w:r>
-              <w:rPr>
-                <w:rFonts w:ascii="Calibri" w:eastAsia="Times New Roman" w:hAnsi="Calibri" w:cs="Calibri"/>
-                <w:color w:val="000000"/>
-                <w:lang w:val="en-US" w:eastAsia="es-VE"/>
-              </w:rPr>
-              <w:t>Tools</w:t>
-            </w:r>
-          </w:p>
-        </w:tc>
-      </w:tr>
-    </w:tbl>
     <w:p>
       <w:r>
         <w:rPr>
           <w:noProof/>
         </w:rPr>
+        <w:lastRenderedPageBreak/>
         <mc:AlternateContent>
           <mc:Choice Requires="wps">
             <w:drawing>
-              <wp:anchor distT="45720" distB="45720" distL="114300" distR="114300" simplePos="0" relativeHeight="251675648" behindDoc="0" locked="0" layoutInCell="1" allowOverlap="1" wp14:anchorId="32C6AE36" wp14:editId="364E467A">
+              <wp:anchor distT="45720" distB="45720" distL="114300" distR="114300" simplePos="0" relativeHeight="251675648" behindDoc="0" locked="0" layoutInCell="1" allowOverlap="1" wp14:anchorId="32C6AE36" wp14:editId="5753CE22">
                 <wp:simplePos x="0" y="0"/>
                 <wp:positionH relativeFrom="margin">
                   <wp:posOffset>2920365</wp:posOffset>
                 </wp:positionH>
                 <wp:positionV relativeFrom="paragraph">
-                  <wp:posOffset>-6933565</wp:posOffset>
+                  <wp:posOffset>214630</wp:posOffset>
                 </wp:positionV>
-                <wp:extent cx="2390775" cy="5057775"/>
+                <wp:extent cx="2543175" cy="5057775"/>
                 <wp:effectExtent l="0" t="0" r="0" b="0"/>
                 <wp:wrapNone/>
                 <wp:docPr id="217" name="Cuadro de texto 2"/>
@@ -6505,7 +4790,7 @@
                       <wps:spPr bwMode="auto">
                         <a:xfrm>
                           <a:off x="0" y="0"/>
-                          <a:ext cx="2390775" cy="5057775"/>
+                          <a:ext cx="2543175" cy="5057775"/>
                         </a:xfrm>
                         <a:prstGeom prst="rect">
                           <a:avLst/>
@@ -6527,7 +4812,7 @@
                               <w:tblLook w:val="04A0" w:firstRow="1" w:lastRow="0" w:firstColumn="1" w:lastColumn="0" w:noHBand="0" w:noVBand="1"/>
                             </w:tblPr>
                             <w:tblGrid>
-                              <w:gridCol w:w="1838"/>
+                              <w:gridCol w:w="1984"/>
                               <w:gridCol w:w="1765"/>
                             </w:tblGrid>
                             <w:tr>
@@ -6547,6 +4832,8 @@
                                     <w:rPr>
                                       <w:rFonts w:ascii="Calibri" w:eastAsia="Times New Roman" w:hAnsi="Calibri" w:cs="Calibri"/>
                                       <w:color w:val="000000"/>
+                                      <w:sz w:val="24"/>
+                                      <w:szCs w:val="24"/>
                                       <w:lang w:val="en-US" w:eastAsia="es-VE"/>
                                     </w:rPr>
                                   </w:pPr>
@@ -6554,9 +4841,21 @@
                                     <w:rPr>
                                       <w:rFonts w:ascii="Calibri" w:eastAsia="Times New Roman" w:hAnsi="Calibri" w:cs="Calibri"/>
                                       <w:color w:val="000000"/>
+                                      <w:sz w:val="24"/>
+                                      <w:szCs w:val="24"/>
                                       <w:lang w:val="en-US" w:eastAsia="es-VE"/>
                                     </w:rPr>
-                                    <w:t>product_category</w:t>
+                                    <w:t>P</w:t>
+                                  </w:r>
+                                  <w:r>
+                                    <w:rPr>
+                                      <w:rFonts w:ascii="Calibri" w:eastAsia="Times New Roman" w:hAnsi="Calibri" w:cs="Calibri"/>
+                                      <w:color w:val="000000"/>
+                                      <w:sz w:val="24"/>
+                                      <w:szCs w:val="24"/>
+                                      <w:lang w:val="en-US" w:eastAsia="es-VE"/>
+                                    </w:rPr>
+                                    <w:t>roduct_category</w:t>
                                   </w:r>
                                 </w:p>
                               </w:tc>
@@ -6572,6 +4871,8 @@
                                     <w:rPr>
                                       <w:rFonts w:ascii="Calibri" w:eastAsia="Times New Roman" w:hAnsi="Calibri" w:cs="Calibri"/>
                                       <w:color w:val="000000"/>
+                                      <w:sz w:val="24"/>
+                                      <w:szCs w:val="24"/>
                                       <w:lang w:val="en-US" w:eastAsia="es-VE"/>
                                     </w:rPr>
                                   </w:pPr>
@@ -6579,6 +4880,8 @@
                                     <w:rPr>
                                       <w:rFonts w:ascii="Calibri" w:eastAsia="Times New Roman" w:hAnsi="Calibri" w:cs="Calibri"/>
                                       <w:color w:val="000000"/>
+                                      <w:sz w:val="24"/>
+                                      <w:szCs w:val="24"/>
                                       <w:lang w:val="en-US" w:eastAsia="es-VE"/>
                                     </w:rPr>
                                     <w:t>Product_brand</w:t>
@@ -7877,7 +6180,7 @@
           </mc:Choice>
           <mc:Fallback>
             <w:pict>
-              <v:shape w14:anchorId="32C6AE36" id="_x0000_s1027" type="#_x0000_t202" style="position:absolute;margin-left:229.95pt;margin-top:-545.95pt;width:188.25pt;height:398.25pt;z-index:251675648;visibility:visible;mso-wrap-style:square;mso-width-percent:0;mso-height-percent:0;mso-wrap-distance-left:9pt;mso-wrap-distance-top:3.6pt;mso-wrap-distance-right:9pt;mso-wrap-distance-bottom:3.6pt;mso-position-horizontal:absolute;mso-position-horizontal-relative:margin;mso-position-vertical:absolute;mso-position-vertical-relative:text;mso-width-percent:0;mso-height-percent:0;mso-width-relative:margin;mso-height-relative:margin;v-text-anchor:top" o:gfxdata="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" filled="f" stroked="f">
+              <v:shape w14:anchorId="32C6AE36" id="_x0000_s1027" type="#_x0000_t202" style="position:absolute;margin-left:229.95pt;margin-top:16.9pt;width:200.25pt;height:398.25pt;z-index:251675648;visibility:visible;mso-wrap-style:square;mso-width-percent:0;mso-height-percent:0;mso-wrap-distance-left:9pt;mso-wrap-distance-top:3.6pt;mso-wrap-distance-right:9pt;mso-wrap-distance-bottom:3.6pt;mso-position-horizontal:absolute;mso-position-horizontal-relative:margin;mso-position-vertical:absolute;mso-position-vertical-relative:text;mso-width-percent:0;mso-height-percent:0;mso-width-relative:margin;mso-height-relative:margin;v-text-anchor:top" o:gfxdata="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" filled="f" stroked="f">
                 <v:textbox>
                   <w:txbxContent>
                     <w:tbl>
@@ -7887,7 +6190,7 @@
                         <w:tblLook w:val="04A0" w:firstRow="1" w:lastRow="0" w:firstColumn="1" w:lastColumn="0" w:noHBand="0" w:noVBand="1"/>
                       </w:tblPr>
                       <w:tblGrid>
-                        <w:gridCol w:w="1838"/>
+                        <w:gridCol w:w="1984"/>
                         <w:gridCol w:w="1765"/>
                       </w:tblGrid>
                       <w:tr>
@@ -7907,6 +6210,8 @@
                               <w:rPr>
                                 <w:rFonts w:ascii="Calibri" w:eastAsia="Times New Roman" w:hAnsi="Calibri" w:cs="Calibri"/>
                                 <w:color w:val="000000"/>
+                                <w:sz w:val="24"/>
+                                <w:szCs w:val="24"/>
                                 <w:lang w:val="en-US" w:eastAsia="es-VE"/>
                               </w:rPr>
                             </w:pPr>
@@ -7914,9 +6219,21 @@
                               <w:rPr>
                                 <w:rFonts w:ascii="Calibri" w:eastAsia="Times New Roman" w:hAnsi="Calibri" w:cs="Calibri"/>
                                 <w:color w:val="000000"/>
+                                <w:sz w:val="24"/>
+                                <w:szCs w:val="24"/>
                                 <w:lang w:val="en-US" w:eastAsia="es-VE"/>
                               </w:rPr>
-                              <w:t>product_category</w:t>
+                              <w:t>P</w:t>
+                            </w:r>
+                            <w:r>
+                              <w:rPr>
+                                <w:rFonts w:ascii="Calibri" w:eastAsia="Times New Roman" w:hAnsi="Calibri" w:cs="Calibri"/>
+                                <w:color w:val="000000"/>
+                                <w:sz w:val="24"/>
+                                <w:szCs w:val="24"/>
+                                <w:lang w:val="en-US" w:eastAsia="es-VE"/>
+                              </w:rPr>
+                              <w:t>roduct_category</w:t>
                             </w:r>
                           </w:p>
                         </w:tc>
@@ -7932,6 +6249,8 @@
                               <w:rPr>
                                 <w:rFonts w:ascii="Calibri" w:eastAsia="Times New Roman" w:hAnsi="Calibri" w:cs="Calibri"/>
                                 <w:color w:val="000000"/>
+                                <w:sz w:val="24"/>
+                                <w:szCs w:val="24"/>
                                 <w:lang w:val="en-US" w:eastAsia="es-VE"/>
                               </w:rPr>
                             </w:pPr>
@@ -7939,6 +6258,8 @@
                               <w:rPr>
                                 <w:rFonts w:ascii="Calibri" w:eastAsia="Times New Roman" w:hAnsi="Calibri" w:cs="Calibri"/>
                                 <w:color w:val="000000"/>
+                                <w:sz w:val="24"/>
+                                <w:szCs w:val="24"/>
                                 <w:lang w:val="en-US" w:eastAsia="es-VE"/>
                               </w:rPr>
                               <w:t>Product_brand</w:t>
@@ -9226,7 +7547,1911 @@
           </mc:Fallback>
         </mc:AlternateContent>
       </w:r>
+      <w:r>
+        <w:t>En las siguientes tablas podemos observar el contenido de la BD (tipos y marcas) por categoría.</w:t>
+      </w:r>
     </w:p>
+    <w:tbl>
+      <w:tblPr>
+        <w:tblStyle w:val="Tablaconcuadrcula1clara"/>
+        <w:tblW w:w="3964" w:type="dxa"/>
+        <w:tblLook w:val="04A0" w:firstRow="1" w:lastRow="0" w:firstColumn="1" w:lastColumn="0" w:noHBand="0" w:noVBand="1"/>
+      </w:tblPr>
+      <w:tblGrid>
+        <w:gridCol w:w="1984"/>
+        <w:gridCol w:w="2126"/>
+      </w:tblGrid>
+      <w:tr>
+        <w:trPr>
+          <w:cnfStyle w:val="100000000000" w:firstRow="1" w:lastRow="0" w:firstColumn="0" w:lastColumn="0" w:oddVBand="0" w:evenVBand="0" w:oddHBand="0" w:evenHBand="0" w:firstRowFirstColumn="0" w:firstRowLastColumn="0" w:lastRowFirstColumn="0" w:lastRowLastColumn="0"/>
+          <w:trHeight w:val="300"/>
+        </w:trPr>
+        <w:tc>
+          <w:tcPr>
+            <w:cnfStyle w:val="001000000000" w:firstRow="0" w:lastRow="0" w:firstColumn="1" w:lastColumn="0" w:oddVBand="0" w:evenVBand="0" w:oddHBand="0" w:evenHBand="0" w:firstRowFirstColumn="0" w:firstRowLastColumn="0" w:lastRowFirstColumn="0" w:lastRowLastColumn="0"/>
+            <w:tcW w:w="1838" w:type="dxa"/>
+            <w:noWrap/>
+            <w:hideMark/>
+          </w:tcPr>
+          <w:p>
+            <w:pPr>
+              <w:rPr>
+                <w:rFonts w:ascii="Calibri" w:eastAsia="Times New Roman" w:hAnsi="Calibri" w:cs="Calibri"/>
+                <w:color w:val="000000"/>
+                <w:sz w:val="24"/>
+                <w:szCs w:val="24"/>
+                <w:lang w:val="en-US" w:eastAsia="es-VE"/>
+              </w:rPr>
+            </w:pPr>
+            <w:r>
+              <w:rPr>
+                <w:rFonts w:ascii="Calibri" w:eastAsia="Times New Roman" w:hAnsi="Calibri" w:cs="Calibri"/>
+                <w:color w:val="000000"/>
+                <w:sz w:val="24"/>
+                <w:szCs w:val="24"/>
+                <w:lang w:val="en-US" w:eastAsia="es-VE"/>
+              </w:rPr>
+              <w:t>P</w:t>
+            </w:r>
+            <w:r>
+              <w:rPr>
+                <w:rFonts w:ascii="Calibri" w:eastAsia="Times New Roman" w:hAnsi="Calibri" w:cs="Calibri"/>
+                <w:color w:val="000000"/>
+                <w:sz w:val="24"/>
+                <w:szCs w:val="24"/>
+                <w:lang w:val="en-US" w:eastAsia="es-VE"/>
+              </w:rPr>
+              <w:t>roduct_category</w:t>
+            </w:r>
+          </w:p>
+        </w:tc>
+        <w:tc>
+          <w:tcPr>
+            <w:tcW w:w="2126" w:type="dxa"/>
+            <w:noWrap/>
+            <w:hideMark/>
+          </w:tcPr>
+          <w:p>
+            <w:pPr>
+              <w:cnfStyle w:val="100000000000" w:firstRow="1" w:lastRow="0" w:firstColumn="0" w:lastColumn="0" w:oddVBand="0" w:evenVBand="0" w:oddHBand="0" w:evenHBand="0" w:firstRowFirstColumn="0" w:firstRowLastColumn="0" w:lastRowFirstColumn="0" w:lastRowLastColumn="0"/>
+              <w:rPr>
+                <w:rFonts w:ascii="Calibri" w:eastAsia="Times New Roman" w:hAnsi="Calibri" w:cs="Calibri"/>
+                <w:color w:val="000000"/>
+                <w:sz w:val="24"/>
+                <w:szCs w:val="24"/>
+                <w:lang w:val="en-US" w:eastAsia="es-VE"/>
+              </w:rPr>
+            </w:pPr>
+            <w:r>
+              <w:rPr>
+                <w:rFonts w:ascii="Calibri" w:eastAsia="Times New Roman" w:hAnsi="Calibri" w:cs="Calibri"/>
+                <w:color w:val="000000"/>
+                <w:sz w:val="24"/>
+                <w:szCs w:val="24"/>
+                <w:lang w:val="en-US" w:eastAsia="es-VE"/>
+              </w:rPr>
+              <w:t>Product_Type</w:t>
+            </w:r>
+          </w:p>
+        </w:tc>
+      </w:tr>
+      <w:tr>
+        <w:trPr>
+          <w:trHeight w:val="300"/>
+        </w:trPr>
+        <w:tc>
+          <w:tcPr>
+            <w:cnfStyle w:val="001000000000" w:firstRow="0" w:lastRow="0" w:firstColumn="1" w:lastColumn="0" w:oddVBand="0" w:evenVBand="0" w:oddHBand="0" w:evenHBand="0" w:firstRowFirstColumn="0" w:firstRowLastColumn="0" w:lastRowFirstColumn="0" w:lastRowLastColumn="0"/>
+            <w:tcW w:w="1838" w:type="dxa"/>
+            <w:noWrap/>
+            <w:hideMark/>
+          </w:tcPr>
+          <w:p>
+            <w:pPr>
+              <w:rPr>
+                <w:rFonts w:ascii="Calibri" w:eastAsia="Times New Roman" w:hAnsi="Calibri" w:cs="Calibri"/>
+                <w:color w:val="000000"/>
+                <w:lang w:val="en-US" w:eastAsia="es-VE"/>
+              </w:rPr>
+            </w:pPr>
+            <w:r>
+              <w:rPr>
+                <w:rFonts w:ascii="Calibri" w:eastAsia="Times New Roman" w:hAnsi="Calibri" w:cs="Calibri"/>
+                <w:color w:val="000000"/>
+                <w:lang w:val="en-US" w:eastAsia="es-VE"/>
+              </w:rPr>
+              <w:t>Books</w:t>
+            </w:r>
+          </w:p>
+        </w:tc>
+        <w:tc>
+          <w:tcPr>
+            <w:tcW w:w="2126" w:type="dxa"/>
+            <w:noWrap/>
+            <w:hideMark/>
+          </w:tcPr>
+          <w:p>
+            <w:pPr>
+              <w:cnfStyle w:val="000000000000" w:firstRow="0" w:lastRow="0" w:firstColumn="0" w:lastColumn="0" w:oddVBand="0" w:evenVBand="0" w:oddHBand="0" w:evenHBand="0" w:firstRowFirstColumn="0" w:firstRowLastColumn="0" w:lastRowFirstColumn="0" w:lastRowLastColumn="0"/>
+              <w:rPr>
+                <w:rFonts w:ascii="Calibri" w:eastAsia="Times New Roman" w:hAnsi="Calibri" w:cs="Calibri"/>
+                <w:color w:val="000000"/>
+                <w:lang w:val="en-US" w:eastAsia="es-VE"/>
+              </w:rPr>
+            </w:pPr>
+            <w:r>
+              <w:rPr>
+                <w:rFonts w:ascii="Calibri" w:eastAsia="Times New Roman" w:hAnsi="Calibri" w:cs="Calibri"/>
+                <w:color w:val="000000"/>
+                <w:lang w:val="en-US" w:eastAsia="es-VE"/>
+              </w:rPr>
+              <w:t>Children's</w:t>
+            </w:r>
+          </w:p>
+        </w:tc>
+      </w:tr>
+      <w:tr>
+        <w:trPr>
+          <w:trHeight w:val="300"/>
+        </w:trPr>
+        <w:tc>
+          <w:tcPr>
+            <w:cnfStyle w:val="001000000000" w:firstRow="0" w:lastRow="0" w:firstColumn="1" w:lastColumn="0" w:oddVBand="0" w:evenVBand="0" w:oddHBand="0" w:evenHBand="0" w:firstRowFirstColumn="0" w:firstRowLastColumn="0" w:lastRowFirstColumn="0" w:lastRowLastColumn="0"/>
+            <w:tcW w:w="1838" w:type="dxa"/>
+            <w:noWrap/>
+            <w:hideMark/>
+          </w:tcPr>
+          <w:p>
+            <w:pPr>
+              <w:rPr>
+                <w:rFonts w:ascii="Calibri" w:eastAsia="Times New Roman" w:hAnsi="Calibri" w:cs="Calibri"/>
+                <w:color w:val="000000"/>
+                <w:lang w:val="en-US" w:eastAsia="es-VE"/>
+              </w:rPr>
+            </w:pPr>
+            <w:r>
+              <w:rPr>
+                <w:rFonts w:ascii="Calibri" w:eastAsia="Times New Roman" w:hAnsi="Calibri" w:cs="Calibri"/>
+                <w:color w:val="000000"/>
+                <w:lang w:val="en-US" w:eastAsia="es-VE"/>
+              </w:rPr>
+              <w:t>Books</w:t>
+            </w:r>
+          </w:p>
+        </w:tc>
+        <w:tc>
+          <w:tcPr>
+            <w:tcW w:w="2126" w:type="dxa"/>
+            <w:noWrap/>
+            <w:hideMark/>
+          </w:tcPr>
+          <w:p>
+            <w:pPr>
+              <w:cnfStyle w:val="000000000000" w:firstRow="0" w:lastRow="0" w:firstColumn="0" w:lastColumn="0" w:oddVBand="0" w:evenVBand="0" w:oddHBand="0" w:evenHBand="0" w:firstRowFirstColumn="0" w:firstRowLastColumn="0" w:lastRowFirstColumn="0" w:lastRowLastColumn="0"/>
+              <w:rPr>
+                <w:rFonts w:ascii="Calibri" w:eastAsia="Times New Roman" w:hAnsi="Calibri" w:cs="Calibri"/>
+                <w:color w:val="000000"/>
+                <w:lang w:val="en-US" w:eastAsia="es-VE"/>
+              </w:rPr>
+            </w:pPr>
+            <w:r>
+              <w:rPr>
+                <w:rFonts w:ascii="Calibri" w:eastAsia="Times New Roman" w:hAnsi="Calibri" w:cs="Calibri"/>
+                <w:color w:val="000000"/>
+                <w:lang w:val="en-US" w:eastAsia="es-VE"/>
+              </w:rPr>
+              <w:t>Fiction</w:t>
+            </w:r>
+          </w:p>
+        </w:tc>
+      </w:tr>
+      <w:tr>
+        <w:trPr>
+          <w:trHeight w:val="300"/>
+        </w:trPr>
+        <w:tc>
+          <w:tcPr>
+            <w:cnfStyle w:val="001000000000" w:firstRow="0" w:lastRow="0" w:firstColumn="1" w:lastColumn="0" w:oddVBand="0" w:evenVBand="0" w:oddHBand="0" w:evenHBand="0" w:firstRowFirstColumn="0" w:firstRowLastColumn="0" w:lastRowFirstColumn="0" w:lastRowLastColumn="0"/>
+            <w:tcW w:w="1838" w:type="dxa"/>
+            <w:noWrap/>
+            <w:hideMark/>
+          </w:tcPr>
+          <w:p>
+            <w:pPr>
+              <w:rPr>
+                <w:rFonts w:ascii="Calibri" w:eastAsia="Times New Roman" w:hAnsi="Calibri" w:cs="Calibri"/>
+                <w:color w:val="000000"/>
+                <w:lang w:val="en-US" w:eastAsia="es-VE"/>
+              </w:rPr>
+            </w:pPr>
+            <w:r>
+              <w:rPr>
+                <w:rFonts w:ascii="Calibri" w:eastAsia="Times New Roman" w:hAnsi="Calibri" w:cs="Calibri"/>
+                <w:color w:val="000000"/>
+                <w:lang w:val="en-US" w:eastAsia="es-VE"/>
+              </w:rPr>
+              <w:t>Books</w:t>
+            </w:r>
+          </w:p>
+        </w:tc>
+        <w:tc>
+          <w:tcPr>
+            <w:tcW w:w="2126" w:type="dxa"/>
+            <w:noWrap/>
+            <w:hideMark/>
+          </w:tcPr>
+          <w:p>
+            <w:pPr>
+              <w:cnfStyle w:val="000000000000" w:firstRow="0" w:lastRow="0" w:firstColumn="0" w:lastColumn="0" w:oddVBand="0" w:evenVBand="0" w:oddHBand="0" w:evenHBand="0" w:firstRowFirstColumn="0" w:firstRowLastColumn="0" w:lastRowFirstColumn="0" w:lastRowLastColumn="0"/>
+              <w:rPr>
+                <w:rFonts w:ascii="Calibri" w:eastAsia="Times New Roman" w:hAnsi="Calibri" w:cs="Calibri"/>
+                <w:color w:val="000000"/>
+                <w:lang w:val="en-US" w:eastAsia="es-VE"/>
+              </w:rPr>
+            </w:pPr>
+            <w:r>
+              <w:rPr>
+                <w:rFonts w:ascii="Calibri" w:eastAsia="Times New Roman" w:hAnsi="Calibri" w:cs="Calibri"/>
+                <w:color w:val="000000"/>
+                <w:lang w:val="en-US" w:eastAsia="es-VE"/>
+              </w:rPr>
+              <w:t>Literature</w:t>
+            </w:r>
+          </w:p>
+        </w:tc>
+      </w:tr>
+      <w:tr>
+        <w:trPr>
+          <w:trHeight w:val="300"/>
+        </w:trPr>
+        <w:tc>
+          <w:tcPr>
+            <w:cnfStyle w:val="001000000000" w:firstRow="0" w:lastRow="0" w:firstColumn="1" w:lastColumn="0" w:oddVBand="0" w:evenVBand="0" w:oddHBand="0" w:evenHBand="0" w:firstRowFirstColumn="0" w:firstRowLastColumn="0" w:lastRowFirstColumn="0" w:lastRowLastColumn="0"/>
+            <w:tcW w:w="1838" w:type="dxa"/>
+            <w:noWrap/>
+            <w:hideMark/>
+          </w:tcPr>
+          <w:p>
+            <w:pPr>
+              <w:rPr>
+                <w:rFonts w:ascii="Calibri" w:eastAsia="Times New Roman" w:hAnsi="Calibri" w:cs="Calibri"/>
+                <w:color w:val="000000"/>
+                <w:lang w:val="en-US" w:eastAsia="es-VE"/>
+              </w:rPr>
+            </w:pPr>
+            <w:r>
+              <w:rPr>
+                <w:rFonts w:ascii="Calibri" w:eastAsia="Times New Roman" w:hAnsi="Calibri" w:cs="Calibri"/>
+                <w:color w:val="000000"/>
+                <w:lang w:val="en-US" w:eastAsia="es-VE"/>
+              </w:rPr>
+              <w:t>Books</w:t>
+            </w:r>
+          </w:p>
+        </w:tc>
+        <w:tc>
+          <w:tcPr>
+            <w:tcW w:w="2126" w:type="dxa"/>
+            <w:noWrap/>
+            <w:hideMark/>
+          </w:tcPr>
+          <w:p>
+            <w:pPr>
+              <w:cnfStyle w:val="000000000000" w:firstRow="0" w:lastRow="0" w:firstColumn="0" w:lastColumn="0" w:oddVBand="0" w:evenVBand="0" w:oddHBand="0" w:evenHBand="0" w:firstRowFirstColumn="0" w:firstRowLastColumn="0" w:lastRowFirstColumn="0" w:lastRowLastColumn="0"/>
+              <w:rPr>
+                <w:rFonts w:ascii="Calibri" w:eastAsia="Times New Roman" w:hAnsi="Calibri" w:cs="Calibri"/>
+                <w:color w:val="000000"/>
+                <w:lang w:val="en-US" w:eastAsia="es-VE"/>
+              </w:rPr>
+            </w:pPr>
+            <w:r>
+              <w:rPr>
+                <w:rFonts w:ascii="Calibri" w:eastAsia="Times New Roman" w:hAnsi="Calibri" w:cs="Calibri"/>
+                <w:color w:val="000000"/>
+                <w:lang w:val="en-US" w:eastAsia="es-VE"/>
+              </w:rPr>
+              <w:t>Non-Fiction</w:t>
+            </w:r>
+          </w:p>
+        </w:tc>
+      </w:tr>
+      <w:tr>
+        <w:trPr>
+          <w:trHeight w:val="300"/>
+        </w:trPr>
+        <w:tc>
+          <w:tcPr>
+            <w:cnfStyle w:val="001000000000" w:firstRow="0" w:lastRow="0" w:firstColumn="1" w:lastColumn="0" w:oddVBand="0" w:evenVBand="0" w:oddHBand="0" w:evenHBand="0" w:firstRowFirstColumn="0" w:firstRowLastColumn="0" w:lastRowFirstColumn="0" w:lastRowLastColumn="0"/>
+            <w:tcW w:w="1838" w:type="dxa"/>
+            <w:noWrap/>
+            <w:hideMark/>
+          </w:tcPr>
+          <w:p>
+            <w:pPr>
+              <w:rPr>
+                <w:rFonts w:ascii="Calibri" w:eastAsia="Times New Roman" w:hAnsi="Calibri" w:cs="Calibri"/>
+                <w:color w:val="000000"/>
+                <w:lang w:val="en-US" w:eastAsia="es-VE"/>
+              </w:rPr>
+            </w:pPr>
+            <w:r>
+              <w:rPr>
+                <w:rFonts w:ascii="Calibri" w:eastAsia="Times New Roman" w:hAnsi="Calibri" w:cs="Calibri"/>
+                <w:color w:val="000000"/>
+                <w:lang w:val="en-US" w:eastAsia="es-VE"/>
+              </w:rPr>
+              <w:t>Books</w:t>
+            </w:r>
+          </w:p>
+        </w:tc>
+        <w:tc>
+          <w:tcPr>
+            <w:tcW w:w="2126" w:type="dxa"/>
+            <w:noWrap/>
+            <w:hideMark/>
+          </w:tcPr>
+          <w:p>
+            <w:pPr>
+              <w:cnfStyle w:val="000000000000" w:firstRow="0" w:lastRow="0" w:firstColumn="0" w:lastColumn="0" w:oddVBand="0" w:evenVBand="0" w:oddHBand="0" w:evenHBand="0" w:firstRowFirstColumn="0" w:firstRowLastColumn="0" w:lastRowFirstColumn="0" w:lastRowLastColumn="0"/>
+              <w:rPr>
+                <w:rFonts w:ascii="Calibri" w:eastAsia="Times New Roman" w:hAnsi="Calibri" w:cs="Calibri"/>
+                <w:color w:val="000000"/>
+                <w:lang w:val="en-US" w:eastAsia="es-VE"/>
+              </w:rPr>
+            </w:pPr>
+            <w:r>
+              <w:rPr>
+                <w:rFonts w:ascii="Calibri" w:eastAsia="Times New Roman" w:hAnsi="Calibri" w:cs="Calibri"/>
+                <w:color w:val="000000"/>
+                <w:lang w:val="en-US" w:eastAsia="es-VE"/>
+              </w:rPr>
+              <w:t>Thriller</w:t>
+            </w:r>
+          </w:p>
+        </w:tc>
+      </w:tr>
+      <w:tr>
+        <w:trPr>
+          <w:trHeight w:val="300"/>
+        </w:trPr>
+        <w:tc>
+          <w:tcPr>
+            <w:cnfStyle w:val="001000000000" w:firstRow="0" w:lastRow="0" w:firstColumn="1" w:lastColumn="0" w:oddVBand="0" w:evenVBand="0" w:oddHBand="0" w:evenHBand="0" w:firstRowFirstColumn="0" w:firstRowLastColumn="0" w:lastRowFirstColumn="0" w:lastRowLastColumn="0"/>
+            <w:tcW w:w="1838" w:type="dxa"/>
+            <w:noWrap/>
+            <w:hideMark/>
+          </w:tcPr>
+          <w:p>
+            <w:pPr>
+              <w:rPr>
+                <w:rFonts w:ascii="Calibri" w:eastAsia="Times New Roman" w:hAnsi="Calibri" w:cs="Calibri"/>
+                <w:color w:val="000000"/>
+                <w:lang w:val="en-US" w:eastAsia="es-VE"/>
+              </w:rPr>
+            </w:pPr>
+            <w:r>
+              <w:rPr>
+                <w:rFonts w:ascii="Calibri" w:eastAsia="Times New Roman" w:hAnsi="Calibri" w:cs="Calibri"/>
+                <w:color w:val="000000"/>
+                <w:lang w:val="en-US" w:eastAsia="es-VE"/>
+              </w:rPr>
+              <w:t>Clothing</w:t>
+            </w:r>
+          </w:p>
+        </w:tc>
+        <w:tc>
+          <w:tcPr>
+            <w:tcW w:w="2126" w:type="dxa"/>
+            <w:noWrap/>
+            <w:hideMark/>
+          </w:tcPr>
+          <w:p>
+            <w:pPr>
+              <w:cnfStyle w:val="000000000000" w:firstRow="0" w:lastRow="0" w:firstColumn="0" w:lastColumn="0" w:oddVBand="0" w:evenVBand="0" w:oddHBand="0" w:evenHBand="0" w:firstRowFirstColumn="0" w:firstRowLastColumn="0" w:lastRowFirstColumn="0" w:lastRowLastColumn="0"/>
+              <w:rPr>
+                <w:rFonts w:ascii="Calibri" w:eastAsia="Times New Roman" w:hAnsi="Calibri" w:cs="Calibri"/>
+                <w:color w:val="000000"/>
+                <w:lang w:val="en-US" w:eastAsia="es-VE"/>
+              </w:rPr>
+            </w:pPr>
+            <w:r>
+              <w:rPr>
+                <w:rFonts w:ascii="Calibri" w:eastAsia="Times New Roman" w:hAnsi="Calibri" w:cs="Calibri"/>
+                <w:color w:val="000000"/>
+                <w:lang w:val="en-US" w:eastAsia="es-VE"/>
+              </w:rPr>
+              <w:t>Dress</w:t>
+            </w:r>
+          </w:p>
+        </w:tc>
+      </w:tr>
+      <w:tr>
+        <w:trPr>
+          <w:trHeight w:val="300"/>
+        </w:trPr>
+        <w:tc>
+          <w:tcPr>
+            <w:cnfStyle w:val="001000000000" w:firstRow="0" w:lastRow="0" w:firstColumn="1" w:lastColumn="0" w:oddVBand="0" w:evenVBand="0" w:oddHBand="0" w:evenHBand="0" w:firstRowFirstColumn="0" w:firstRowLastColumn="0" w:lastRowFirstColumn="0" w:lastRowLastColumn="0"/>
+            <w:tcW w:w="1838" w:type="dxa"/>
+            <w:noWrap/>
+            <w:hideMark/>
+          </w:tcPr>
+          <w:p>
+            <w:pPr>
+              <w:rPr>
+                <w:rFonts w:ascii="Calibri" w:eastAsia="Times New Roman" w:hAnsi="Calibri" w:cs="Calibri"/>
+                <w:color w:val="000000"/>
+                <w:lang w:val="en-US" w:eastAsia="es-VE"/>
+              </w:rPr>
+            </w:pPr>
+            <w:r>
+              <w:rPr>
+                <w:rFonts w:ascii="Calibri" w:eastAsia="Times New Roman" w:hAnsi="Calibri" w:cs="Calibri"/>
+                <w:color w:val="000000"/>
+                <w:lang w:val="en-US" w:eastAsia="es-VE"/>
+              </w:rPr>
+              <w:t>Clothing</w:t>
+            </w:r>
+          </w:p>
+        </w:tc>
+        <w:tc>
+          <w:tcPr>
+            <w:tcW w:w="2126" w:type="dxa"/>
+            <w:noWrap/>
+            <w:hideMark/>
+          </w:tcPr>
+          <w:p>
+            <w:pPr>
+              <w:cnfStyle w:val="000000000000" w:firstRow="0" w:lastRow="0" w:firstColumn="0" w:lastColumn="0" w:oddVBand="0" w:evenVBand="0" w:oddHBand="0" w:evenHBand="0" w:firstRowFirstColumn="0" w:firstRowLastColumn="0" w:lastRowFirstColumn="0" w:lastRowLastColumn="0"/>
+              <w:rPr>
+                <w:rFonts w:ascii="Calibri" w:eastAsia="Times New Roman" w:hAnsi="Calibri" w:cs="Calibri"/>
+                <w:color w:val="000000"/>
+                <w:lang w:val="en-US" w:eastAsia="es-VE"/>
+              </w:rPr>
+            </w:pPr>
+            <w:r>
+              <w:rPr>
+                <w:rFonts w:ascii="Calibri" w:eastAsia="Times New Roman" w:hAnsi="Calibri" w:cs="Calibri"/>
+                <w:color w:val="000000"/>
+                <w:lang w:val="en-US" w:eastAsia="es-VE"/>
+              </w:rPr>
+              <w:t>Jacket</w:t>
+            </w:r>
+          </w:p>
+        </w:tc>
+      </w:tr>
+      <w:tr>
+        <w:trPr>
+          <w:trHeight w:val="300"/>
+        </w:trPr>
+        <w:tc>
+          <w:tcPr>
+            <w:cnfStyle w:val="001000000000" w:firstRow="0" w:lastRow="0" w:firstColumn="1" w:lastColumn="0" w:oddVBand="0" w:evenVBand="0" w:oddHBand="0" w:evenHBand="0" w:firstRowFirstColumn="0" w:firstRowLastColumn="0" w:lastRowFirstColumn="0" w:lastRowLastColumn="0"/>
+            <w:tcW w:w="1838" w:type="dxa"/>
+            <w:noWrap/>
+            <w:hideMark/>
+          </w:tcPr>
+          <w:p>
+            <w:pPr>
+              <w:rPr>
+                <w:rFonts w:ascii="Calibri" w:eastAsia="Times New Roman" w:hAnsi="Calibri" w:cs="Calibri"/>
+                <w:color w:val="000000"/>
+                <w:lang w:val="en-US" w:eastAsia="es-VE"/>
+              </w:rPr>
+            </w:pPr>
+            <w:r>
+              <w:rPr>
+                <w:rFonts w:ascii="Calibri" w:eastAsia="Times New Roman" w:hAnsi="Calibri" w:cs="Calibri"/>
+                <w:color w:val="000000"/>
+                <w:lang w:val="en-US" w:eastAsia="es-VE"/>
+              </w:rPr>
+              <w:t>Clothing</w:t>
+            </w:r>
+          </w:p>
+        </w:tc>
+        <w:tc>
+          <w:tcPr>
+            <w:tcW w:w="2126" w:type="dxa"/>
+            <w:noWrap/>
+            <w:hideMark/>
+          </w:tcPr>
+          <w:p>
+            <w:pPr>
+              <w:cnfStyle w:val="000000000000" w:firstRow="0" w:lastRow="0" w:firstColumn="0" w:lastColumn="0" w:oddVBand="0" w:evenVBand="0" w:oddHBand="0" w:evenHBand="0" w:firstRowFirstColumn="0" w:firstRowLastColumn="0" w:lastRowFirstColumn="0" w:lastRowLastColumn="0"/>
+              <w:rPr>
+                <w:rFonts w:ascii="Calibri" w:eastAsia="Times New Roman" w:hAnsi="Calibri" w:cs="Calibri"/>
+                <w:color w:val="000000"/>
+                <w:lang w:val="en-US" w:eastAsia="es-VE"/>
+              </w:rPr>
+            </w:pPr>
+            <w:r>
+              <w:rPr>
+                <w:rFonts w:ascii="Calibri" w:eastAsia="Times New Roman" w:hAnsi="Calibri" w:cs="Calibri"/>
+                <w:color w:val="000000"/>
+                <w:lang w:val="en-US" w:eastAsia="es-VE"/>
+              </w:rPr>
+              <w:t>Jeans</w:t>
+            </w:r>
+          </w:p>
+        </w:tc>
+      </w:tr>
+      <w:tr>
+        <w:trPr>
+          <w:trHeight w:val="300"/>
+        </w:trPr>
+        <w:tc>
+          <w:tcPr>
+            <w:cnfStyle w:val="001000000000" w:firstRow="0" w:lastRow="0" w:firstColumn="1" w:lastColumn="0" w:oddVBand="0" w:evenVBand="0" w:oddHBand="0" w:evenHBand="0" w:firstRowFirstColumn="0" w:firstRowLastColumn="0" w:lastRowFirstColumn="0" w:lastRowLastColumn="0"/>
+            <w:tcW w:w="1838" w:type="dxa"/>
+            <w:noWrap/>
+            <w:hideMark/>
+          </w:tcPr>
+          <w:p>
+            <w:pPr>
+              <w:rPr>
+                <w:rFonts w:ascii="Calibri" w:eastAsia="Times New Roman" w:hAnsi="Calibri" w:cs="Calibri"/>
+                <w:color w:val="000000"/>
+                <w:lang w:val="en-US" w:eastAsia="es-VE"/>
+              </w:rPr>
+            </w:pPr>
+            <w:r>
+              <w:rPr>
+                <w:rFonts w:ascii="Calibri" w:eastAsia="Times New Roman" w:hAnsi="Calibri" w:cs="Calibri"/>
+                <w:color w:val="000000"/>
+                <w:lang w:val="en-US" w:eastAsia="es-VE"/>
+              </w:rPr>
+              <w:t>Clothing</w:t>
+            </w:r>
+          </w:p>
+        </w:tc>
+        <w:tc>
+          <w:tcPr>
+            <w:tcW w:w="2126" w:type="dxa"/>
+            <w:noWrap/>
+            <w:hideMark/>
+          </w:tcPr>
+          <w:p>
+            <w:pPr>
+              <w:cnfStyle w:val="000000000000" w:firstRow="0" w:lastRow="0" w:firstColumn="0" w:lastColumn="0" w:oddVBand="0" w:evenVBand="0" w:oddHBand="0" w:evenHBand="0" w:firstRowFirstColumn="0" w:firstRowLastColumn="0" w:lastRowFirstColumn="0" w:lastRowLastColumn="0"/>
+              <w:rPr>
+                <w:rFonts w:ascii="Calibri" w:eastAsia="Times New Roman" w:hAnsi="Calibri" w:cs="Calibri"/>
+                <w:color w:val="000000"/>
+                <w:lang w:val="en-US" w:eastAsia="es-VE"/>
+              </w:rPr>
+            </w:pPr>
+            <w:r>
+              <w:rPr>
+                <w:rFonts w:ascii="Calibri" w:eastAsia="Times New Roman" w:hAnsi="Calibri" w:cs="Calibri"/>
+                <w:color w:val="000000"/>
+                <w:lang w:val="en-US" w:eastAsia="es-VE"/>
+              </w:rPr>
+              <w:t>Shirt</w:t>
+            </w:r>
+          </w:p>
+        </w:tc>
+      </w:tr>
+      <w:tr>
+        <w:trPr>
+          <w:trHeight w:val="300"/>
+        </w:trPr>
+        <w:tc>
+          <w:tcPr>
+            <w:cnfStyle w:val="001000000000" w:firstRow="0" w:lastRow="0" w:firstColumn="1" w:lastColumn="0" w:oddVBand="0" w:evenVBand="0" w:oddHBand="0" w:evenHBand="0" w:firstRowFirstColumn="0" w:firstRowLastColumn="0" w:lastRowFirstColumn="0" w:lastRowLastColumn="0"/>
+            <w:tcW w:w="1838" w:type="dxa"/>
+            <w:noWrap/>
+            <w:hideMark/>
+          </w:tcPr>
+          <w:p>
+            <w:pPr>
+              <w:rPr>
+                <w:rFonts w:ascii="Calibri" w:eastAsia="Times New Roman" w:hAnsi="Calibri" w:cs="Calibri"/>
+                <w:color w:val="000000"/>
+                <w:lang w:val="en-US" w:eastAsia="es-VE"/>
+              </w:rPr>
+            </w:pPr>
+            <w:r>
+              <w:rPr>
+                <w:rFonts w:ascii="Calibri" w:eastAsia="Times New Roman" w:hAnsi="Calibri" w:cs="Calibri"/>
+                <w:color w:val="000000"/>
+                <w:lang w:val="en-US" w:eastAsia="es-VE"/>
+              </w:rPr>
+              <w:t>Clothing</w:t>
+            </w:r>
+          </w:p>
+        </w:tc>
+        <w:tc>
+          <w:tcPr>
+            <w:tcW w:w="2126" w:type="dxa"/>
+            <w:noWrap/>
+            <w:hideMark/>
+          </w:tcPr>
+          <w:p>
+            <w:pPr>
+              <w:cnfStyle w:val="000000000000" w:firstRow="0" w:lastRow="0" w:firstColumn="0" w:lastColumn="0" w:oddVBand="0" w:evenVBand="0" w:oddHBand="0" w:evenHBand="0" w:firstRowFirstColumn="0" w:firstRowLastColumn="0" w:lastRowFirstColumn="0" w:lastRowLastColumn="0"/>
+              <w:rPr>
+                <w:rFonts w:ascii="Calibri" w:eastAsia="Times New Roman" w:hAnsi="Calibri" w:cs="Calibri"/>
+                <w:color w:val="000000"/>
+                <w:lang w:val="en-US" w:eastAsia="es-VE"/>
+              </w:rPr>
+            </w:pPr>
+            <w:r>
+              <w:rPr>
+                <w:rFonts w:ascii="Calibri" w:eastAsia="Times New Roman" w:hAnsi="Calibri" w:cs="Calibri"/>
+                <w:color w:val="000000"/>
+                <w:lang w:val="en-US" w:eastAsia="es-VE"/>
+              </w:rPr>
+              <w:t>Shoes</w:t>
+            </w:r>
+          </w:p>
+        </w:tc>
+      </w:tr>
+      <w:tr>
+        <w:trPr>
+          <w:trHeight w:val="300"/>
+        </w:trPr>
+        <w:tc>
+          <w:tcPr>
+            <w:cnfStyle w:val="001000000000" w:firstRow="0" w:lastRow="0" w:firstColumn="1" w:lastColumn="0" w:oddVBand="0" w:evenVBand="0" w:oddHBand="0" w:evenHBand="0" w:firstRowFirstColumn="0" w:firstRowLastColumn="0" w:lastRowFirstColumn="0" w:lastRowLastColumn="0"/>
+            <w:tcW w:w="1838" w:type="dxa"/>
+            <w:noWrap/>
+            <w:hideMark/>
+          </w:tcPr>
+          <w:p>
+            <w:pPr>
+              <w:rPr>
+                <w:rFonts w:ascii="Calibri" w:eastAsia="Times New Roman" w:hAnsi="Calibri" w:cs="Calibri"/>
+                <w:color w:val="000000"/>
+                <w:lang w:val="en-US" w:eastAsia="es-VE"/>
+              </w:rPr>
+            </w:pPr>
+            <w:r>
+              <w:rPr>
+                <w:rFonts w:ascii="Calibri" w:eastAsia="Times New Roman" w:hAnsi="Calibri" w:cs="Calibri"/>
+                <w:color w:val="000000"/>
+                <w:lang w:val="en-US" w:eastAsia="es-VE"/>
+              </w:rPr>
+              <w:t>Clothing</w:t>
+            </w:r>
+          </w:p>
+        </w:tc>
+        <w:tc>
+          <w:tcPr>
+            <w:tcW w:w="2126" w:type="dxa"/>
+            <w:noWrap/>
+            <w:hideMark/>
+          </w:tcPr>
+          <w:p>
+            <w:pPr>
+              <w:cnfStyle w:val="000000000000" w:firstRow="0" w:lastRow="0" w:firstColumn="0" w:lastColumn="0" w:oddVBand="0" w:evenVBand="0" w:oddHBand="0" w:evenHBand="0" w:firstRowFirstColumn="0" w:firstRowLastColumn="0" w:lastRowFirstColumn="0" w:lastRowLastColumn="0"/>
+              <w:rPr>
+                <w:rFonts w:ascii="Calibri" w:eastAsia="Times New Roman" w:hAnsi="Calibri" w:cs="Calibri"/>
+                <w:color w:val="000000"/>
+                <w:lang w:val="en-US" w:eastAsia="es-VE"/>
+              </w:rPr>
+            </w:pPr>
+            <w:r>
+              <w:rPr>
+                <w:rFonts w:ascii="Calibri" w:eastAsia="Times New Roman" w:hAnsi="Calibri" w:cs="Calibri"/>
+                <w:color w:val="000000"/>
+                <w:lang w:val="en-US" w:eastAsia="es-VE"/>
+              </w:rPr>
+              <w:t>Shorts</w:t>
+            </w:r>
+          </w:p>
+        </w:tc>
+      </w:tr>
+      <w:tr>
+        <w:trPr>
+          <w:trHeight w:val="300"/>
+        </w:trPr>
+        <w:tc>
+          <w:tcPr>
+            <w:cnfStyle w:val="001000000000" w:firstRow="0" w:lastRow="0" w:firstColumn="1" w:lastColumn="0" w:oddVBand="0" w:evenVBand="0" w:oddHBand="0" w:evenHBand="0" w:firstRowFirstColumn="0" w:firstRowLastColumn="0" w:lastRowFirstColumn="0" w:lastRowLastColumn="0"/>
+            <w:tcW w:w="1838" w:type="dxa"/>
+            <w:noWrap/>
+            <w:hideMark/>
+          </w:tcPr>
+          <w:p>
+            <w:pPr>
+              <w:rPr>
+                <w:rFonts w:ascii="Calibri" w:eastAsia="Times New Roman" w:hAnsi="Calibri" w:cs="Calibri"/>
+                <w:color w:val="000000"/>
+                <w:lang w:val="en-US" w:eastAsia="es-VE"/>
+              </w:rPr>
+            </w:pPr>
+            <w:r>
+              <w:rPr>
+                <w:rFonts w:ascii="Calibri" w:eastAsia="Times New Roman" w:hAnsi="Calibri" w:cs="Calibri"/>
+                <w:color w:val="000000"/>
+                <w:lang w:val="en-US" w:eastAsia="es-VE"/>
+              </w:rPr>
+              <w:t>Clothing</w:t>
+            </w:r>
+          </w:p>
+        </w:tc>
+        <w:tc>
+          <w:tcPr>
+            <w:tcW w:w="2126" w:type="dxa"/>
+            <w:noWrap/>
+            <w:hideMark/>
+          </w:tcPr>
+          <w:p>
+            <w:pPr>
+              <w:cnfStyle w:val="000000000000" w:firstRow="0" w:lastRow="0" w:firstColumn="0" w:lastColumn="0" w:oddVBand="0" w:evenVBand="0" w:oddHBand="0" w:evenHBand="0" w:firstRowFirstColumn="0" w:firstRowLastColumn="0" w:lastRowFirstColumn="0" w:lastRowLastColumn="0"/>
+              <w:rPr>
+                <w:rFonts w:ascii="Calibri" w:eastAsia="Times New Roman" w:hAnsi="Calibri" w:cs="Calibri"/>
+                <w:color w:val="000000"/>
+                <w:lang w:val="en-US" w:eastAsia="es-VE"/>
+              </w:rPr>
+            </w:pPr>
+            <w:r>
+              <w:rPr>
+                <w:rFonts w:ascii="Calibri" w:eastAsia="Times New Roman" w:hAnsi="Calibri" w:cs="Calibri"/>
+                <w:color w:val="000000"/>
+                <w:lang w:val="en-US" w:eastAsia="es-VE"/>
+              </w:rPr>
+              <w:t>T-shirt</w:t>
+            </w:r>
+          </w:p>
+        </w:tc>
+      </w:tr>
+      <w:tr>
+        <w:trPr>
+          <w:trHeight w:val="300"/>
+        </w:trPr>
+        <w:tc>
+          <w:tcPr>
+            <w:cnfStyle w:val="001000000000" w:firstRow="0" w:lastRow="0" w:firstColumn="1" w:lastColumn="0" w:oddVBand="0" w:evenVBand="0" w:oddHBand="0" w:evenHBand="0" w:firstRowFirstColumn="0" w:firstRowLastColumn="0" w:lastRowFirstColumn="0" w:lastRowLastColumn="0"/>
+            <w:tcW w:w="1838" w:type="dxa"/>
+            <w:noWrap/>
+            <w:hideMark/>
+          </w:tcPr>
+          <w:p>
+            <w:pPr>
+              <w:rPr>
+                <w:rFonts w:ascii="Calibri" w:eastAsia="Times New Roman" w:hAnsi="Calibri" w:cs="Calibri"/>
+                <w:color w:val="000000"/>
+                <w:lang w:val="en-US" w:eastAsia="es-VE"/>
+              </w:rPr>
+            </w:pPr>
+            <w:r>
+              <w:rPr>
+                <w:rFonts w:ascii="Calibri" w:eastAsia="Times New Roman" w:hAnsi="Calibri" w:cs="Calibri"/>
+                <w:color w:val="000000"/>
+                <w:lang w:val="en-US" w:eastAsia="es-VE"/>
+              </w:rPr>
+              <w:t>Electronics</w:t>
+            </w:r>
+          </w:p>
+        </w:tc>
+        <w:tc>
+          <w:tcPr>
+            <w:tcW w:w="2126" w:type="dxa"/>
+            <w:noWrap/>
+            <w:hideMark/>
+          </w:tcPr>
+          <w:p>
+            <w:pPr>
+              <w:cnfStyle w:val="000000000000" w:firstRow="0" w:lastRow="0" w:firstColumn="0" w:lastColumn="0" w:oddVBand="0" w:evenVBand="0" w:oddHBand="0" w:evenHBand="0" w:firstRowFirstColumn="0" w:firstRowLastColumn="0" w:lastRowFirstColumn="0" w:lastRowLastColumn="0"/>
+              <w:rPr>
+                <w:rFonts w:ascii="Calibri" w:eastAsia="Times New Roman" w:hAnsi="Calibri" w:cs="Calibri"/>
+                <w:color w:val="000000"/>
+                <w:lang w:val="en-US" w:eastAsia="es-VE"/>
+              </w:rPr>
+            </w:pPr>
+            <w:r>
+              <w:rPr>
+                <w:rFonts w:ascii="Calibri" w:eastAsia="Times New Roman" w:hAnsi="Calibri" w:cs="Calibri"/>
+                <w:color w:val="000000"/>
+                <w:lang w:val="en-US" w:eastAsia="es-VE"/>
+              </w:rPr>
+              <w:t>BlueStar AC</w:t>
+            </w:r>
+          </w:p>
+        </w:tc>
+      </w:tr>
+      <w:tr>
+        <w:trPr>
+          <w:trHeight w:val="300"/>
+        </w:trPr>
+        <w:tc>
+          <w:tcPr>
+            <w:cnfStyle w:val="001000000000" w:firstRow="0" w:lastRow="0" w:firstColumn="1" w:lastColumn="0" w:oddVBand="0" w:evenVBand="0" w:oddHBand="0" w:evenHBand="0" w:firstRowFirstColumn="0" w:firstRowLastColumn="0" w:lastRowFirstColumn="0" w:lastRowLastColumn="0"/>
+            <w:tcW w:w="1838" w:type="dxa"/>
+            <w:noWrap/>
+            <w:hideMark/>
+          </w:tcPr>
+          <w:p>
+            <w:pPr>
+              <w:rPr>
+                <w:rFonts w:ascii="Calibri" w:eastAsia="Times New Roman" w:hAnsi="Calibri" w:cs="Calibri"/>
+                <w:color w:val="000000"/>
+                <w:lang w:val="en-US" w:eastAsia="es-VE"/>
+              </w:rPr>
+            </w:pPr>
+            <w:r>
+              <w:rPr>
+                <w:rFonts w:ascii="Calibri" w:eastAsia="Times New Roman" w:hAnsi="Calibri" w:cs="Calibri"/>
+                <w:color w:val="000000"/>
+                <w:lang w:val="en-US" w:eastAsia="es-VE"/>
+              </w:rPr>
+              <w:t>Electronics</w:t>
+            </w:r>
+          </w:p>
+        </w:tc>
+        <w:tc>
+          <w:tcPr>
+            <w:tcW w:w="2126" w:type="dxa"/>
+            <w:noWrap/>
+            <w:hideMark/>
+          </w:tcPr>
+          <w:p>
+            <w:pPr>
+              <w:cnfStyle w:val="000000000000" w:firstRow="0" w:lastRow="0" w:firstColumn="0" w:lastColumn="0" w:oddVBand="0" w:evenVBand="0" w:oddHBand="0" w:evenHBand="0" w:firstRowFirstColumn="0" w:firstRowLastColumn="0" w:lastRowFirstColumn="0" w:lastRowLastColumn="0"/>
+              <w:rPr>
+                <w:rFonts w:ascii="Calibri" w:eastAsia="Times New Roman" w:hAnsi="Calibri" w:cs="Calibri"/>
+                <w:color w:val="000000"/>
+                <w:lang w:val="en-US" w:eastAsia="es-VE"/>
+              </w:rPr>
+            </w:pPr>
+            <w:r>
+              <w:rPr>
+                <w:rFonts w:ascii="Calibri" w:eastAsia="Times New Roman" w:hAnsi="Calibri" w:cs="Calibri"/>
+                <w:color w:val="000000"/>
+                <w:lang w:val="en-US" w:eastAsia="es-VE"/>
+              </w:rPr>
+              <w:t>Fridge</w:t>
+            </w:r>
+          </w:p>
+        </w:tc>
+      </w:tr>
+      <w:tr>
+        <w:trPr>
+          <w:trHeight w:val="300"/>
+        </w:trPr>
+        <w:tc>
+          <w:tcPr>
+            <w:cnfStyle w:val="001000000000" w:firstRow="0" w:lastRow="0" w:firstColumn="1" w:lastColumn="0" w:oddVBand="0" w:evenVBand="0" w:oddHBand="0" w:evenHBand="0" w:firstRowFirstColumn="0" w:firstRowLastColumn="0" w:lastRowFirstColumn="0" w:lastRowLastColumn="0"/>
+            <w:tcW w:w="1838" w:type="dxa"/>
+            <w:noWrap/>
+            <w:hideMark/>
+          </w:tcPr>
+          <w:p>
+            <w:pPr>
+              <w:rPr>
+                <w:rFonts w:ascii="Calibri" w:eastAsia="Times New Roman" w:hAnsi="Calibri" w:cs="Calibri"/>
+                <w:color w:val="000000"/>
+                <w:lang w:val="en-US" w:eastAsia="es-VE"/>
+              </w:rPr>
+            </w:pPr>
+            <w:r>
+              <w:rPr>
+                <w:rFonts w:ascii="Calibri" w:eastAsia="Times New Roman" w:hAnsi="Calibri" w:cs="Calibri"/>
+                <w:color w:val="000000"/>
+                <w:lang w:val="en-US" w:eastAsia="es-VE"/>
+              </w:rPr>
+              <w:t>Electronics</w:t>
+            </w:r>
+          </w:p>
+        </w:tc>
+        <w:tc>
+          <w:tcPr>
+            <w:tcW w:w="2126" w:type="dxa"/>
+            <w:noWrap/>
+            <w:hideMark/>
+          </w:tcPr>
+          <w:p>
+            <w:pPr>
+              <w:cnfStyle w:val="000000000000" w:firstRow="0" w:lastRow="0" w:firstColumn="0" w:lastColumn="0" w:oddVBand="0" w:evenVBand="0" w:oddHBand="0" w:evenHBand="0" w:firstRowFirstColumn="0" w:firstRowLastColumn="0" w:lastRowFirstColumn="0" w:lastRowLastColumn="0"/>
+              <w:rPr>
+                <w:rFonts w:ascii="Calibri" w:eastAsia="Times New Roman" w:hAnsi="Calibri" w:cs="Calibri"/>
+                <w:color w:val="000000"/>
+                <w:lang w:val="en-US" w:eastAsia="es-VE"/>
+              </w:rPr>
+            </w:pPr>
+            <w:r>
+              <w:rPr>
+                <w:rFonts w:ascii="Calibri" w:eastAsia="Times New Roman" w:hAnsi="Calibri" w:cs="Calibri"/>
+                <w:color w:val="000000"/>
+                <w:lang w:val="en-US" w:eastAsia="es-VE"/>
+              </w:rPr>
+              <w:t>Headphones</w:t>
+            </w:r>
+          </w:p>
+        </w:tc>
+      </w:tr>
+      <w:tr>
+        <w:trPr>
+          <w:trHeight w:val="300"/>
+        </w:trPr>
+        <w:tc>
+          <w:tcPr>
+            <w:cnfStyle w:val="001000000000" w:firstRow="0" w:lastRow="0" w:firstColumn="1" w:lastColumn="0" w:oddVBand="0" w:evenVBand="0" w:oddHBand="0" w:evenHBand="0" w:firstRowFirstColumn="0" w:firstRowLastColumn="0" w:lastRowFirstColumn="0" w:lastRowLastColumn="0"/>
+            <w:tcW w:w="1838" w:type="dxa"/>
+            <w:noWrap/>
+            <w:hideMark/>
+          </w:tcPr>
+          <w:p>
+            <w:pPr>
+              <w:rPr>
+                <w:rFonts w:ascii="Calibri" w:eastAsia="Times New Roman" w:hAnsi="Calibri" w:cs="Calibri"/>
+                <w:color w:val="000000"/>
+                <w:lang w:val="en-US" w:eastAsia="es-VE"/>
+              </w:rPr>
+            </w:pPr>
+            <w:r>
+              <w:rPr>
+                <w:rFonts w:ascii="Calibri" w:eastAsia="Times New Roman" w:hAnsi="Calibri" w:cs="Calibri"/>
+                <w:color w:val="000000"/>
+                <w:lang w:val="en-US" w:eastAsia="es-VE"/>
+              </w:rPr>
+              <w:t>Electronics</w:t>
+            </w:r>
+          </w:p>
+        </w:tc>
+        <w:tc>
+          <w:tcPr>
+            <w:tcW w:w="2126" w:type="dxa"/>
+            <w:noWrap/>
+            <w:hideMark/>
+          </w:tcPr>
+          <w:p>
+            <w:pPr>
+              <w:cnfStyle w:val="000000000000" w:firstRow="0" w:lastRow="0" w:firstColumn="0" w:lastColumn="0" w:oddVBand="0" w:evenVBand="0" w:oddHBand="0" w:evenHBand="0" w:firstRowFirstColumn="0" w:firstRowLastColumn="0" w:lastRowFirstColumn="0" w:lastRowLastColumn="0"/>
+              <w:rPr>
+                <w:rFonts w:ascii="Calibri" w:eastAsia="Times New Roman" w:hAnsi="Calibri" w:cs="Calibri"/>
+                <w:color w:val="000000"/>
+                <w:lang w:val="en-US" w:eastAsia="es-VE"/>
+              </w:rPr>
+            </w:pPr>
+            <w:r>
+              <w:rPr>
+                <w:rFonts w:ascii="Calibri" w:eastAsia="Times New Roman" w:hAnsi="Calibri" w:cs="Calibri"/>
+                <w:color w:val="000000"/>
+                <w:lang w:val="en-US" w:eastAsia="es-VE"/>
+              </w:rPr>
+              <w:t>Laptop</w:t>
+            </w:r>
+          </w:p>
+        </w:tc>
+      </w:tr>
+      <w:tr>
+        <w:trPr>
+          <w:trHeight w:val="300"/>
+        </w:trPr>
+        <w:tc>
+          <w:tcPr>
+            <w:cnfStyle w:val="001000000000" w:firstRow="0" w:lastRow="0" w:firstColumn="1" w:lastColumn="0" w:oddVBand="0" w:evenVBand="0" w:oddHBand="0" w:evenHBand="0" w:firstRowFirstColumn="0" w:firstRowLastColumn="0" w:lastRowFirstColumn="0" w:lastRowLastColumn="0"/>
+            <w:tcW w:w="1838" w:type="dxa"/>
+            <w:noWrap/>
+            <w:hideMark/>
+          </w:tcPr>
+          <w:p>
+            <w:pPr>
+              <w:rPr>
+                <w:rFonts w:ascii="Calibri" w:eastAsia="Times New Roman" w:hAnsi="Calibri" w:cs="Calibri"/>
+                <w:color w:val="000000"/>
+                <w:lang w:val="en-US" w:eastAsia="es-VE"/>
+              </w:rPr>
+            </w:pPr>
+            <w:r>
+              <w:rPr>
+                <w:rFonts w:ascii="Calibri" w:eastAsia="Times New Roman" w:hAnsi="Calibri" w:cs="Calibri"/>
+                <w:color w:val="000000"/>
+                <w:lang w:val="en-US" w:eastAsia="es-VE"/>
+              </w:rPr>
+              <w:t>Electronics</w:t>
+            </w:r>
+          </w:p>
+        </w:tc>
+        <w:tc>
+          <w:tcPr>
+            <w:tcW w:w="2126" w:type="dxa"/>
+            <w:noWrap/>
+            <w:hideMark/>
+          </w:tcPr>
+          <w:p>
+            <w:pPr>
+              <w:cnfStyle w:val="000000000000" w:firstRow="0" w:lastRow="0" w:firstColumn="0" w:lastColumn="0" w:oddVBand="0" w:evenVBand="0" w:oddHBand="0" w:evenHBand="0" w:firstRowFirstColumn="0" w:firstRowLastColumn="0" w:lastRowFirstColumn="0" w:lastRowLastColumn="0"/>
+              <w:rPr>
+                <w:rFonts w:ascii="Calibri" w:eastAsia="Times New Roman" w:hAnsi="Calibri" w:cs="Calibri"/>
+                <w:color w:val="000000"/>
+                <w:lang w:val="en-US" w:eastAsia="es-VE"/>
+              </w:rPr>
+            </w:pPr>
+            <w:r>
+              <w:rPr>
+                <w:rFonts w:ascii="Calibri" w:eastAsia="Times New Roman" w:hAnsi="Calibri" w:cs="Calibri"/>
+                <w:color w:val="000000"/>
+                <w:lang w:val="en-US" w:eastAsia="es-VE"/>
+              </w:rPr>
+              <w:t>Mitsubishi 1.5 Ton 3 Star Split AC</w:t>
+            </w:r>
+          </w:p>
+        </w:tc>
+      </w:tr>
+      <w:tr>
+        <w:trPr>
+          <w:trHeight w:val="300"/>
+        </w:trPr>
+        <w:tc>
+          <w:tcPr>
+            <w:cnfStyle w:val="001000000000" w:firstRow="0" w:lastRow="0" w:firstColumn="1" w:lastColumn="0" w:oddVBand="0" w:evenVBand="0" w:oddHBand="0" w:evenHBand="0" w:firstRowFirstColumn="0" w:firstRowLastColumn="0" w:lastRowFirstColumn="0" w:lastRowLastColumn="0"/>
+            <w:tcW w:w="1838" w:type="dxa"/>
+            <w:noWrap/>
+            <w:hideMark/>
+          </w:tcPr>
+          <w:p>
+            <w:pPr>
+              <w:rPr>
+                <w:rFonts w:ascii="Calibri" w:eastAsia="Times New Roman" w:hAnsi="Calibri" w:cs="Calibri"/>
+                <w:color w:val="000000"/>
+                <w:lang w:val="en-US" w:eastAsia="es-VE"/>
+              </w:rPr>
+            </w:pPr>
+            <w:r>
+              <w:rPr>
+                <w:rFonts w:ascii="Calibri" w:eastAsia="Times New Roman" w:hAnsi="Calibri" w:cs="Calibri"/>
+                <w:color w:val="000000"/>
+                <w:lang w:val="en-US" w:eastAsia="es-VE"/>
+              </w:rPr>
+              <w:t>Electronics</w:t>
+            </w:r>
+          </w:p>
+        </w:tc>
+        <w:tc>
+          <w:tcPr>
+            <w:tcW w:w="2126" w:type="dxa"/>
+            <w:noWrap/>
+            <w:hideMark/>
+          </w:tcPr>
+          <w:p>
+            <w:pPr>
+              <w:cnfStyle w:val="000000000000" w:firstRow="0" w:lastRow="0" w:firstColumn="0" w:lastColumn="0" w:oddVBand="0" w:evenVBand="0" w:oddHBand="0" w:evenHBand="0" w:firstRowFirstColumn="0" w:firstRowLastColumn="0" w:lastRowFirstColumn="0" w:lastRowLastColumn="0"/>
+              <w:rPr>
+                <w:rFonts w:ascii="Calibri" w:eastAsia="Times New Roman" w:hAnsi="Calibri" w:cs="Calibri"/>
+                <w:color w:val="000000"/>
+                <w:lang w:val="en-US" w:eastAsia="es-VE"/>
+              </w:rPr>
+            </w:pPr>
+            <w:r>
+              <w:rPr>
+                <w:rFonts w:ascii="Calibri" w:eastAsia="Times New Roman" w:hAnsi="Calibri" w:cs="Calibri"/>
+                <w:color w:val="000000"/>
+                <w:lang w:val="en-US" w:eastAsia="es-VE"/>
+              </w:rPr>
+              <w:t>Smartphone</w:t>
+            </w:r>
+          </w:p>
+        </w:tc>
+      </w:tr>
+      <w:tr>
+        <w:trPr>
+          <w:trHeight w:val="300"/>
+        </w:trPr>
+        <w:tc>
+          <w:tcPr>
+            <w:cnfStyle w:val="001000000000" w:firstRow="0" w:lastRow="0" w:firstColumn="1" w:lastColumn="0" w:oddVBand="0" w:evenVBand="0" w:oddHBand="0" w:evenHBand="0" w:firstRowFirstColumn="0" w:firstRowLastColumn="0" w:lastRowFirstColumn="0" w:lastRowLastColumn="0"/>
+            <w:tcW w:w="1838" w:type="dxa"/>
+            <w:noWrap/>
+            <w:hideMark/>
+          </w:tcPr>
+          <w:p>
+            <w:pPr>
+              <w:rPr>
+                <w:rFonts w:ascii="Calibri" w:eastAsia="Times New Roman" w:hAnsi="Calibri" w:cs="Calibri"/>
+                <w:color w:val="000000"/>
+                <w:lang w:val="en-US" w:eastAsia="es-VE"/>
+              </w:rPr>
+            </w:pPr>
+            <w:r>
+              <w:rPr>
+                <w:rFonts w:ascii="Calibri" w:eastAsia="Times New Roman" w:hAnsi="Calibri" w:cs="Calibri"/>
+                <w:color w:val="000000"/>
+                <w:lang w:val="en-US" w:eastAsia="es-VE"/>
+              </w:rPr>
+              <w:t>Electronics</w:t>
+            </w:r>
+          </w:p>
+        </w:tc>
+        <w:tc>
+          <w:tcPr>
+            <w:tcW w:w="2126" w:type="dxa"/>
+            <w:noWrap/>
+            <w:hideMark/>
+          </w:tcPr>
+          <w:p>
+            <w:pPr>
+              <w:cnfStyle w:val="000000000000" w:firstRow="0" w:lastRow="0" w:firstColumn="0" w:lastColumn="0" w:oddVBand="0" w:evenVBand="0" w:oddHBand="0" w:evenHBand="0" w:firstRowFirstColumn="0" w:firstRowLastColumn="0" w:lastRowFirstColumn="0" w:lastRowLastColumn="0"/>
+              <w:rPr>
+                <w:rFonts w:ascii="Calibri" w:eastAsia="Times New Roman" w:hAnsi="Calibri" w:cs="Calibri"/>
+                <w:color w:val="000000"/>
+                <w:lang w:val="en-US" w:eastAsia="es-VE"/>
+              </w:rPr>
+            </w:pPr>
+            <w:r>
+              <w:rPr>
+                <w:rFonts w:ascii="Calibri" w:eastAsia="Times New Roman" w:hAnsi="Calibri" w:cs="Calibri"/>
+                <w:color w:val="000000"/>
+                <w:lang w:val="en-US" w:eastAsia="es-VE"/>
+              </w:rPr>
+              <w:t>Tablet</w:t>
+            </w:r>
+          </w:p>
+        </w:tc>
+      </w:tr>
+      <w:tr>
+        <w:trPr>
+          <w:trHeight w:val="300"/>
+        </w:trPr>
+        <w:tc>
+          <w:tcPr>
+            <w:cnfStyle w:val="001000000000" w:firstRow="0" w:lastRow="0" w:firstColumn="1" w:lastColumn="0" w:oddVBand="0" w:evenVBand="0" w:oddHBand="0" w:evenHBand="0" w:firstRowFirstColumn="0" w:firstRowLastColumn="0" w:lastRowFirstColumn="0" w:lastRowLastColumn="0"/>
+            <w:tcW w:w="1838" w:type="dxa"/>
+            <w:noWrap/>
+            <w:hideMark/>
+          </w:tcPr>
+          <w:p>
+            <w:pPr>
+              <w:rPr>
+                <w:rFonts w:ascii="Calibri" w:eastAsia="Times New Roman" w:hAnsi="Calibri" w:cs="Calibri"/>
+                <w:color w:val="000000"/>
+                <w:lang w:val="en-US" w:eastAsia="es-VE"/>
+              </w:rPr>
+            </w:pPr>
+            <w:r>
+              <w:rPr>
+                <w:rFonts w:ascii="Calibri" w:eastAsia="Times New Roman" w:hAnsi="Calibri" w:cs="Calibri"/>
+                <w:color w:val="000000"/>
+                <w:lang w:val="en-US" w:eastAsia="es-VE"/>
+              </w:rPr>
+              <w:t>Electronics</w:t>
+            </w:r>
+          </w:p>
+        </w:tc>
+        <w:tc>
+          <w:tcPr>
+            <w:tcW w:w="2126" w:type="dxa"/>
+            <w:noWrap/>
+            <w:hideMark/>
+          </w:tcPr>
+          <w:p>
+            <w:pPr>
+              <w:cnfStyle w:val="000000000000" w:firstRow="0" w:lastRow="0" w:firstColumn="0" w:lastColumn="0" w:oddVBand="0" w:evenVBand="0" w:oddHBand="0" w:evenHBand="0" w:firstRowFirstColumn="0" w:firstRowLastColumn="0" w:lastRowFirstColumn="0" w:lastRowLastColumn="0"/>
+              <w:rPr>
+                <w:rFonts w:ascii="Calibri" w:eastAsia="Times New Roman" w:hAnsi="Calibri" w:cs="Calibri"/>
+                <w:color w:val="000000"/>
+                <w:lang w:val="en-US" w:eastAsia="es-VE"/>
+              </w:rPr>
+            </w:pPr>
+            <w:r>
+              <w:rPr>
+                <w:rFonts w:ascii="Calibri" w:eastAsia="Times New Roman" w:hAnsi="Calibri" w:cs="Calibri"/>
+                <w:color w:val="000000"/>
+                <w:lang w:val="en-US" w:eastAsia="es-VE"/>
+              </w:rPr>
+              <w:t>Television</w:t>
+            </w:r>
+          </w:p>
+        </w:tc>
+      </w:tr>
+      <w:tr>
+        <w:trPr>
+          <w:trHeight w:val="300"/>
+        </w:trPr>
+        <w:tc>
+          <w:tcPr>
+            <w:cnfStyle w:val="001000000000" w:firstRow="0" w:lastRow="0" w:firstColumn="1" w:lastColumn="0" w:oddVBand="0" w:evenVBand="0" w:oddHBand="0" w:evenHBand="0" w:firstRowFirstColumn="0" w:firstRowLastColumn="0" w:lastRowFirstColumn="0" w:lastRowLastColumn="0"/>
+            <w:tcW w:w="1838" w:type="dxa"/>
+            <w:noWrap/>
+            <w:hideMark/>
+          </w:tcPr>
+          <w:p>
+            <w:pPr>
+              <w:rPr>
+                <w:rFonts w:ascii="Calibri" w:eastAsia="Times New Roman" w:hAnsi="Calibri" w:cs="Calibri"/>
+                <w:color w:val="000000"/>
+                <w:lang w:val="en-US" w:eastAsia="es-VE"/>
+              </w:rPr>
+            </w:pPr>
+            <w:r>
+              <w:rPr>
+                <w:rFonts w:ascii="Calibri" w:eastAsia="Times New Roman" w:hAnsi="Calibri" w:cs="Calibri"/>
+                <w:color w:val="000000"/>
+                <w:lang w:val="en-US" w:eastAsia="es-VE"/>
+              </w:rPr>
+              <w:t>Grocery</w:t>
+            </w:r>
+          </w:p>
+        </w:tc>
+        <w:tc>
+          <w:tcPr>
+            <w:tcW w:w="2126" w:type="dxa"/>
+            <w:noWrap/>
+            <w:hideMark/>
+          </w:tcPr>
+          <w:p>
+            <w:pPr>
+              <w:cnfStyle w:val="000000000000" w:firstRow="0" w:lastRow="0" w:firstColumn="0" w:lastColumn="0" w:oddVBand="0" w:evenVBand="0" w:oddHBand="0" w:evenHBand="0" w:firstRowFirstColumn="0" w:firstRowLastColumn="0" w:lastRowFirstColumn="0" w:lastRowLastColumn="0"/>
+              <w:rPr>
+                <w:rFonts w:ascii="Calibri" w:eastAsia="Times New Roman" w:hAnsi="Calibri" w:cs="Calibri"/>
+                <w:color w:val="000000"/>
+                <w:lang w:val="en-US" w:eastAsia="es-VE"/>
+              </w:rPr>
+            </w:pPr>
+            <w:r>
+              <w:rPr>
+                <w:rFonts w:ascii="Calibri" w:eastAsia="Times New Roman" w:hAnsi="Calibri" w:cs="Calibri"/>
+                <w:color w:val="000000"/>
+                <w:lang w:val="en-US" w:eastAsia="es-VE"/>
+              </w:rPr>
+              <w:t>Chocolate</w:t>
+            </w:r>
+          </w:p>
+        </w:tc>
+      </w:tr>
+      <w:tr>
+        <w:trPr>
+          <w:trHeight w:val="300"/>
+        </w:trPr>
+        <w:tc>
+          <w:tcPr>
+            <w:cnfStyle w:val="001000000000" w:firstRow="0" w:lastRow="0" w:firstColumn="1" w:lastColumn="0" w:oddVBand="0" w:evenVBand="0" w:oddHBand="0" w:evenHBand="0" w:firstRowFirstColumn="0" w:firstRowLastColumn="0" w:lastRowFirstColumn="0" w:lastRowLastColumn="0"/>
+            <w:tcW w:w="1838" w:type="dxa"/>
+            <w:noWrap/>
+            <w:hideMark/>
+          </w:tcPr>
+          <w:p>
+            <w:pPr>
+              <w:rPr>
+                <w:rFonts w:ascii="Calibri" w:eastAsia="Times New Roman" w:hAnsi="Calibri" w:cs="Calibri"/>
+                <w:color w:val="000000"/>
+                <w:lang w:val="en-US" w:eastAsia="es-VE"/>
+              </w:rPr>
+            </w:pPr>
+            <w:r>
+              <w:rPr>
+                <w:rFonts w:ascii="Calibri" w:eastAsia="Times New Roman" w:hAnsi="Calibri" w:cs="Calibri"/>
+                <w:color w:val="000000"/>
+                <w:lang w:val="en-US" w:eastAsia="es-VE"/>
+              </w:rPr>
+              <w:t>Grocery</w:t>
+            </w:r>
+          </w:p>
+        </w:tc>
+        <w:tc>
+          <w:tcPr>
+            <w:tcW w:w="2126" w:type="dxa"/>
+            <w:noWrap/>
+            <w:hideMark/>
+          </w:tcPr>
+          <w:p>
+            <w:pPr>
+              <w:cnfStyle w:val="000000000000" w:firstRow="0" w:lastRow="0" w:firstColumn="0" w:lastColumn="0" w:oddVBand="0" w:evenVBand="0" w:oddHBand="0" w:evenHBand="0" w:firstRowFirstColumn="0" w:firstRowLastColumn="0" w:lastRowFirstColumn="0" w:lastRowLastColumn="0"/>
+              <w:rPr>
+                <w:rFonts w:ascii="Calibri" w:eastAsia="Times New Roman" w:hAnsi="Calibri" w:cs="Calibri"/>
+                <w:color w:val="000000"/>
+                <w:lang w:val="en-US" w:eastAsia="es-VE"/>
+              </w:rPr>
+            </w:pPr>
+            <w:r>
+              <w:rPr>
+                <w:rFonts w:ascii="Calibri" w:eastAsia="Times New Roman" w:hAnsi="Calibri" w:cs="Calibri"/>
+                <w:color w:val="000000"/>
+                <w:lang w:val="en-US" w:eastAsia="es-VE"/>
+              </w:rPr>
+              <w:t>Coffee</w:t>
+            </w:r>
+          </w:p>
+        </w:tc>
+      </w:tr>
+      <w:tr>
+        <w:trPr>
+          <w:trHeight w:val="300"/>
+        </w:trPr>
+        <w:tc>
+          <w:tcPr>
+            <w:cnfStyle w:val="001000000000" w:firstRow="0" w:lastRow="0" w:firstColumn="1" w:lastColumn="0" w:oddVBand="0" w:evenVBand="0" w:oddHBand="0" w:evenHBand="0" w:firstRowFirstColumn="0" w:firstRowLastColumn="0" w:lastRowFirstColumn="0" w:lastRowLastColumn="0"/>
+            <w:tcW w:w="1838" w:type="dxa"/>
+            <w:noWrap/>
+            <w:hideMark/>
+          </w:tcPr>
+          <w:p>
+            <w:pPr>
+              <w:rPr>
+                <w:rFonts w:ascii="Calibri" w:eastAsia="Times New Roman" w:hAnsi="Calibri" w:cs="Calibri"/>
+                <w:color w:val="000000"/>
+                <w:lang w:val="en-US" w:eastAsia="es-VE"/>
+              </w:rPr>
+            </w:pPr>
+            <w:r>
+              <w:rPr>
+                <w:rFonts w:ascii="Calibri" w:eastAsia="Times New Roman" w:hAnsi="Calibri" w:cs="Calibri"/>
+                <w:color w:val="000000"/>
+                <w:lang w:val="en-US" w:eastAsia="es-VE"/>
+              </w:rPr>
+              <w:t>Grocery</w:t>
+            </w:r>
+          </w:p>
+        </w:tc>
+        <w:tc>
+          <w:tcPr>
+            <w:tcW w:w="2126" w:type="dxa"/>
+            <w:noWrap/>
+            <w:hideMark/>
+          </w:tcPr>
+          <w:p>
+            <w:pPr>
+              <w:cnfStyle w:val="000000000000" w:firstRow="0" w:lastRow="0" w:firstColumn="0" w:lastColumn="0" w:oddVBand="0" w:evenVBand="0" w:oddHBand="0" w:evenHBand="0" w:firstRowFirstColumn="0" w:firstRowLastColumn="0" w:lastRowFirstColumn="0" w:lastRowLastColumn="0"/>
+              <w:rPr>
+                <w:rFonts w:ascii="Calibri" w:eastAsia="Times New Roman" w:hAnsi="Calibri" w:cs="Calibri"/>
+                <w:color w:val="000000"/>
+                <w:lang w:val="en-US" w:eastAsia="es-VE"/>
+              </w:rPr>
+            </w:pPr>
+            <w:r>
+              <w:rPr>
+                <w:rFonts w:ascii="Calibri" w:eastAsia="Times New Roman" w:hAnsi="Calibri" w:cs="Calibri"/>
+                <w:color w:val="000000"/>
+                <w:lang w:val="en-US" w:eastAsia="es-VE"/>
+              </w:rPr>
+              <w:t>Juice</w:t>
+            </w:r>
+          </w:p>
+        </w:tc>
+      </w:tr>
+      <w:tr>
+        <w:trPr>
+          <w:trHeight w:val="300"/>
+        </w:trPr>
+        <w:tc>
+          <w:tcPr>
+            <w:cnfStyle w:val="001000000000" w:firstRow="0" w:lastRow="0" w:firstColumn="1" w:lastColumn="0" w:oddVBand="0" w:evenVBand="0" w:oddHBand="0" w:evenHBand="0" w:firstRowFirstColumn="0" w:firstRowLastColumn="0" w:lastRowFirstColumn="0" w:lastRowLastColumn="0"/>
+            <w:tcW w:w="1838" w:type="dxa"/>
+            <w:noWrap/>
+            <w:hideMark/>
+          </w:tcPr>
+          <w:p>
+            <w:pPr>
+              <w:rPr>
+                <w:rFonts w:ascii="Calibri" w:eastAsia="Times New Roman" w:hAnsi="Calibri" w:cs="Calibri"/>
+                <w:color w:val="000000"/>
+                <w:lang w:val="en-US" w:eastAsia="es-VE"/>
+              </w:rPr>
+            </w:pPr>
+            <w:r>
+              <w:rPr>
+                <w:rFonts w:ascii="Calibri" w:eastAsia="Times New Roman" w:hAnsi="Calibri" w:cs="Calibri"/>
+                <w:color w:val="000000"/>
+                <w:lang w:val="en-US" w:eastAsia="es-VE"/>
+              </w:rPr>
+              <w:t>Grocery</w:t>
+            </w:r>
+          </w:p>
+        </w:tc>
+        <w:tc>
+          <w:tcPr>
+            <w:tcW w:w="2126" w:type="dxa"/>
+            <w:noWrap/>
+            <w:hideMark/>
+          </w:tcPr>
+          <w:p>
+            <w:pPr>
+              <w:cnfStyle w:val="000000000000" w:firstRow="0" w:lastRow="0" w:firstColumn="0" w:lastColumn="0" w:oddVBand="0" w:evenVBand="0" w:oddHBand="0" w:evenHBand="0" w:firstRowFirstColumn="0" w:firstRowLastColumn="0" w:lastRowFirstColumn="0" w:lastRowLastColumn="0"/>
+              <w:rPr>
+                <w:rFonts w:ascii="Calibri" w:eastAsia="Times New Roman" w:hAnsi="Calibri" w:cs="Calibri"/>
+                <w:color w:val="000000"/>
+                <w:lang w:val="en-US" w:eastAsia="es-VE"/>
+              </w:rPr>
+            </w:pPr>
+            <w:r>
+              <w:rPr>
+                <w:rFonts w:ascii="Calibri" w:eastAsia="Times New Roman" w:hAnsi="Calibri" w:cs="Calibri"/>
+                <w:color w:val="000000"/>
+                <w:lang w:val="en-US" w:eastAsia="es-VE"/>
+              </w:rPr>
+              <w:t>Snacks</w:t>
+            </w:r>
+          </w:p>
+        </w:tc>
+      </w:tr>
+      <w:tr>
+        <w:trPr>
+          <w:trHeight w:val="300"/>
+        </w:trPr>
+        <w:tc>
+          <w:tcPr>
+            <w:cnfStyle w:val="001000000000" w:firstRow="0" w:lastRow="0" w:firstColumn="1" w:lastColumn="0" w:oddVBand="0" w:evenVBand="0" w:oddHBand="0" w:evenHBand="0" w:firstRowFirstColumn="0" w:firstRowLastColumn="0" w:lastRowFirstColumn="0" w:lastRowLastColumn="0"/>
+            <w:tcW w:w="1838" w:type="dxa"/>
+            <w:noWrap/>
+            <w:hideMark/>
+          </w:tcPr>
+          <w:p>
+            <w:pPr>
+              <w:rPr>
+                <w:rFonts w:ascii="Calibri" w:eastAsia="Times New Roman" w:hAnsi="Calibri" w:cs="Calibri"/>
+                <w:color w:val="000000"/>
+                <w:lang w:val="en-US" w:eastAsia="es-VE"/>
+              </w:rPr>
+            </w:pPr>
+            <w:r>
+              <w:rPr>
+                <w:rFonts w:ascii="Calibri" w:eastAsia="Times New Roman" w:hAnsi="Calibri" w:cs="Calibri"/>
+                <w:color w:val="000000"/>
+                <w:lang w:val="en-US" w:eastAsia="es-VE"/>
+              </w:rPr>
+              <w:t>Grocery</w:t>
+            </w:r>
+          </w:p>
+        </w:tc>
+        <w:tc>
+          <w:tcPr>
+            <w:tcW w:w="2126" w:type="dxa"/>
+            <w:noWrap/>
+            <w:hideMark/>
+          </w:tcPr>
+          <w:p>
+            <w:pPr>
+              <w:cnfStyle w:val="000000000000" w:firstRow="0" w:lastRow="0" w:firstColumn="0" w:lastColumn="0" w:oddVBand="0" w:evenVBand="0" w:oddHBand="0" w:evenHBand="0" w:firstRowFirstColumn="0" w:firstRowLastColumn="0" w:lastRowFirstColumn="0" w:lastRowLastColumn="0"/>
+              <w:rPr>
+                <w:rFonts w:ascii="Calibri" w:eastAsia="Times New Roman" w:hAnsi="Calibri" w:cs="Calibri"/>
+                <w:color w:val="000000"/>
+                <w:lang w:val="en-US" w:eastAsia="es-VE"/>
+              </w:rPr>
+            </w:pPr>
+            <w:r>
+              <w:rPr>
+                <w:rFonts w:ascii="Calibri" w:eastAsia="Times New Roman" w:hAnsi="Calibri" w:cs="Calibri"/>
+                <w:color w:val="000000"/>
+                <w:lang w:val="en-US" w:eastAsia="es-VE"/>
+              </w:rPr>
+              <w:t>Soft Drink</w:t>
+            </w:r>
+          </w:p>
+        </w:tc>
+      </w:tr>
+      <w:tr>
+        <w:trPr>
+          <w:trHeight w:val="300"/>
+        </w:trPr>
+        <w:tc>
+          <w:tcPr>
+            <w:cnfStyle w:val="001000000000" w:firstRow="0" w:lastRow="0" w:firstColumn="1" w:lastColumn="0" w:oddVBand="0" w:evenVBand="0" w:oddHBand="0" w:evenHBand="0" w:firstRowFirstColumn="0" w:firstRowLastColumn="0" w:lastRowFirstColumn="0" w:lastRowLastColumn="0"/>
+            <w:tcW w:w="1838" w:type="dxa"/>
+            <w:noWrap/>
+            <w:hideMark/>
+          </w:tcPr>
+          <w:p>
+            <w:pPr>
+              <w:rPr>
+                <w:rFonts w:ascii="Calibri" w:eastAsia="Times New Roman" w:hAnsi="Calibri" w:cs="Calibri"/>
+                <w:color w:val="000000"/>
+                <w:lang w:val="en-US" w:eastAsia="es-VE"/>
+              </w:rPr>
+            </w:pPr>
+            <w:r>
+              <w:rPr>
+                <w:rFonts w:ascii="Calibri" w:eastAsia="Times New Roman" w:hAnsi="Calibri" w:cs="Calibri"/>
+                <w:color w:val="000000"/>
+                <w:lang w:val="en-US" w:eastAsia="es-VE"/>
+              </w:rPr>
+              <w:t>Grocery</w:t>
+            </w:r>
+          </w:p>
+        </w:tc>
+        <w:tc>
+          <w:tcPr>
+            <w:tcW w:w="2126" w:type="dxa"/>
+            <w:noWrap/>
+            <w:hideMark/>
+          </w:tcPr>
+          <w:p>
+            <w:pPr>
+              <w:cnfStyle w:val="000000000000" w:firstRow="0" w:lastRow="0" w:firstColumn="0" w:lastColumn="0" w:oddVBand="0" w:evenVBand="0" w:oddHBand="0" w:evenHBand="0" w:firstRowFirstColumn="0" w:firstRowLastColumn="0" w:lastRowFirstColumn="0" w:lastRowLastColumn="0"/>
+              <w:rPr>
+                <w:rFonts w:ascii="Calibri" w:eastAsia="Times New Roman" w:hAnsi="Calibri" w:cs="Calibri"/>
+                <w:color w:val="000000"/>
+                <w:lang w:val="en-US" w:eastAsia="es-VE"/>
+              </w:rPr>
+            </w:pPr>
+            <w:r>
+              <w:rPr>
+                <w:rFonts w:ascii="Calibri" w:eastAsia="Times New Roman" w:hAnsi="Calibri" w:cs="Calibri"/>
+                <w:color w:val="000000"/>
+                <w:lang w:val="en-US" w:eastAsia="es-VE"/>
+              </w:rPr>
+              <w:t>Water</w:t>
+            </w:r>
+          </w:p>
+        </w:tc>
+      </w:tr>
+      <w:tr>
+        <w:trPr>
+          <w:trHeight w:val="300"/>
+        </w:trPr>
+        <w:tc>
+          <w:tcPr>
+            <w:cnfStyle w:val="001000000000" w:firstRow="0" w:lastRow="0" w:firstColumn="1" w:lastColumn="0" w:oddVBand="0" w:evenVBand="0" w:oddHBand="0" w:evenHBand="0" w:firstRowFirstColumn="0" w:firstRowLastColumn="0" w:lastRowFirstColumn="0" w:lastRowLastColumn="0"/>
+            <w:tcW w:w="1838" w:type="dxa"/>
+            <w:noWrap/>
+            <w:hideMark/>
+          </w:tcPr>
+          <w:p>
+            <w:pPr>
+              <w:rPr>
+                <w:rFonts w:ascii="Calibri" w:eastAsia="Times New Roman" w:hAnsi="Calibri" w:cs="Calibri"/>
+                <w:color w:val="000000"/>
+                <w:lang w:val="en-US" w:eastAsia="es-VE"/>
+              </w:rPr>
+            </w:pPr>
+            <w:r>
+              <w:rPr>
+                <w:rFonts w:ascii="Calibri" w:eastAsia="Times New Roman" w:hAnsi="Calibri" w:cs="Calibri"/>
+                <w:color w:val="000000"/>
+                <w:lang w:val="en-US" w:eastAsia="es-VE"/>
+              </w:rPr>
+              <w:t>Home Decor</w:t>
+            </w:r>
+          </w:p>
+        </w:tc>
+        <w:tc>
+          <w:tcPr>
+            <w:tcW w:w="2126" w:type="dxa"/>
+            <w:noWrap/>
+            <w:hideMark/>
+          </w:tcPr>
+          <w:p>
+            <w:pPr>
+              <w:cnfStyle w:val="000000000000" w:firstRow="0" w:lastRow="0" w:firstColumn="0" w:lastColumn="0" w:oddVBand="0" w:evenVBand="0" w:oddHBand="0" w:evenHBand="0" w:firstRowFirstColumn="0" w:firstRowLastColumn="0" w:lastRowFirstColumn="0" w:lastRowLastColumn="0"/>
+              <w:rPr>
+                <w:rFonts w:ascii="Calibri" w:eastAsia="Times New Roman" w:hAnsi="Calibri" w:cs="Calibri"/>
+                <w:color w:val="000000"/>
+                <w:lang w:val="en-US" w:eastAsia="es-VE"/>
+              </w:rPr>
+            </w:pPr>
+            <w:r>
+              <w:rPr>
+                <w:rFonts w:ascii="Calibri" w:eastAsia="Times New Roman" w:hAnsi="Calibri" w:cs="Calibri"/>
+                <w:color w:val="000000"/>
+                <w:lang w:val="en-US" w:eastAsia="es-VE"/>
+              </w:rPr>
+              <w:t>Bathroom</w:t>
+            </w:r>
+          </w:p>
+        </w:tc>
+      </w:tr>
+      <w:tr>
+        <w:trPr>
+          <w:trHeight w:val="300"/>
+        </w:trPr>
+        <w:tc>
+          <w:tcPr>
+            <w:cnfStyle w:val="001000000000" w:firstRow="0" w:lastRow="0" w:firstColumn="1" w:lastColumn="0" w:oddVBand="0" w:evenVBand="0" w:oddHBand="0" w:evenHBand="0" w:firstRowFirstColumn="0" w:firstRowLastColumn="0" w:lastRowFirstColumn="0" w:lastRowLastColumn="0"/>
+            <w:tcW w:w="1838" w:type="dxa"/>
+            <w:noWrap/>
+            <w:hideMark/>
+          </w:tcPr>
+          <w:p>
+            <w:pPr>
+              <w:rPr>
+                <w:rFonts w:ascii="Calibri" w:eastAsia="Times New Roman" w:hAnsi="Calibri" w:cs="Calibri"/>
+                <w:color w:val="000000"/>
+                <w:lang w:val="en-US" w:eastAsia="es-VE"/>
+              </w:rPr>
+            </w:pPr>
+            <w:r>
+              <w:rPr>
+                <w:rFonts w:ascii="Calibri" w:eastAsia="Times New Roman" w:hAnsi="Calibri" w:cs="Calibri"/>
+                <w:color w:val="000000"/>
+                <w:lang w:val="en-US" w:eastAsia="es-VE"/>
+              </w:rPr>
+              <w:t>Home Decor</w:t>
+            </w:r>
+          </w:p>
+        </w:tc>
+        <w:tc>
+          <w:tcPr>
+            <w:tcW w:w="2126" w:type="dxa"/>
+            <w:noWrap/>
+            <w:hideMark/>
+          </w:tcPr>
+          <w:p>
+            <w:pPr>
+              <w:cnfStyle w:val="000000000000" w:firstRow="0" w:lastRow="0" w:firstColumn="0" w:lastColumn="0" w:oddVBand="0" w:evenVBand="0" w:oddHBand="0" w:evenHBand="0" w:firstRowFirstColumn="0" w:firstRowLastColumn="0" w:lastRowFirstColumn="0" w:lastRowLastColumn="0"/>
+              <w:rPr>
+                <w:rFonts w:ascii="Calibri" w:eastAsia="Times New Roman" w:hAnsi="Calibri" w:cs="Calibri"/>
+                <w:color w:val="000000"/>
+                <w:lang w:val="en-US" w:eastAsia="es-VE"/>
+              </w:rPr>
+            </w:pPr>
+            <w:r>
+              <w:rPr>
+                <w:rFonts w:ascii="Calibri" w:eastAsia="Times New Roman" w:hAnsi="Calibri" w:cs="Calibri"/>
+                <w:color w:val="000000"/>
+                <w:lang w:val="en-US" w:eastAsia="es-VE"/>
+              </w:rPr>
+              <w:t>Bedding</w:t>
+            </w:r>
+          </w:p>
+        </w:tc>
+      </w:tr>
+      <w:tr>
+        <w:trPr>
+          <w:trHeight w:val="300"/>
+        </w:trPr>
+        <w:tc>
+          <w:tcPr>
+            <w:cnfStyle w:val="001000000000" w:firstRow="0" w:lastRow="0" w:firstColumn="1" w:lastColumn="0" w:oddVBand="0" w:evenVBand="0" w:oddHBand="0" w:evenHBand="0" w:firstRowFirstColumn="0" w:firstRowLastColumn="0" w:lastRowFirstColumn="0" w:lastRowLastColumn="0"/>
+            <w:tcW w:w="1838" w:type="dxa"/>
+            <w:noWrap/>
+            <w:hideMark/>
+          </w:tcPr>
+          <w:p>
+            <w:pPr>
+              <w:rPr>
+                <w:rFonts w:ascii="Calibri" w:eastAsia="Times New Roman" w:hAnsi="Calibri" w:cs="Calibri"/>
+                <w:color w:val="000000"/>
+                <w:lang w:val="en-US" w:eastAsia="es-VE"/>
+              </w:rPr>
+            </w:pPr>
+            <w:r>
+              <w:rPr>
+                <w:rFonts w:ascii="Calibri" w:eastAsia="Times New Roman" w:hAnsi="Calibri" w:cs="Calibri"/>
+                <w:color w:val="000000"/>
+                <w:lang w:val="en-US" w:eastAsia="es-VE"/>
+              </w:rPr>
+              <w:t>Home Decor</w:t>
+            </w:r>
+          </w:p>
+        </w:tc>
+        <w:tc>
+          <w:tcPr>
+            <w:tcW w:w="2126" w:type="dxa"/>
+            <w:noWrap/>
+            <w:hideMark/>
+          </w:tcPr>
+          <w:p>
+            <w:pPr>
+              <w:cnfStyle w:val="000000000000" w:firstRow="0" w:lastRow="0" w:firstColumn="0" w:lastColumn="0" w:oddVBand="0" w:evenVBand="0" w:oddHBand="0" w:evenHBand="0" w:firstRowFirstColumn="0" w:firstRowLastColumn="0" w:lastRowFirstColumn="0" w:lastRowLastColumn="0"/>
+              <w:rPr>
+                <w:rFonts w:ascii="Calibri" w:eastAsia="Times New Roman" w:hAnsi="Calibri" w:cs="Calibri"/>
+                <w:color w:val="000000"/>
+                <w:lang w:val="en-US" w:eastAsia="es-VE"/>
+              </w:rPr>
+            </w:pPr>
+            <w:r>
+              <w:rPr>
+                <w:rFonts w:ascii="Calibri" w:eastAsia="Times New Roman" w:hAnsi="Calibri" w:cs="Calibri"/>
+                <w:color w:val="000000"/>
+                <w:lang w:val="en-US" w:eastAsia="es-VE"/>
+              </w:rPr>
+              <w:t>Decorations</w:t>
+            </w:r>
+          </w:p>
+        </w:tc>
+      </w:tr>
+      <w:tr>
+        <w:trPr>
+          <w:trHeight w:val="300"/>
+        </w:trPr>
+        <w:tc>
+          <w:tcPr>
+            <w:cnfStyle w:val="001000000000" w:firstRow="0" w:lastRow="0" w:firstColumn="1" w:lastColumn="0" w:oddVBand="0" w:evenVBand="0" w:oddHBand="0" w:evenHBand="0" w:firstRowFirstColumn="0" w:firstRowLastColumn="0" w:lastRowFirstColumn="0" w:lastRowLastColumn="0"/>
+            <w:tcW w:w="1838" w:type="dxa"/>
+            <w:noWrap/>
+            <w:hideMark/>
+          </w:tcPr>
+          <w:p>
+            <w:pPr>
+              <w:rPr>
+                <w:rFonts w:ascii="Calibri" w:eastAsia="Times New Roman" w:hAnsi="Calibri" w:cs="Calibri"/>
+                <w:color w:val="000000"/>
+                <w:lang w:val="en-US" w:eastAsia="es-VE"/>
+              </w:rPr>
+            </w:pPr>
+            <w:r>
+              <w:rPr>
+                <w:rFonts w:ascii="Calibri" w:eastAsia="Times New Roman" w:hAnsi="Calibri" w:cs="Calibri"/>
+                <w:color w:val="000000"/>
+                <w:lang w:val="en-US" w:eastAsia="es-VE"/>
+              </w:rPr>
+              <w:t>Home Decor</w:t>
+            </w:r>
+          </w:p>
+        </w:tc>
+        <w:tc>
+          <w:tcPr>
+            <w:tcW w:w="2126" w:type="dxa"/>
+            <w:noWrap/>
+            <w:hideMark/>
+          </w:tcPr>
+          <w:p>
+            <w:pPr>
+              <w:cnfStyle w:val="000000000000" w:firstRow="0" w:lastRow="0" w:firstColumn="0" w:lastColumn="0" w:oddVBand="0" w:evenVBand="0" w:oddHBand="0" w:evenHBand="0" w:firstRowFirstColumn="0" w:firstRowLastColumn="0" w:lastRowFirstColumn="0" w:lastRowLastColumn="0"/>
+              <w:rPr>
+                <w:rFonts w:ascii="Calibri" w:eastAsia="Times New Roman" w:hAnsi="Calibri" w:cs="Calibri"/>
+                <w:color w:val="000000"/>
+                <w:lang w:val="en-US" w:eastAsia="es-VE"/>
+              </w:rPr>
+            </w:pPr>
+            <w:r>
+              <w:rPr>
+                <w:rFonts w:ascii="Calibri" w:eastAsia="Times New Roman" w:hAnsi="Calibri" w:cs="Calibri"/>
+                <w:color w:val="000000"/>
+                <w:lang w:val="en-US" w:eastAsia="es-VE"/>
+              </w:rPr>
+              <w:t>Furniture</w:t>
+            </w:r>
+          </w:p>
+        </w:tc>
+      </w:tr>
+      <w:tr>
+        <w:trPr>
+          <w:trHeight w:val="300"/>
+        </w:trPr>
+        <w:tc>
+          <w:tcPr>
+            <w:cnfStyle w:val="001000000000" w:firstRow="0" w:lastRow="0" w:firstColumn="1" w:lastColumn="0" w:oddVBand="0" w:evenVBand="0" w:oddHBand="0" w:evenHBand="0" w:firstRowFirstColumn="0" w:firstRowLastColumn="0" w:lastRowFirstColumn="0" w:lastRowLastColumn="0"/>
+            <w:tcW w:w="1838" w:type="dxa"/>
+            <w:noWrap/>
+            <w:hideMark/>
+          </w:tcPr>
+          <w:p>
+            <w:pPr>
+              <w:rPr>
+                <w:rFonts w:ascii="Calibri" w:eastAsia="Times New Roman" w:hAnsi="Calibri" w:cs="Calibri"/>
+                <w:color w:val="000000"/>
+                <w:lang w:val="en-US" w:eastAsia="es-VE"/>
+              </w:rPr>
+            </w:pPr>
+            <w:r>
+              <w:rPr>
+                <w:rFonts w:ascii="Calibri" w:eastAsia="Times New Roman" w:hAnsi="Calibri" w:cs="Calibri"/>
+                <w:color w:val="000000"/>
+                <w:lang w:val="en-US" w:eastAsia="es-VE"/>
+              </w:rPr>
+              <w:t>Home Decor</w:t>
+            </w:r>
+          </w:p>
+        </w:tc>
+        <w:tc>
+          <w:tcPr>
+            <w:tcW w:w="2126" w:type="dxa"/>
+            <w:noWrap/>
+            <w:hideMark/>
+          </w:tcPr>
+          <w:p>
+            <w:pPr>
+              <w:cnfStyle w:val="000000000000" w:firstRow="0" w:lastRow="0" w:firstColumn="0" w:lastColumn="0" w:oddVBand="0" w:evenVBand="0" w:oddHBand="0" w:evenHBand="0" w:firstRowFirstColumn="0" w:firstRowLastColumn="0" w:lastRowFirstColumn="0" w:lastRowLastColumn="0"/>
+              <w:rPr>
+                <w:rFonts w:ascii="Calibri" w:eastAsia="Times New Roman" w:hAnsi="Calibri" w:cs="Calibri"/>
+                <w:color w:val="000000"/>
+                <w:lang w:val="en-US" w:eastAsia="es-VE"/>
+              </w:rPr>
+            </w:pPr>
+            <w:r>
+              <w:rPr>
+                <w:rFonts w:ascii="Calibri" w:eastAsia="Times New Roman" w:hAnsi="Calibri" w:cs="Calibri"/>
+                <w:color w:val="000000"/>
+                <w:lang w:val="en-US" w:eastAsia="es-VE"/>
+              </w:rPr>
+              <w:t>Kitchen</w:t>
+            </w:r>
+          </w:p>
+        </w:tc>
+      </w:tr>
+      <w:tr>
+        <w:trPr>
+          <w:trHeight w:val="300"/>
+        </w:trPr>
+        <w:tc>
+          <w:tcPr>
+            <w:cnfStyle w:val="001000000000" w:firstRow="0" w:lastRow="0" w:firstColumn="1" w:lastColumn="0" w:oddVBand="0" w:evenVBand="0" w:oddHBand="0" w:evenHBand="0" w:firstRowFirstColumn="0" w:firstRowLastColumn="0" w:lastRowFirstColumn="0" w:lastRowLastColumn="0"/>
+            <w:tcW w:w="1838" w:type="dxa"/>
+            <w:noWrap/>
+            <w:hideMark/>
+          </w:tcPr>
+          <w:p>
+            <w:pPr>
+              <w:rPr>
+                <w:rFonts w:ascii="Calibri" w:eastAsia="Times New Roman" w:hAnsi="Calibri" w:cs="Calibri"/>
+                <w:color w:val="000000"/>
+                <w:lang w:val="en-US" w:eastAsia="es-VE"/>
+              </w:rPr>
+            </w:pPr>
+            <w:r>
+              <w:rPr>
+                <w:rFonts w:ascii="Calibri" w:eastAsia="Times New Roman" w:hAnsi="Calibri" w:cs="Calibri"/>
+                <w:color w:val="000000"/>
+                <w:lang w:val="en-US" w:eastAsia="es-VE"/>
+              </w:rPr>
+              <w:t>Home Decor</w:t>
+            </w:r>
+          </w:p>
+        </w:tc>
+        <w:tc>
+          <w:tcPr>
+            <w:tcW w:w="2126" w:type="dxa"/>
+            <w:noWrap/>
+            <w:hideMark/>
+          </w:tcPr>
+          <w:p>
+            <w:pPr>
+              <w:cnfStyle w:val="000000000000" w:firstRow="0" w:lastRow="0" w:firstColumn="0" w:lastColumn="0" w:oddVBand="0" w:evenVBand="0" w:oddHBand="0" w:evenHBand="0" w:firstRowFirstColumn="0" w:firstRowLastColumn="0" w:lastRowFirstColumn="0" w:lastRowLastColumn="0"/>
+              <w:rPr>
+                <w:rFonts w:ascii="Calibri" w:eastAsia="Times New Roman" w:hAnsi="Calibri" w:cs="Calibri"/>
+                <w:color w:val="000000"/>
+                <w:lang w:val="en-US" w:eastAsia="es-VE"/>
+              </w:rPr>
+            </w:pPr>
+            <w:r>
+              <w:rPr>
+                <w:rFonts w:ascii="Calibri" w:eastAsia="Times New Roman" w:hAnsi="Calibri" w:cs="Calibri"/>
+                <w:color w:val="000000"/>
+                <w:lang w:val="en-US" w:eastAsia="es-VE"/>
+              </w:rPr>
+              <w:t>Lighting</w:t>
+            </w:r>
+          </w:p>
+        </w:tc>
+      </w:tr>
+      <w:tr>
+        <w:trPr>
+          <w:trHeight w:val="300"/>
+        </w:trPr>
+        <w:tc>
+          <w:tcPr>
+            <w:cnfStyle w:val="001000000000" w:firstRow="0" w:lastRow="0" w:firstColumn="1" w:lastColumn="0" w:oddVBand="0" w:evenVBand="0" w:oddHBand="0" w:evenHBand="0" w:firstRowFirstColumn="0" w:firstRowLastColumn="0" w:lastRowFirstColumn="0" w:lastRowLastColumn="0"/>
+            <w:tcW w:w="1838" w:type="dxa"/>
+            <w:noWrap/>
+            <w:hideMark/>
+          </w:tcPr>
+          <w:p>
+            <w:pPr>
+              <w:rPr>
+                <w:rFonts w:ascii="Calibri" w:eastAsia="Times New Roman" w:hAnsi="Calibri" w:cs="Calibri"/>
+                <w:color w:val="000000"/>
+                <w:lang w:val="en-US" w:eastAsia="es-VE"/>
+              </w:rPr>
+            </w:pPr>
+            <w:r>
+              <w:rPr>
+                <w:rFonts w:ascii="Calibri" w:eastAsia="Times New Roman" w:hAnsi="Calibri" w:cs="Calibri"/>
+                <w:color w:val="000000"/>
+                <w:lang w:val="en-US" w:eastAsia="es-VE"/>
+              </w:rPr>
+              <w:t>Home Decor</w:t>
+            </w:r>
+          </w:p>
+        </w:tc>
+        <w:tc>
+          <w:tcPr>
+            <w:tcW w:w="2126" w:type="dxa"/>
+            <w:noWrap/>
+            <w:hideMark/>
+          </w:tcPr>
+          <w:p>
+            <w:pPr>
+              <w:cnfStyle w:val="000000000000" w:firstRow="0" w:lastRow="0" w:firstColumn="0" w:lastColumn="0" w:oddVBand="0" w:evenVBand="0" w:oddHBand="0" w:evenHBand="0" w:firstRowFirstColumn="0" w:firstRowLastColumn="0" w:lastRowFirstColumn="0" w:lastRowLastColumn="0"/>
+              <w:rPr>
+                <w:rFonts w:ascii="Calibri" w:eastAsia="Times New Roman" w:hAnsi="Calibri" w:cs="Calibri"/>
+                <w:color w:val="000000"/>
+                <w:lang w:val="en-US" w:eastAsia="es-VE"/>
+              </w:rPr>
+            </w:pPr>
+            <w:r>
+              <w:rPr>
+                <w:rFonts w:ascii="Calibri" w:eastAsia="Times New Roman" w:hAnsi="Calibri" w:cs="Calibri"/>
+                <w:color w:val="000000"/>
+                <w:lang w:val="en-US" w:eastAsia="es-VE"/>
+              </w:rPr>
+              <w:t>Tools</w:t>
+            </w:r>
+          </w:p>
+        </w:tc>
+      </w:tr>
+    </w:tbl>
+    <w:p/>
     <w:p/>
     <w:p/>
     <w:p>
@@ -27762,6 +27987,1166 @@
       </w:tr>
     </w:tbl>
     <w:p/>
+    <w:p>
+      <w:r>
+        <w:br w:type="page"/>
+      </w:r>
+    </w:p>
+    <w:p>
+      <w:pPr>
+        <w:pStyle w:val="Ttulo2"/>
+      </w:pPr>
+      <w:r>
+        <w:lastRenderedPageBreak/>
+        <w:t>Locaciones</w:t>
+      </w:r>
+    </w:p>
+    <w:p>
+      <w:pPr>
+        <w:jc w:val="both"/>
+      </w:pPr>
+      <w:r>
+        <w:t>En la BD l</w:t>
+      </w:r>
+      <w:r>
+        <w:t xml:space="preserve">os siguientes estados </w:t>
+      </w:r>
+      <w:r>
+        <w:t>tienen algunas entradas que no tienen país asociado a pesar de que deberían tenerlo.</w:t>
+      </w:r>
+    </w:p>
+    <w:tbl>
+      <w:tblPr>
+        <w:tblStyle w:val="Tablaconcuadrcula1clara"/>
+        <w:tblW w:w="1839" w:type="dxa"/>
+        <w:tblLook w:val="04A0" w:firstRow="1" w:lastRow="0" w:firstColumn="1" w:lastColumn="0" w:noHBand="0" w:noVBand="1"/>
+      </w:tblPr>
+      <w:tblGrid>
+        <w:gridCol w:w="1839"/>
+      </w:tblGrid>
+      <w:tr>
+        <w:trPr>
+          <w:cnfStyle w:val="100000000000" w:firstRow="1" w:lastRow="0" w:firstColumn="0" w:lastColumn="0" w:oddVBand="0" w:evenVBand="0" w:oddHBand="0" w:evenHBand="0" w:firstRowFirstColumn="0" w:firstRowLastColumn="0" w:lastRowFirstColumn="0" w:lastRowLastColumn="0"/>
+          <w:trHeight w:val="300"/>
+        </w:trPr>
+        <w:tc>
+          <w:tcPr>
+            <w:cnfStyle w:val="001000000000" w:firstRow="0" w:lastRow="0" w:firstColumn="1" w:lastColumn="0" w:oddVBand="0" w:evenVBand="0" w:oddHBand="0" w:evenHBand="0" w:firstRowFirstColumn="0" w:firstRowLastColumn="0" w:lastRowFirstColumn="0" w:lastRowLastColumn="0"/>
+            <w:tcW w:w="1839" w:type="dxa"/>
+            <w:noWrap/>
+            <w:hideMark/>
+          </w:tcPr>
+          <w:p>
+            <w:pPr>
+              <w:rPr>
+                <w:rFonts w:ascii="Calibri" w:eastAsia="Times New Roman" w:hAnsi="Calibri" w:cs="Calibri"/>
+                <w:color w:val="000000"/>
+                <w:sz w:val="20"/>
+                <w:szCs w:val="20"/>
+                <w:lang w:val="en-US" w:eastAsia="es-VE"/>
+              </w:rPr>
+            </w:pPr>
+            <w:r>
+              <w:rPr>
+                <w:rFonts w:ascii="Calibri" w:eastAsia="Times New Roman" w:hAnsi="Calibri" w:cs="Calibri"/>
+                <w:color w:val="000000"/>
+                <w:sz w:val="20"/>
+                <w:szCs w:val="20"/>
+                <w:lang w:val="en-US" w:eastAsia="es-VE"/>
+              </w:rPr>
+              <w:t>State</w:t>
+            </w:r>
+          </w:p>
+        </w:tc>
+      </w:tr>
+      <w:tr>
+        <w:trPr>
+          <w:trHeight w:val="300"/>
+        </w:trPr>
+        <w:tc>
+          <w:tcPr>
+            <w:cnfStyle w:val="001000000000" w:firstRow="0" w:lastRow="0" w:firstColumn="1" w:lastColumn="0" w:oddVBand="0" w:evenVBand="0" w:oddHBand="0" w:evenHBand="0" w:firstRowFirstColumn="0" w:firstRowLastColumn="0" w:lastRowFirstColumn="0" w:lastRowLastColumn="0"/>
+            <w:tcW w:w="1839" w:type="dxa"/>
+            <w:noWrap/>
+          </w:tcPr>
+          <w:p>
+            <w:pPr>
+              <w:rPr>
+                <w:rFonts w:ascii="Calibri" w:eastAsia="Times New Roman" w:hAnsi="Calibri" w:cs="Calibri"/>
+                <w:color w:val="000000"/>
+                <w:sz w:val="18"/>
+                <w:szCs w:val="18"/>
+                <w:lang w:val="en-US" w:eastAsia="es-VE"/>
+              </w:rPr>
+            </w:pPr>
+            <w:r>
+              <w:rPr>
+                <w:rFonts w:ascii="Calibri" w:eastAsia="Times New Roman" w:hAnsi="Calibri" w:cs="Calibri"/>
+                <w:color w:val="000000"/>
+                <w:sz w:val="18"/>
+                <w:szCs w:val="18"/>
+                <w:lang w:val="en-US" w:eastAsia="es-VE"/>
+              </w:rPr>
+              <w:t>Alaska</w:t>
+            </w:r>
+          </w:p>
+        </w:tc>
+      </w:tr>
+      <w:tr>
+        <w:trPr>
+          <w:trHeight w:val="300"/>
+        </w:trPr>
+        <w:tc>
+          <w:tcPr>
+            <w:cnfStyle w:val="001000000000" w:firstRow="0" w:lastRow="0" w:firstColumn="1" w:lastColumn="0" w:oddVBand="0" w:evenVBand="0" w:oddHBand="0" w:evenHBand="0" w:firstRowFirstColumn="0" w:firstRowLastColumn="0" w:lastRowFirstColumn="0" w:lastRowLastColumn="0"/>
+            <w:tcW w:w="1839" w:type="dxa"/>
+            <w:noWrap/>
+            <w:hideMark/>
+          </w:tcPr>
+          <w:p>
+            <w:pPr>
+              <w:rPr>
+                <w:rFonts w:ascii="Calibri" w:eastAsia="Times New Roman" w:hAnsi="Calibri" w:cs="Calibri"/>
+                <w:color w:val="000000"/>
+                <w:sz w:val="18"/>
+                <w:szCs w:val="18"/>
+                <w:lang w:val="en-US" w:eastAsia="es-VE"/>
+              </w:rPr>
+            </w:pPr>
+            <w:r>
+              <w:rPr>
+                <w:rFonts w:ascii="Calibri" w:eastAsia="Times New Roman" w:hAnsi="Calibri" w:cs="Calibri"/>
+                <w:color w:val="000000"/>
+                <w:sz w:val="18"/>
+                <w:szCs w:val="18"/>
+                <w:lang w:val="en-US" w:eastAsia="es-VE"/>
+              </w:rPr>
+              <w:t>Arkansas</w:t>
+            </w:r>
+          </w:p>
+        </w:tc>
+      </w:tr>
+      <w:tr>
+        <w:trPr>
+          <w:trHeight w:val="300"/>
+        </w:trPr>
+        <w:tc>
+          <w:tcPr>
+            <w:cnfStyle w:val="001000000000" w:firstRow="0" w:lastRow="0" w:firstColumn="1" w:lastColumn="0" w:oddVBand="0" w:evenVBand="0" w:oddHBand="0" w:evenHBand="0" w:firstRowFirstColumn="0" w:firstRowLastColumn="0" w:lastRowFirstColumn="0" w:lastRowLastColumn="0"/>
+            <w:tcW w:w="1839" w:type="dxa"/>
+            <w:noWrap/>
+            <w:hideMark/>
+          </w:tcPr>
+          <w:p>
+            <w:pPr>
+              <w:rPr>
+                <w:rFonts w:ascii="Calibri" w:eastAsia="Times New Roman" w:hAnsi="Calibri" w:cs="Calibri"/>
+                <w:color w:val="000000"/>
+                <w:sz w:val="18"/>
+                <w:szCs w:val="18"/>
+                <w:lang w:val="en-US" w:eastAsia="es-VE"/>
+              </w:rPr>
+            </w:pPr>
+            <w:r>
+              <w:rPr>
+                <w:rFonts w:ascii="Calibri" w:eastAsia="Times New Roman" w:hAnsi="Calibri" w:cs="Calibri"/>
+                <w:color w:val="000000"/>
+                <w:sz w:val="18"/>
+                <w:szCs w:val="18"/>
+                <w:lang w:val="en-US" w:eastAsia="es-VE"/>
+              </w:rPr>
+              <w:t>Berlin</w:t>
+            </w:r>
+          </w:p>
+        </w:tc>
+      </w:tr>
+      <w:tr>
+        <w:trPr>
+          <w:trHeight w:val="300"/>
+        </w:trPr>
+        <w:tc>
+          <w:tcPr>
+            <w:cnfStyle w:val="001000000000" w:firstRow="0" w:lastRow="0" w:firstColumn="1" w:lastColumn="0" w:oddVBand="0" w:evenVBand="0" w:oddHBand="0" w:evenHBand="0" w:firstRowFirstColumn="0" w:firstRowLastColumn="0" w:lastRowFirstColumn="0" w:lastRowLastColumn="0"/>
+            <w:tcW w:w="1839" w:type="dxa"/>
+            <w:noWrap/>
+            <w:hideMark/>
+          </w:tcPr>
+          <w:p>
+            <w:pPr>
+              <w:rPr>
+                <w:rFonts w:ascii="Calibri" w:eastAsia="Times New Roman" w:hAnsi="Calibri" w:cs="Calibri"/>
+                <w:color w:val="000000"/>
+                <w:sz w:val="18"/>
+                <w:szCs w:val="18"/>
+                <w:lang w:val="en-US" w:eastAsia="es-VE"/>
+              </w:rPr>
+            </w:pPr>
+            <w:r>
+              <w:rPr>
+                <w:rFonts w:ascii="Calibri" w:eastAsia="Times New Roman" w:hAnsi="Calibri" w:cs="Calibri"/>
+                <w:color w:val="000000"/>
+                <w:sz w:val="18"/>
+                <w:szCs w:val="18"/>
+                <w:lang w:val="en-US" w:eastAsia="es-VE"/>
+              </w:rPr>
+              <w:t>Colorado</w:t>
+            </w:r>
+          </w:p>
+        </w:tc>
+      </w:tr>
+      <w:tr>
+        <w:trPr>
+          <w:trHeight w:val="300"/>
+        </w:trPr>
+        <w:tc>
+          <w:tcPr>
+            <w:cnfStyle w:val="001000000000" w:firstRow="0" w:lastRow="0" w:firstColumn="1" w:lastColumn="0" w:oddVBand="0" w:evenVBand="0" w:oddHBand="0" w:evenHBand="0" w:firstRowFirstColumn="0" w:firstRowLastColumn="0" w:lastRowFirstColumn="0" w:lastRowLastColumn="0"/>
+            <w:tcW w:w="1839" w:type="dxa"/>
+            <w:noWrap/>
+            <w:hideMark/>
+          </w:tcPr>
+          <w:p>
+            <w:pPr>
+              <w:rPr>
+                <w:rFonts w:ascii="Calibri" w:eastAsia="Times New Roman" w:hAnsi="Calibri" w:cs="Calibri"/>
+                <w:color w:val="000000"/>
+                <w:sz w:val="18"/>
+                <w:szCs w:val="18"/>
+                <w:lang w:val="en-US" w:eastAsia="es-VE"/>
+              </w:rPr>
+            </w:pPr>
+            <w:r>
+              <w:rPr>
+                <w:rFonts w:ascii="Calibri" w:eastAsia="Times New Roman" w:hAnsi="Calibri" w:cs="Calibri"/>
+                <w:color w:val="000000"/>
+                <w:sz w:val="18"/>
+                <w:szCs w:val="18"/>
+                <w:lang w:val="en-US" w:eastAsia="es-VE"/>
+              </w:rPr>
+              <w:t>Connecticut</w:t>
+            </w:r>
+          </w:p>
+        </w:tc>
+      </w:tr>
+      <w:tr>
+        <w:trPr>
+          <w:trHeight w:val="300"/>
+        </w:trPr>
+        <w:tc>
+          <w:tcPr>
+            <w:cnfStyle w:val="001000000000" w:firstRow="0" w:lastRow="0" w:firstColumn="1" w:lastColumn="0" w:oddVBand="0" w:evenVBand="0" w:oddHBand="0" w:evenHBand="0" w:firstRowFirstColumn="0" w:firstRowLastColumn="0" w:lastRowFirstColumn="0" w:lastRowLastColumn="0"/>
+            <w:tcW w:w="1839" w:type="dxa"/>
+            <w:noWrap/>
+            <w:hideMark/>
+          </w:tcPr>
+          <w:p>
+            <w:pPr>
+              <w:rPr>
+                <w:rFonts w:ascii="Calibri" w:eastAsia="Times New Roman" w:hAnsi="Calibri" w:cs="Calibri"/>
+                <w:color w:val="000000"/>
+                <w:sz w:val="18"/>
+                <w:szCs w:val="18"/>
+                <w:lang w:val="en-US" w:eastAsia="es-VE"/>
+              </w:rPr>
+            </w:pPr>
+            <w:r>
+              <w:rPr>
+                <w:rFonts w:ascii="Calibri" w:eastAsia="Times New Roman" w:hAnsi="Calibri" w:cs="Calibri"/>
+                <w:color w:val="000000"/>
+                <w:sz w:val="18"/>
+                <w:szCs w:val="18"/>
+                <w:lang w:val="en-US" w:eastAsia="es-VE"/>
+              </w:rPr>
+              <w:t>England</w:t>
+            </w:r>
+          </w:p>
+        </w:tc>
+      </w:tr>
+      <w:tr>
+        <w:trPr>
+          <w:trHeight w:val="300"/>
+        </w:trPr>
+        <w:tc>
+          <w:tcPr>
+            <w:cnfStyle w:val="001000000000" w:firstRow="0" w:lastRow="0" w:firstColumn="1" w:lastColumn="0" w:oddVBand="0" w:evenVBand="0" w:oddHBand="0" w:evenHBand="0" w:firstRowFirstColumn="0" w:firstRowLastColumn="0" w:lastRowFirstColumn="0" w:lastRowLastColumn="0"/>
+            <w:tcW w:w="1839" w:type="dxa"/>
+            <w:noWrap/>
+            <w:hideMark/>
+          </w:tcPr>
+          <w:p>
+            <w:pPr>
+              <w:rPr>
+                <w:rFonts w:ascii="Calibri" w:eastAsia="Times New Roman" w:hAnsi="Calibri" w:cs="Calibri"/>
+                <w:color w:val="000000"/>
+                <w:sz w:val="18"/>
+                <w:szCs w:val="18"/>
+                <w:lang w:val="en-US" w:eastAsia="es-VE"/>
+              </w:rPr>
+            </w:pPr>
+            <w:r>
+              <w:rPr>
+                <w:rFonts w:ascii="Calibri" w:eastAsia="Times New Roman" w:hAnsi="Calibri" w:cs="Calibri"/>
+                <w:color w:val="000000"/>
+                <w:sz w:val="18"/>
+                <w:szCs w:val="18"/>
+                <w:lang w:val="en-US" w:eastAsia="es-VE"/>
+              </w:rPr>
+              <w:t>Georgia</w:t>
+            </w:r>
+          </w:p>
+        </w:tc>
+      </w:tr>
+      <w:tr>
+        <w:trPr>
+          <w:trHeight w:val="300"/>
+        </w:trPr>
+        <w:tc>
+          <w:tcPr>
+            <w:cnfStyle w:val="001000000000" w:firstRow="0" w:lastRow="0" w:firstColumn="1" w:lastColumn="0" w:oddVBand="0" w:evenVBand="0" w:oddHBand="0" w:evenHBand="0" w:firstRowFirstColumn="0" w:firstRowLastColumn="0" w:lastRowFirstColumn="0" w:lastRowLastColumn="0"/>
+            <w:tcW w:w="1839" w:type="dxa"/>
+            <w:noWrap/>
+            <w:hideMark/>
+          </w:tcPr>
+          <w:p>
+            <w:pPr>
+              <w:rPr>
+                <w:rFonts w:ascii="Calibri" w:eastAsia="Times New Roman" w:hAnsi="Calibri" w:cs="Calibri"/>
+                <w:color w:val="000000"/>
+                <w:sz w:val="18"/>
+                <w:szCs w:val="18"/>
+                <w:lang w:val="en-US" w:eastAsia="es-VE"/>
+              </w:rPr>
+            </w:pPr>
+            <w:r>
+              <w:rPr>
+                <w:rFonts w:ascii="Calibri" w:eastAsia="Times New Roman" w:hAnsi="Calibri" w:cs="Calibri"/>
+                <w:color w:val="000000"/>
+                <w:sz w:val="18"/>
+                <w:szCs w:val="18"/>
+                <w:lang w:val="en-US" w:eastAsia="es-VE"/>
+              </w:rPr>
+              <w:t>Idaho</w:t>
+            </w:r>
+          </w:p>
+        </w:tc>
+      </w:tr>
+      <w:tr>
+        <w:trPr>
+          <w:trHeight w:val="300"/>
+        </w:trPr>
+        <w:tc>
+          <w:tcPr>
+            <w:cnfStyle w:val="001000000000" w:firstRow="0" w:lastRow="0" w:firstColumn="1" w:lastColumn="0" w:oddVBand="0" w:evenVBand="0" w:oddHBand="0" w:evenHBand="0" w:firstRowFirstColumn="0" w:firstRowLastColumn="0" w:lastRowFirstColumn="0" w:lastRowLastColumn="0"/>
+            <w:tcW w:w="1839" w:type="dxa"/>
+            <w:noWrap/>
+            <w:hideMark/>
+          </w:tcPr>
+          <w:p>
+            <w:pPr>
+              <w:rPr>
+                <w:rFonts w:ascii="Calibri" w:eastAsia="Times New Roman" w:hAnsi="Calibri" w:cs="Calibri"/>
+                <w:color w:val="000000"/>
+                <w:sz w:val="18"/>
+                <w:szCs w:val="18"/>
+                <w:lang w:val="en-US" w:eastAsia="es-VE"/>
+              </w:rPr>
+            </w:pPr>
+            <w:r>
+              <w:rPr>
+                <w:rFonts w:ascii="Calibri" w:eastAsia="Times New Roman" w:hAnsi="Calibri" w:cs="Calibri"/>
+                <w:color w:val="000000"/>
+                <w:sz w:val="18"/>
+                <w:szCs w:val="18"/>
+                <w:lang w:val="en-US" w:eastAsia="es-VE"/>
+              </w:rPr>
+              <w:t>Iowa</w:t>
+            </w:r>
+          </w:p>
+        </w:tc>
+      </w:tr>
+      <w:tr>
+        <w:trPr>
+          <w:trHeight w:val="300"/>
+        </w:trPr>
+        <w:tc>
+          <w:tcPr>
+            <w:cnfStyle w:val="001000000000" w:firstRow="0" w:lastRow="0" w:firstColumn="1" w:lastColumn="0" w:oddVBand="0" w:evenVBand="0" w:oddHBand="0" w:evenHBand="0" w:firstRowFirstColumn="0" w:firstRowLastColumn="0" w:lastRowFirstColumn="0" w:lastRowLastColumn="0"/>
+            <w:tcW w:w="1839" w:type="dxa"/>
+            <w:noWrap/>
+            <w:hideMark/>
+          </w:tcPr>
+          <w:p>
+            <w:pPr>
+              <w:rPr>
+                <w:rFonts w:ascii="Calibri" w:eastAsia="Times New Roman" w:hAnsi="Calibri" w:cs="Calibri"/>
+                <w:color w:val="000000"/>
+                <w:sz w:val="18"/>
+                <w:szCs w:val="18"/>
+                <w:lang w:val="en-US" w:eastAsia="es-VE"/>
+              </w:rPr>
+            </w:pPr>
+            <w:r>
+              <w:rPr>
+                <w:rFonts w:ascii="Calibri" w:eastAsia="Times New Roman" w:hAnsi="Calibri" w:cs="Calibri"/>
+                <w:color w:val="000000"/>
+                <w:sz w:val="18"/>
+                <w:szCs w:val="18"/>
+                <w:lang w:val="en-US" w:eastAsia="es-VE"/>
+              </w:rPr>
+              <w:t>Kentucky</w:t>
+            </w:r>
+          </w:p>
+        </w:tc>
+      </w:tr>
+      <w:tr>
+        <w:trPr>
+          <w:trHeight w:val="300"/>
+        </w:trPr>
+        <w:tc>
+          <w:tcPr>
+            <w:cnfStyle w:val="001000000000" w:firstRow="0" w:lastRow="0" w:firstColumn="1" w:lastColumn="0" w:oddVBand="0" w:evenVBand="0" w:oddHBand="0" w:evenHBand="0" w:firstRowFirstColumn="0" w:firstRowLastColumn="0" w:lastRowFirstColumn="0" w:lastRowLastColumn="0"/>
+            <w:tcW w:w="1839" w:type="dxa"/>
+            <w:noWrap/>
+            <w:hideMark/>
+          </w:tcPr>
+          <w:p>
+            <w:pPr>
+              <w:rPr>
+                <w:rFonts w:ascii="Calibri" w:eastAsia="Times New Roman" w:hAnsi="Calibri" w:cs="Calibri"/>
+                <w:color w:val="000000"/>
+                <w:sz w:val="18"/>
+                <w:szCs w:val="18"/>
+                <w:lang w:val="en-US" w:eastAsia="es-VE"/>
+              </w:rPr>
+            </w:pPr>
+            <w:r>
+              <w:rPr>
+                <w:rFonts w:ascii="Calibri" w:eastAsia="Times New Roman" w:hAnsi="Calibri" w:cs="Calibri"/>
+                <w:color w:val="000000"/>
+                <w:sz w:val="18"/>
+                <w:szCs w:val="18"/>
+                <w:lang w:val="en-US" w:eastAsia="es-VE"/>
+              </w:rPr>
+              <w:t>Maine</w:t>
+            </w:r>
+          </w:p>
+        </w:tc>
+      </w:tr>
+      <w:tr>
+        <w:trPr>
+          <w:trHeight w:val="300"/>
+        </w:trPr>
+        <w:tc>
+          <w:tcPr>
+            <w:cnfStyle w:val="001000000000" w:firstRow="0" w:lastRow="0" w:firstColumn="1" w:lastColumn="0" w:oddVBand="0" w:evenVBand="0" w:oddHBand="0" w:evenHBand="0" w:firstRowFirstColumn="0" w:firstRowLastColumn="0" w:lastRowFirstColumn="0" w:lastRowLastColumn="0"/>
+            <w:tcW w:w="1839" w:type="dxa"/>
+            <w:noWrap/>
+            <w:hideMark/>
+          </w:tcPr>
+          <w:p>
+            <w:pPr>
+              <w:rPr>
+                <w:rFonts w:ascii="Calibri" w:eastAsia="Times New Roman" w:hAnsi="Calibri" w:cs="Calibri"/>
+                <w:color w:val="000000"/>
+                <w:sz w:val="18"/>
+                <w:szCs w:val="18"/>
+                <w:lang w:val="en-US" w:eastAsia="es-VE"/>
+              </w:rPr>
+            </w:pPr>
+            <w:r>
+              <w:rPr>
+                <w:rFonts w:ascii="Calibri" w:eastAsia="Times New Roman" w:hAnsi="Calibri" w:cs="Calibri"/>
+                <w:color w:val="000000"/>
+                <w:sz w:val="18"/>
+                <w:szCs w:val="18"/>
+                <w:lang w:val="en-US" w:eastAsia="es-VE"/>
+              </w:rPr>
+              <w:t>Maryland</w:t>
+            </w:r>
+          </w:p>
+        </w:tc>
+      </w:tr>
+      <w:tr>
+        <w:trPr>
+          <w:trHeight w:val="300"/>
+        </w:trPr>
+        <w:tc>
+          <w:tcPr>
+            <w:cnfStyle w:val="001000000000" w:firstRow="0" w:lastRow="0" w:firstColumn="1" w:lastColumn="0" w:oddVBand="0" w:evenVBand="0" w:oddHBand="0" w:evenHBand="0" w:firstRowFirstColumn="0" w:firstRowLastColumn="0" w:lastRowFirstColumn="0" w:lastRowLastColumn="0"/>
+            <w:tcW w:w="1839" w:type="dxa"/>
+            <w:noWrap/>
+            <w:hideMark/>
+          </w:tcPr>
+          <w:p>
+            <w:pPr>
+              <w:rPr>
+                <w:rFonts w:ascii="Calibri" w:eastAsia="Times New Roman" w:hAnsi="Calibri" w:cs="Calibri"/>
+                <w:color w:val="000000"/>
+                <w:sz w:val="18"/>
+                <w:szCs w:val="18"/>
+                <w:lang w:val="en-US" w:eastAsia="es-VE"/>
+              </w:rPr>
+            </w:pPr>
+            <w:r>
+              <w:rPr>
+                <w:rFonts w:ascii="Calibri" w:eastAsia="Times New Roman" w:hAnsi="Calibri" w:cs="Calibri"/>
+                <w:color w:val="000000"/>
+                <w:sz w:val="18"/>
+                <w:szCs w:val="18"/>
+                <w:lang w:val="en-US" w:eastAsia="es-VE"/>
+              </w:rPr>
+              <w:t>Michigan</w:t>
+            </w:r>
+          </w:p>
+        </w:tc>
+      </w:tr>
+      <w:tr>
+        <w:trPr>
+          <w:trHeight w:val="300"/>
+        </w:trPr>
+        <w:tc>
+          <w:tcPr>
+            <w:cnfStyle w:val="001000000000" w:firstRow="0" w:lastRow="0" w:firstColumn="1" w:lastColumn="0" w:oddVBand="0" w:evenVBand="0" w:oddHBand="0" w:evenHBand="0" w:firstRowFirstColumn="0" w:firstRowLastColumn="0" w:lastRowFirstColumn="0" w:lastRowLastColumn="0"/>
+            <w:tcW w:w="1839" w:type="dxa"/>
+            <w:noWrap/>
+            <w:hideMark/>
+          </w:tcPr>
+          <w:p>
+            <w:pPr>
+              <w:rPr>
+                <w:rFonts w:ascii="Calibri" w:eastAsia="Times New Roman" w:hAnsi="Calibri" w:cs="Calibri"/>
+                <w:color w:val="000000"/>
+                <w:sz w:val="18"/>
+                <w:szCs w:val="18"/>
+                <w:lang w:val="en-US" w:eastAsia="es-VE"/>
+              </w:rPr>
+            </w:pPr>
+            <w:r>
+              <w:rPr>
+                <w:rFonts w:ascii="Calibri" w:eastAsia="Times New Roman" w:hAnsi="Calibri" w:cs="Calibri"/>
+                <w:color w:val="000000"/>
+                <w:sz w:val="18"/>
+                <w:szCs w:val="18"/>
+                <w:lang w:val="en-US" w:eastAsia="es-VE"/>
+              </w:rPr>
+              <w:t>Minnesota</w:t>
+            </w:r>
+          </w:p>
+        </w:tc>
+      </w:tr>
+      <w:tr>
+        <w:trPr>
+          <w:trHeight w:val="300"/>
+        </w:trPr>
+        <w:tc>
+          <w:tcPr>
+            <w:cnfStyle w:val="001000000000" w:firstRow="0" w:lastRow="0" w:firstColumn="1" w:lastColumn="0" w:oddVBand="0" w:evenVBand="0" w:oddHBand="0" w:evenHBand="0" w:firstRowFirstColumn="0" w:firstRowLastColumn="0" w:lastRowFirstColumn="0" w:lastRowLastColumn="0"/>
+            <w:tcW w:w="1839" w:type="dxa"/>
+            <w:noWrap/>
+            <w:hideMark/>
+          </w:tcPr>
+          <w:p>
+            <w:pPr>
+              <w:rPr>
+                <w:rFonts w:ascii="Calibri" w:eastAsia="Times New Roman" w:hAnsi="Calibri" w:cs="Calibri"/>
+                <w:color w:val="000000"/>
+                <w:sz w:val="18"/>
+                <w:szCs w:val="18"/>
+                <w:lang w:val="en-US" w:eastAsia="es-VE"/>
+              </w:rPr>
+            </w:pPr>
+            <w:r>
+              <w:rPr>
+                <w:rFonts w:ascii="Calibri" w:eastAsia="Times New Roman" w:hAnsi="Calibri" w:cs="Calibri"/>
+                <w:color w:val="000000"/>
+                <w:sz w:val="18"/>
+                <w:szCs w:val="18"/>
+                <w:lang w:val="en-US" w:eastAsia="es-VE"/>
+              </w:rPr>
+              <w:t>Mississippi</w:t>
+            </w:r>
+          </w:p>
+        </w:tc>
+      </w:tr>
+      <w:tr>
+        <w:trPr>
+          <w:trHeight w:val="300"/>
+        </w:trPr>
+        <w:tc>
+          <w:tcPr>
+            <w:cnfStyle w:val="001000000000" w:firstRow="0" w:lastRow="0" w:firstColumn="1" w:lastColumn="0" w:oddVBand="0" w:evenVBand="0" w:oddHBand="0" w:evenHBand="0" w:firstRowFirstColumn="0" w:firstRowLastColumn="0" w:lastRowFirstColumn="0" w:lastRowLastColumn="0"/>
+            <w:tcW w:w="1839" w:type="dxa"/>
+            <w:noWrap/>
+            <w:hideMark/>
+          </w:tcPr>
+          <w:p>
+            <w:pPr>
+              <w:rPr>
+                <w:rFonts w:ascii="Calibri" w:eastAsia="Times New Roman" w:hAnsi="Calibri" w:cs="Calibri"/>
+                <w:color w:val="000000"/>
+                <w:sz w:val="18"/>
+                <w:szCs w:val="18"/>
+                <w:lang w:val="en-US" w:eastAsia="es-VE"/>
+              </w:rPr>
+            </w:pPr>
+            <w:r>
+              <w:rPr>
+                <w:rFonts w:ascii="Calibri" w:eastAsia="Times New Roman" w:hAnsi="Calibri" w:cs="Calibri"/>
+                <w:color w:val="000000"/>
+                <w:sz w:val="18"/>
+                <w:szCs w:val="18"/>
+                <w:lang w:val="en-US" w:eastAsia="es-VE"/>
+              </w:rPr>
+              <w:t>Missouri</w:t>
+            </w:r>
+          </w:p>
+        </w:tc>
+      </w:tr>
+      <w:tr>
+        <w:trPr>
+          <w:trHeight w:val="300"/>
+        </w:trPr>
+        <w:tc>
+          <w:tcPr>
+            <w:cnfStyle w:val="001000000000" w:firstRow="0" w:lastRow="0" w:firstColumn="1" w:lastColumn="0" w:oddVBand="0" w:evenVBand="0" w:oddHBand="0" w:evenHBand="0" w:firstRowFirstColumn="0" w:firstRowLastColumn="0" w:lastRowFirstColumn="0" w:lastRowLastColumn="0"/>
+            <w:tcW w:w="1839" w:type="dxa"/>
+            <w:noWrap/>
+            <w:hideMark/>
+          </w:tcPr>
+          <w:p>
+            <w:pPr>
+              <w:rPr>
+                <w:rFonts w:ascii="Calibri" w:eastAsia="Times New Roman" w:hAnsi="Calibri" w:cs="Calibri"/>
+                <w:color w:val="000000"/>
+                <w:sz w:val="18"/>
+                <w:szCs w:val="18"/>
+                <w:lang w:val="en-US" w:eastAsia="es-VE"/>
+              </w:rPr>
+            </w:pPr>
+            <w:r>
+              <w:rPr>
+                <w:rFonts w:ascii="Calibri" w:eastAsia="Times New Roman" w:hAnsi="Calibri" w:cs="Calibri"/>
+                <w:color w:val="000000"/>
+                <w:sz w:val="18"/>
+                <w:szCs w:val="18"/>
+                <w:lang w:val="en-US" w:eastAsia="es-VE"/>
+              </w:rPr>
+              <w:t>Montana</w:t>
+            </w:r>
+          </w:p>
+        </w:tc>
+      </w:tr>
+      <w:tr>
+        <w:trPr>
+          <w:trHeight w:val="300"/>
+        </w:trPr>
+        <w:tc>
+          <w:tcPr>
+            <w:cnfStyle w:val="001000000000" w:firstRow="0" w:lastRow="0" w:firstColumn="1" w:lastColumn="0" w:oddVBand="0" w:evenVBand="0" w:oddHBand="0" w:evenHBand="0" w:firstRowFirstColumn="0" w:firstRowLastColumn="0" w:lastRowFirstColumn="0" w:lastRowLastColumn="0"/>
+            <w:tcW w:w="1839" w:type="dxa"/>
+            <w:noWrap/>
+            <w:hideMark/>
+          </w:tcPr>
+          <w:p>
+            <w:pPr>
+              <w:rPr>
+                <w:rFonts w:ascii="Calibri" w:eastAsia="Times New Roman" w:hAnsi="Calibri" w:cs="Calibri"/>
+                <w:color w:val="000000"/>
+                <w:sz w:val="18"/>
+                <w:szCs w:val="18"/>
+                <w:lang w:val="en-US" w:eastAsia="es-VE"/>
+              </w:rPr>
+            </w:pPr>
+            <w:r>
+              <w:rPr>
+                <w:rFonts w:ascii="Calibri" w:eastAsia="Times New Roman" w:hAnsi="Calibri" w:cs="Calibri"/>
+                <w:color w:val="000000"/>
+                <w:sz w:val="18"/>
+                <w:szCs w:val="18"/>
+                <w:lang w:val="en-US" w:eastAsia="es-VE"/>
+              </w:rPr>
+              <w:t>New Hampshire</w:t>
+            </w:r>
+          </w:p>
+        </w:tc>
+      </w:tr>
+      <w:tr>
+        <w:trPr>
+          <w:trHeight w:val="300"/>
+        </w:trPr>
+        <w:tc>
+          <w:tcPr>
+            <w:cnfStyle w:val="001000000000" w:firstRow="0" w:lastRow="0" w:firstColumn="1" w:lastColumn="0" w:oddVBand="0" w:evenVBand="0" w:oddHBand="0" w:evenHBand="0" w:firstRowFirstColumn="0" w:firstRowLastColumn="0" w:lastRowFirstColumn="0" w:lastRowLastColumn="0"/>
+            <w:tcW w:w="1839" w:type="dxa"/>
+            <w:noWrap/>
+            <w:hideMark/>
+          </w:tcPr>
+          <w:p>
+            <w:pPr>
+              <w:rPr>
+                <w:rFonts w:ascii="Calibri" w:eastAsia="Times New Roman" w:hAnsi="Calibri" w:cs="Calibri"/>
+                <w:color w:val="000000"/>
+                <w:sz w:val="18"/>
+                <w:szCs w:val="18"/>
+                <w:lang w:val="en-US" w:eastAsia="es-VE"/>
+              </w:rPr>
+            </w:pPr>
+            <w:r>
+              <w:rPr>
+                <w:rFonts w:ascii="Calibri" w:eastAsia="Times New Roman" w:hAnsi="Calibri" w:cs="Calibri"/>
+                <w:color w:val="000000"/>
+                <w:sz w:val="18"/>
+                <w:szCs w:val="18"/>
+                <w:lang w:val="en-US" w:eastAsia="es-VE"/>
+              </w:rPr>
+              <w:t>New Jersey</w:t>
+            </w:r>
+          </w:p>
+        </w:tc>
+      </w:tr>
+      <w:tr>
+        <w:trPr>
+          <w:trHeight w:val="300"/>
+        </w:trPr>
+        <w:tc>
+          <w:tcPr>
+            <w:cnfStyle w:val="001000000000" w:firstRow="0" w:lastRow="0" w:firstColumn="1" w:lastColumn="0" w:oddVBand="0" w:evenVBand="0" w:oddHBand="0" w:evenHBand="0" w:firstRowFirstColumn="0" w:firstRowLastColumn="0" w:lastRowFirstColumn="0" w:lastRowLastColumn="0"/>
+            <w:tcW w:w="1839" w:type="dxa"/>
+            <w:noWrap/>
+            <w:hideMark/>
+          </w:tcPr>
+          <w:p>
+            <w:pPr>
+              <w:rPr>
+                <w:rFonts w:ascii="Calibri" w:eastAsia="Times New Roman" w:hAnsi="Calibri" w:cs="Calibri"/>
+                <w:color w:val="000000"/>
+                <w:sz w:val="18"/>
+                <w:szCs w:val="18"/>
+                <w:lang w:val="en-US" w:eastAsia="es-VE"/>
+              </w:rPr>
+            </w:pPr>
+            <w:r>
+              <w:rPr>
+                <w:rFonts w:ascii="Calibri" w:eastAsia="Times New Roman" w:hAnsi="Calibri" w:cs="Calibri"/>
+                <w:color w:val="000000"/>
+                <w:sz w:val="18"/>
+                <w:szCs w:val="18"/>
+                <w:lang w:val="en-US" w:eastAsia="es-VE"/>
+              </w:rPr>
+              <w:t>New Mexico</w:t>
+            </w:r>
+          </w:p>
+        </w:tc>
+      </w:tr>
+      <w:tr>
+        <w:trPr>
+          <w:trHeight w:val="300"/>
+        </w:trPr>
+        <w:tc>
+          <w:tcPr>
+            <w:cnfStyle w:val="001000000000" w:firstRow="0" w:lastRow="0" w:firstColumn="1" w:lastColumn="0" w:oddVBand="0" w:evenVBand="0" w:oddHBand="0" w:evenHBand="0" w:firstRowFirstColumn="0" w:firstRowLastColumn="0" w:lastRowFirstColumn="0" w:lastRowLastColumn="0"/>
+            <w:tcW w:w="1839" w:type="dxa"/>
+            <w:noWrap/>
+            <w:hideMark/>
+          </w:tcPr>
+          <w:p>
+            <w:pPr>
+              <w:rPr>
+                <w:rFonts w:ascii="Calibri" w:eastAsia="Times New Roman" w:hAnsi="Calibri" w:cs="Calibri"/>
+                <w:color w:val="000000"/>
+                <w:sz w:val="18"/>
+                <w:szCs w:val="18"/>
+                <w:lang w:val="en-US" w:eastAsia="es-VE"/>
+              </w:rPr>
+            </w:pPr>
+            <w:r>
+              <w:rPr>
+                <w:rFonts w:ascii="Calibri" w:eastAsia="Times New Roman" w:hAnsi="Calibri" w:cs="Calibri"/>
+                <w:color w:val="000000"/>
+                <w:sz w:val="18"/>
+                <w:szCs w:val="18"/>
+                <w:lang w:val="en-US" w:eastAsia="es-VE"/>
+              </w:rPr>
+              <w:t>New South Wales</w:t>
+            </w:r>
+          </w:p>
+        </w:tc>
+      </w:tr>
+      <w:tr>
+        <w:trPr>
+          <w:trHeight w:val="300"/>
+        </w:trPr>
+        <w:tc>
+          <w:tcPr>
+            <w:cnfStyle w:val="001000000000" w:firstRow="0" w:lastRow="0" w:firstColumn="1" w:lastColumn="0" w:oddVBand="0" w:evenVBand="0" w:oddHBand="0" w:evenHBand="0" w:firstRowFirstColumn="0" w:firstRowLastColumn="0" w:lastRowFirstColumn="0" w:lastRowLastColumn="0"/>
+            <w:tcW w:w="1839" w:type="dxa"/>
+            <w:noWrap/>
+            <w:hideMark/>
+          </w:tcPr>
+          <w:p>
+            <w:pPr>
+              <w:rPr>
+                <w:rFonts w:ascii="Calibri" w:eastAsia="Times New Roman" w:hAnsi="Calibri" w:cs="Calibri"/>
+                <w:color w:val="000000"/>
+                <w:sz w:val="18"/>
+                <w:szCs w:val="18"/>
+                <w:lang w:val="en-US" w:eastAsia="es-VE"/>
+              </w:rPr>
+            </w:pPr>
+            <w:r>
+              <w:rPr>
+                <w:rFonts w:ascii="Calibri" w:eastAsia="Times New Roman" w:hAnsi="Calibri" w:cs="Calibri"/>
+                <w:color w:val="000000"/>
+                <w:sz w:val="18"/>
+                <w:szCs w:val="18"/>
+                <w:lang w:val="en-US" w:eastAsia="es-VE"/>
+              </w:rPr>
+              <w:t>New York</w:t>
+            </w:r>
+          </w:p>
+        </w:tc>
+      </w:tr>
+      <w:tr>
+        <w:trPr>
+          <w:trHeight w:val="300"/>
+        </w:trPr>
+        <w:tc>
+          <w:tcPr>
+            <w:cnfStyle w:val="001000000000" w:firstRow="0" w:lastRow="0" w:firstColumn="1" w:lastColumn="0" w:oddVBand="0" w:evenVBand="0" w:oddHBand="0" w:evenHBand="0" w:firstRowFirstColumn="0" w:firstRowLastColumn="0" w:lastRowFirstColumn="0" w:lastRowLastColumn="0"/>
+            <w:tcW w:w="1839" w:type="dxa"/>
+            <w:noWrap/>
+            <w:hideMark/>
+          </w:tcPr>
+          <w:p>
+            <w:pPr>
+              <w:rPr>
+                <w:rFonts w:ascii="Calibri" w:eastAsia="Times New Roman" w:hAnsi="Calibri" w:cs="Calibri"/>
+                <w:color w:val="000000"/>
+                <w:sz w:val="18"/>
+                <w:szCs w:val="18"/>
+                <w:lang w:val="en-US" w:eastAsia="es-VE"/>
+              </w:rPr>
+            </w:pPr>
+            <w:r>
+              <w:rPr>
+                <w:rFonts w:ascii="Calibri" w:eastAsia="Times New Roman" w:hAnsi="Calibri" w:cs="Calibri"/>
+                <w:color w:val="000000"/>
+                <w:sz w:val="18"/>
+                <w:szCs w:val="18"/>
+                <w:lang w:val="en-US" w:eastAsia="es-VE"/>
+              </w:rPr>
+              <w:t>North Dakota</w:t>
+            </w:r>
+          </w:p>
+        </w:tc>
+      </w:tr>
+      <w:tr>
+        <w:trPr>
+          <w:trHeight w:val="300"/>
+        </w:trPr>
+        <w:tc>
+          <w:tcPr>
+            <w:cnfStyle w:val="001000000000" w:firstRow="0" w:lastRow="0" w:firstColumn="1" w:lastColumn="0" w:oddVBand="0" w:evenVBand="0" w:oddHBand="0" w:evenHBand="0" w:firstRowFirstColumn="0" w:firstRowLastColumn="0" w:lastRowFirstColumn="0" w:lastRowLastColumn="0"/>
+            <w:tcW w:w="1839" w:type="dxa"/>
+            <w:noWrap/>
+            <w:hideMark/>
+          </w:tcPr>
+          <w:p>
+            <w:pPr>
+              <w:rPr>
+                <w:rFonts w:ascii="Calibri" w:eastAsia="Times New Roman" w:hAnsi="Calibri" w:cs="Calibri"/>
+                <w:color w:val="000000"/>
+                <w:sz w:val="18"/>
+                <w:szCs w:val="18"/>
+                <w:lang w:val="en-US" w:eastAsia="es-VE"/>
+              </w:rPr>
+            </w:pPr>
+            <w:r>
+              <w:rPr>
+                <w:rFonts w:ascii="Calibri" w:eastAsia="Times New Roman" w:hAnsi="Calibri" w:cs="Calibri"/>
+                <w:color w:val="000000"/>
+                <w:sz w:val="18"/>
+                <w:szCs w:val="18"/>
+                <w:lang w:val="en-US" w:eastAsia="es-VE"/>
+              </w:rPr>
+              <w:t>Ohio</w:t>
+            </w:r>
+          </w:p>
+        </w:tc>
+      </w:tr>
+      <w:tr>
+        <w:trPr>
+          <w:trHeight w:val="300"/>
+        </w:trPr>
+        <w:tc>
+          <w:tcPr>
+            <w:cnfStyle w:val="001000000000" w:firstRow="0" w:lastRow="0" w:firstColumn="1" w:lastColumn="0" w:oddVBand="0" w:evenVBand="0" w:oddHBand="0" w:evenHBand="0" w:firstRowFirstColumn="0" w:firstRowLastColumn="0" w:lastRowFirstColumn="0" w:lastRowLastColumn="0"/>
+            <w:tcW w:w="1839" w:type="dxa"/>
+            <w:noWrap/>
+            <w:hideMark/>
+          </w:tcPr>
+          <w:p>
+            <w:pPr>
+              <w:rPr>
+                <w:rFonts w:ascii="Calibri" w:eastAsia="Times New Roman" w:hAnsi="Calibri" w:cs="Calibri"/>
+                <w:color w:val="000000"/>
+                <w:sz w:val="18"/>
+                <w:szCs w:val="18"/>
+                <w:lang w:val="en-US" w:eastAsia="es-VE"/>
+              </w:rPr>
+            </w:pPr>
+            <w:r>
+              <w:rPr>
+                <w:rFonts w:ascii="Calibri" w:eastAsia="Times New Roman" w:hAnsi="Calibri" w:cs="Calibri"/>
+                <w:color w:val="000000"/>
+                <w:sz w:val="18"/>
+                <w:szCs w:val="18"/>
+                <w:lang w:val="en-US" w:eastAsia="es-VE"/>
+              </w:rPr>
+              <w:t>Oklahoma</w:t>
+            </w:r>
+          </w:p>
+        </w:tc>
+      </w:tr>
+      <w:tr>
+        <w:trPr>
+          <w:trHeight w:val="300"/>
+        </w:trPr>
+        <w:tc>
+          <w:tcPr>
+            <w:cnfStyle w:val="001000000000" w:firstRow="0" w:lastRow="0" w:firstColumn="1" w:lastColumn="0" w:oddVBand="0" w:evenVBand="0" w:oddHBand="0" w:evenHBand="0" w:firstRowFirstColumn="0" w:firstRowLastColumn="0" w:lastRowFirstColumn="0" w:lastRowLastColumn="0"/>
+            <w:tcW w:w="1839" w:type="dxa"/>
+            <w:noWrap/>
+            <w:hideMark/>
+          </w:tcPr>
+          <w:p>
+            <w:pPr>
+              <w:rPr>
+                <w:rFonts w:ascii="Calibri" w:eastAsia="Times New Roman" w:hAnsi="Calibri" w:cs="Calibri"/>
+                <w:color w:val="000000"/>
+                <w:sz w:val="18"/>
+                <w:szCs w:val="18"/>
+                <w:lang w:val="en-US" w:eastAsia="es-VE"/>
+              </w:rPr>
+            </w:pPr>
+            <w:r>
+              <w:rPr>
+                <w:rFonts w:ascii="Calibri" w:eastAsia="Times New Roman" w:hAnsi="Calibri" w:cs="Calibri"/>
+                <w:color w:val="000000"/>
+                <w:sz w:val="18"/>
+                <w:szCs w:val="18"/>
+                <w:lang w:val="en-US" w:eastAsia="es-VE"/>
+              </w:rPr>
+              <w:t>Ontario</w:t>
+            </w:r>
+          </w:p>
+        </w:tc>
+      </w:tr>
+      <w:tr>
+        <w:trPr>
+          <w:trHeight w:val="300"/>
+        </w:trPr>
+        <w:tc>
+          <w:tcPr>
+            <w:cnfStyle w:val="001000000000" w:firstRow="0" w:lastRow="0" w:firstColumn="1" w:lastColumn="0" w:oddVBand="0" w:evenVBand="0" w:oddHBand="0" w:evenHBand="0" w:firstRowFirstColumn="0" w:firstRowLastColumn="0" w:lastRowFirstColumn="0" w:lastRowLastColumn="0"/>
+            <w:tcW w:w="1839" w:type="dxa"/>
+            <w:noWrap/>
+            <w:hideMark/>
+          </w:tcPr>
+          <w:p>
+            <w:pPr>
+              <w:rPr>
+                <w:rFonts w:ascii="Calibri" w:eastAsia="Times New Roman" w:hAnsi="Calibri" w:cs="Calibri"/>
+                <w:color w:val="000000"/>
+                <w:sz w:val="18"/>
+                <w:szCs w:val="18"/>
+                <w:lang w:val="en-US" w:eastAsia="es-VE"/>
+              </w:rPr>
+            </w:pPr>
+            <w:r>
+              <w:rPr>
+                <w:rFonts w:ascii="Calibri" w:eastAsia="Times New Roman" w:hAnsi="Calibri" w:cs="Calibri"/>
+                <w:color w:val="000000"/>
+                <w:sz w:val="18"/>
+                <w:szCs w:val="18"/>
+                <w:lang w:val="en-US" w:eastAsia="es-VE"/>
+              </w:rPr>
+              <w:t>Oregon</w:t>
+            </w:r>
+          </w:p>
+        </w:tc>
+      </w:tr>
+      <w:tr>
+        <w:trPr>
+          <w:trHeight w:val="300"/>
+        </w:trPr>
+        <w:tc>
+          <w:tcPr>
+            <w:cnfStyle w:val="001000000000" w:firstRow="0" w:lastRow="0" w:firstColumn="1" w:lastColumn="0" w:oddVBand="0" w:evenVBand="0" w:oddHBand="0" w:evenHBand="0" w:firstRowFirstColumn="0" w:firstRowLastColumn="0" w:lastRowFirstColumn="0" w:lastRowLastColumn="0"/>
+            <w:tcW w:w="1839" w:type="dxa"/>
+            <w:noWrap/>
+            <w:hideMark/>
+          </w:tcPr>
+          <w:p>
+            <w:pPr>
+              <w:rPr>
+                <w:rFonts w:ascii="Calibri" w:eastAsia="Times New Roman" w:hAnsi="Calibri" w:cs="Calibri"/>
+                <w:color w:val="000000"/>
+                <w:sz w:val="18"/>
+                <w:szCs w:val="18"/>
+                <w:lang w:val="en-US" w:eastAsia="es-VE"/>
+              </w:rPr>
+            </w:pPr>
+            <w:r>
+              <w:rPr>
+                <w:rFonts w:ascii="Calibri" w:eastAsia="Times New Roman" w:hAnsi="Calibri" w:cs="Calibri"/>
+                <w:color w:val="000000"/>
+                <w:sz w:val="18"/>
+                <w:szCs w:val="18"/>
+                <w:lang w:val="en-US" w:eastAsia="es-VE"/>
+              </w:rPr>
+              <w:t>Pennsylvania</w:t>
+            </w:r>
+          </w:p>
+        </w:tc>
+      </w:tr>
+      <w:tr>
+        <w:trPr>
+          <w:trHeight w:val="300"/>
+        </w:trPr>
+        <w:tc>
+          <w:tcPr>
+            <w:cnfStyle w:val="001000000000" w:firstRow="0" w:lastRow="0" w:firstColumn="1" w:lastColumn="0" w:oddVBand="0" w:evenVBand="0" w:oddHBand="0" w:evenHBand="0" w:firstRowFirstColumn="0" w:firstRowLastColumn="0" w:lastRowFirstColumn="0" w:lastRowLastColumn="0"/>
+            <w:tcW w:w="1839" w:type="dxa"/>
+            <w:noWrap/>
+            <w:hideMark/>
+          </w:tcPr>
+          <w:p>
+            <w:pPr>
+              <w:rPr>
+                <w:rFonts w:ascii="Calibri" w:eastAsia="Times New Roman" w:hAnsi="Calibri" w:cs="Calibri"/>
+                <w:color w:val="000000"/>
+                <w:sz w:val="18"/>
+                <w:szCs w:val="18"/>
+                <w:lang w:val="en-US" w:eastAsia="es-VE"/>
+              </w:rPr>
+            </w:pPr>
+            <w:r>
+              <w:rPr>
+                <w:rFonts w:ascii="Calibri" w:eastAsia="Times New Roman" w:hAnsi="Calibri" w:cs="Calibri"/>
+                <w:color w:val="000000"/>
+                <w:sz w:val="18"/>
+                <w:szCs w:val="18"/>
+                <w:lang w:val="en-US" w:eastAsia="es-VE"/>
+              </w:rPr>
+              <w:t>South Carolina</w:t>
+            </w:r>
+          </w:p>
+        </w:tc>
+      </w:tr>
+      <w:tr>
+        <w:trPr>
+          <w:trHeight w:val="300"/>
+        </w:trPr>
+        <w:tc>
+          <w:tcPr>
+            <w:cnfStyle w:val="001000000000" w:firstRow="0" w:lastRow="0" w:firstColumn="1" w:lastColumn="0" w:oddVBand="0" w:evenVBand="0" w:oddHBand="0" w:evenHBand="0" w:firstRowFirstColumn="0" w:firstRowLastColumn="0" w:lastRowFirstColumn="0" w:lastRowLastColumn="0"/>
+            <w:tcW w:w="1839" w:type="dxa"/>
+            <w:noWrap/>
+            <w:hideMark/>
+          </w:tcPr>
+          <w:p>
+            <w:pPr>
+              <w:rPr>
+                <w:rFonts w:ascii="Calibri" w:eastAsia="Times New Roman" w:hAnsi="Calibri" w:cs="Calibri"/>
+                <w:color w:val="000000"/>
+                <w:sz w:val="18"/>
+                <w:szCs w:val="18"/>
+                <w:lang w:val="en-US" w:eastAsia="es-VE"/>
+              </w:rPr>
+            </w:pPr>
+            <w:r>
+              <w:rPr>
+                <w:rFonts w:ascii="Calibri" w:eastAsia="Times New Roman" w:hAnsi="Calibri" w:cs="Calibri"/>
+                <w:color w:val="000000"/>
+                <w:sz w:val="18"/>
+                <w:szCs w:val="18"/>
+                <w:lang w:val="en-US" w:eastAsia="es-VE"/>
+              </w:rPr>
+              <w:t>Tennessee</w:t>
+            </w:r>
+          </w:p>
+        </w:tc>
+      </w:tr>
+      <w:tr>
+        <w:trPr>
+          <w:trHeight w:val="300"/>
+        </w:trPr>
+        <w:tc>
+          <w:tcPr>
+            <w:cnfStyle w:val="001000000000" w:firstRow="0" w:lastRow="0" w:firstColumn="1" w:lastColumn="0" w:oddVBand="0" w:evenVBand="0" w:oddHBand="0" w:evenHBand="0" w:firstRowFirstColumn="0" w:firstRowLastColumn="0" w:lastRowFirstColumn="0" w:lastRowLastColumn="0"/>
+            <w:tcW w:w="1839" w:type="dxa"/>
+            <w:noWrap/>
+            <w:hideMark/>
+          </w:tcPr>
+          <w:p>
+            <w:pPr>
+              <w:rPr>
+                <w:rFonts w:ascii="Calibri" w:eastAsia="Times New Roman" w:hAnsi="Calibri" w:cs="Calibri"/>
+                <w:color w:val="000000"/>
+                <w:sz w:val="18"/>
+                <w:szCs w:val="18"/>
+                <w:lang w:val="en-US" w:eastAsia="es-VE"/>
+              </w:rPr>
+            </w:pPr>
+            <w:r>
+              <w:rPr>
+                <w:rFonts w:ascii="Calibri" w:eastAsia="Times New Roman" w:hAnsi="Calibri" w:cs="Calibri"/>
+                <w:color w:val="000000"/>
+                <w:sz w:val="18"/>
+                <w:szCs w:val="18"/>
+                <w:lang w:val="en-US" w:eastAsia="es-VE"/>
+              </w:rPr>
+              <w:t>Texas</w:t>
+            </w:r>
+          </w:p>
+        </w:tc>
+      </w:tr>
+      <w:tr>
+        <w:trPr>
+          <w:trHeight w:val="300"/>
+        </w:trPr>
+        <w:tc>
+          <w:tcPr>
+            <w:cnfStyle w:val="001000000000" w:firstRow="0" w:lastRow="0" w:firstColumn="1" w:lastColumn="0" w:oddVBand="0" w:evenVBand="0" w:oddHBand="0" w:evenHBand="0" w:firstRowFirstColumn="0" w:firstRowLastColumn="0" w:lastRowFirstColumn="0" w:lastRowLastColumn="0"/>
+            <w:tcW w:w="1839" w:type="dxa"/>
+            <w:noWrap/>
+            <w:hideMark/>
+          </w:tcPr>
+          <w:p>
+            <w:pPr>
+              <w:rPr>
+                <w:rFonts w:ascii="Calibri" w:eastAsia="Times New Roman" w:hAnsi="Calibri" w:cs="Calibri"/>
+                <w:color w:val="000000"/>
+                <w:sz w:val="18"/>
+                <w:szCs w:val="18"/>
+                <w:lang w:val="en-US" w:eastAsia="es-VE"/>
+              </w:rPr>
+            </w:pPr>
+            <w:r>
+              <w:rPr>
+                <w:rFonts w:ascii="Calibri" w:eastAsia="Times New Roman" w:hAnsi="Calibri" w:cs="Calibri"/>
+                <w:color w:val="000000"/>
+                <w:sz w:val="18"/>
+                <w:szCs w:val="18"/>
+                <w:lang w:val="en-US" w:eastAsia="es-VE"/>
+              </w:rPr>
+              <w:t>West Virginia</w:t>
+            </w:r>
+          </w:p>
+        </w:tc>
+      </w:tr>
+    </w:tbl>
     <w:p/>
     <w:p/>
     <w:p/>
